--- a/shinmok1/pack/2510/H1MOGO25-10_38_SET.docx
+++ b/shinmok1/pack/2510/H1MOGO25-10_38_SET.docx
@@ -58,7 +58,7 @@
           <w:sz w:val="16"/>
           <w:u w:val="none"/>
         </w:rPr>
-        <w:t>(   )반 (   )번 이름(            )  CHECK ___/35  전용 ___/29.2점</w:t>
+        <w:t>(   )반 (   )번 이름(            )  CHECK ___/35  전용 ___/30.0점</w:t>
       </w:r>
     </w:p>
     <w:p>
@@ -1449,7 +1449,7 @@
           <w:sz w:val="18"/>
           <w:u w:val="none"/>
         </w:rPr>
-        <w:t>PART 2 · 전용문제  (선택형 8 · 서답형 2 · 29.2점)</w:t>
+        <w:t>PART 2 · 전용문제  (선택형 8 · 서답형 2 · 30.0점)</w:t>
       </w:r>
     </w:p>
     <w:p>
@@ -1474,7 +1474,25 @@
           <w:sz w:val="17"/>
           <w:u w:val="none"/>
         </w:rPr>
-        <w:t xml:space="preserve"> 다음 빈칸에 들어갈 말로 가장 적절한 것은? [2.7점]</w:t>
+        <w:t xml:space="preserve"> 다음 글에 대한 &lt;보기&gt;의 설명 중 </w:t>
+      </w:r>
+      <w:r>
+        <w:rPr>
+          <w:rFonts w:ascii="맑은 고딕" w:hAnsi="맑은 고딕" w:eastAsia="맑은 고딕"/>
+          <w:b w:val="0"/>
+          <w:sz w:val="17"/>
+          <w:u w:val="single"/>
+        </w:rPr>
+        <w:t>틀린</w:t>
+      </w:r>
+      <w:r>
+        <w:rPr>
+          <w:rFonts w:ascii="맑은 고딕" w:hAnsi="맑은 고딕" w:eastAsia="맑은 고딕"/>
+          <w:b w:val="0"/>
+          <w:sz w:val="17"/>
+          <w:u w:val="none"/>
+        </w:rPr>
+        <w:t xml:space="preserve"> 것만을 있는 대로 고른 것은? [3.3점]</w:t>
       </w:r>
     </w:p>
     <w:p>
@@ -1497,14 +1515,80 @@
           <w:sz w:val="17"/>
           <w:u w:val="none"/>
         </w:rPr>
-        <w:t>Bees always build hexagonal hives, ants march in lines, and termites move in zigzag formations. These patterns recur predictably because they are tightly programmed genetically and propelled pheromonally. We humans are more free, less tightly programmed genetically, so our social patterns can be more varied and dynamic. Every group dances a slightly different dance, and these choreographies change across generations. We still think and act in ways that are in harmony with others around us, but it is through patterns that are ______________________________.</w:t>
+        <w:t>Humans are not the most social animal. Ants, bees, and termites put humanity to shame on many metrics of sociality. A wide variety of relatives live together with perfectly harmonious behavior and collectively care for their young. (A) ________ while insect colonies are impressively social places, it’s not our kind of social life. Bees always build hexagonal hives, ants march in lines, and termites move in zigzag formations. These patterns recur predictably because they are tightly programmed genetically and ⓐ</w:t>
+      </w:r>
+      <w:r>
+        <w:rPr>
+          <w:rFonts w:ascii="맑은 고딕" w:hAnsi="맑은 고딕" w:eastAsia="맑은 고딕"/>
+          <w:b w:val="0"/>
+          <w:sz w:val="17"/>
+          <w:u w:val="single"/>
+        </w:rPr>
+        <w:t>propelled</w:t>
+      </w:r>
+      <w:r>
+        <w:rPr>
+          <w:rFonts w:ascii="맑은 고딕" w:hAnsi="맑은 고딕" w:eastAsia="맑은 고딕"/>
+          <w:b w:val="0"/>
+          <w:sz w:val="17"/>
+          <w:u w:val="none"/>
+        </w:rPr>
+        <w:t xml:space="preserve"> pheromonally. We humans are more free, less tightly programmed genetically, so our social patterns can be more ⓑ</w:t>
+      </w:r>
+      <w:r>
+        <w:rPr>
+          <w:rFonts w:ascii="맑은 고딕" w:hAnsi="맑은 고딕" w:eastAsia="맑은 고딕"/>
+          <w:b w:val="0"/>
+          <w:sz w:val="17"/>
+          <w:u w:val="single"/>
+        </w:rPr>
+        <w:t>diverse</w:t>
+      </w:r>
+      <w:r>
+        <w:rPr>
+          <w:rFonts w:ascii="맑은 고딕" w:hAnsi="맑은 고딕" w:eastAsia="맑은 고딕"/>
+          <w:b w:val="0"/>
+          <w:sz w:val="17"/>
+          <w:u w:val="none"/>
+        </w:rPr>
+        <w:t xml:space="preserve"> and dynamic. Every group dances a slightly different dance, and these choreographies change across generations. We still think and act in ways that are in harmony with others around us, but it is through patterns that are more shaped by nurture, not just nature.</w:t>
       </w:r>
     </w:p>
     <w:p>
       <w:pPr>
-        <w:spacing w:before="0" w:after="0" w:line="269" w:lineRule="auto"/>
-        <w:ind w:left="180" w:hanging="180"/>
+        <w:spacing w:before="0" w:after="0" w:line="288" w:lineRule="auto"/>
+        <w:ind w:left="40"/>
         <w:snapToGrid w:val="0"/>
+        <w:pBdr>
+          <w:top w:val="single" w:sz="4" w:space="2" w:color="9B6BD0"/>
+          <w:left w:val="single" w:sz="4" w:space="2" w:color="9B6BD0"/>
+          <w:bottom w:val="single" w:sz="4" w:space="2" w:color="9B6BD0"/>
+          <w:right w:val="single" w:sz="4" w:space="2" w:color="9B6BD0"/>
+        </w:pBdr>
+        <w:shd w:val="clear" w:color="auto" w:fill="FAF5FF"/>
+      </w:pPr>
+      <w:r>
+        <w:rPr>
+          <w:rFonts w:ascii="맑은 고딕" w:hAnsi="맑은 고딕" w:eastAsia="맑은 고딕"/>
+          <w:b/>
+          <w:sz w:val="17"/>
+          <w:u w:val="none"/>
+        </w:rPr>
+        <w:t>&lt;보 기&gt;</w:t>
+      </w:r>
+    </w:p>
+    <w:p>
+      <w:pPr>
+        <w:spacing w:before="0" w:after="0" w:line="288" w:lineRule="auto"/>
+        <w:ind w:left="40"/>
+        <w:snapToGrid w:val="0"/>
+        <w:pBdr>
+          <w:top w:val="single" w:sz="4" w:space="2" w:color="9B6BD0"/>
+          <w:left w:val="single" w:sz="4" w:space="2" w:color="9B6BD0"/>
+          <w:bottom w:val="single" w:sz="4" w:space="2" w:color="9B6BD0"/>
+          <w:right w:val="single" w:sz="4" w:space="2" w:color="9B6BD0"/>
+        </w:pBdr>
+        <w:shd w:val="clear" w:color="auto" w:fill="FAF5FF"/>
       </w:pPr>
       <w:r>
         <w:rPr>
@@ -1513,14 +1597,21 @@
           <w:sz w:val="17"/>
           <w:u w:val="none"/>
         </w:rPr>
-        <w:t>① fixed at birth and repeated in the same way everywhere</w:t>
+        <w:t>(a) Ants, bees, and termites do better than humans on many measures of sociality.</w:t>
       </w:r>
     </w:p>
     <w:p>
       <w:pPr>
-        <w:spacing w:before="0" w:after="0" w:line="269" w:lineRule="auto"/>
-        <w:ind w:left="180" w:hanging="180"/>
+        <w:spacing w:before="0" w:after="0" w:line="288" w:lineRule="auto"/>
+        <w:ind w:left="40"/>
         <w:snapToGrid w:val="0"/>
+        <w:pBdr>
+          <w:top w:val="single" w:sz="4" w:space="2" w:color="9B6BD0"/>
+          <w:left w:val="single" w:sz="4" w:space="2" w:color="9B6BD0"/>
+          <w:bottom w:val="single" w:sz="4" w:space="2" w:color="9B6BD0"/>
+          <w:right w:val="single" w:sz="4" w:space="2" w:color="9B6BD0"/>
+        </w:pBdr>
+        <w:shd w:val="clear" w:color="auto" w:fill="FAF5FF"/>
       </w:pPr>
       <w:r>
         <w:rPr>
@@ -1529,14 +1620,21 @@
           <w:sz w:val="17"/>
           <w:u w:val="none"/>
         </w:rPr>
-        <w:t>② free from any influence of the people around us</w:t>
+        <w:t>(b) The appropriate expression for (A) is ‘In addition,’.</w:t>
       </w:r>
     </w:p>
     <w:p>
       <w:pPr>
-        <w:spacing w:before="0" w:after="0" w:line="269" w:lineRule="auto"/>
-        <w:ind w:left="180" w:hanging="180"/>
+        <w:spacing w:before="0" w:after="0" w:line="288" w:lineRule="auto"/>
+        <w:ind w:left="40"/>
         <w:snapToGrid w:val="0"/>
+        <w:pBdr>
+          <w:top w:val="single" w:sz="4" w:space="2" w:color="9B6BD0"/>
+          <w:left w:val="single" w:sz="4" w:space="2" w:color="9B6BD0"/>
+          <w:bottom w:val="single" w:sz="4" w:space="2" w:color="9B6BD0"/>
+          <w:right w:val="single" w:sz="4" w:space="2" w:color="9B6BD0"/>
+        </w:pBdr>
+        <w:shd w:val="clear" w:color="auto" w:fill="FAF5FF"/>
       </w:pPr>
       <w:r>
         <w:rPr>
@@ -1545,14 +1643,21 @@
           <w:sz w:val="17"/>
           <w:u w:val="none"/>
         </w:rPr>
-        <w:t>③ the same in every group but different in every generation</w:t>
+        <w:t>(c) In ⓐ, ‘propelled’ is parallel with ‘programmed’, both following ‘are’.</w:t>
       </w:r>
     </w:p>
     <w:p>
       <w:pPr>
-        <w:spacing w:before="0" w:after="0" w:line="269" w:lineRule="auto"/>
-        <w:ind w:left="180" w:hanging="180"/>
+        <w:spacing w:before="0" w:after="0" w:line="288" w:lineRule="auto"/>
+        <w:ind w:left="40"/>
         <w:snapToGrid w:val="0"/>
+        <w:pBdr>
+          <w:top w:val="single" w:sz="4" w:space="2" w:color="9B6BD0"/>
+          <w:left w:val="single" w:sz="4" w:space="2" w:color="9B6BD0"/>
+          <w:bottom w:val="single" w:sz="4" w:space="2" w:color="9B6BD0"/>
+          <w:right w:val="single" w:sz="4" w:space="2" w:color="9B6BD0"/>
+        </w:pBdr>
+        <w:shd w:val="clear" w:color="auto" w:fill="FAF5FF"/>
       </w:pPr>
       <w:r>
         <w:rPr>
@@ -1561,14 +1666,21 @@
           <w:sz w:val="17"/>
           <w:u w:val="none"/>
         </w:rPr>
-        <w:t>④ far simpler than those found in insect colonies</w:t>
+        <w:t>(d) In the context, ⓑ ‘diverse’ can be replaced by ‘uniform’.</w:t>
       </w:r>
     </w:p>
     <w:p>
       <w:pPr>
-        <w:spacing w:before="0" w:after="0" w:line="269" w:lineRule="auto"/>
-        <w:ind w:left="180" w:hanging="180"/>
+        <w:spacing w:before="0" w:after="60" w:line="288" w:lineRule="auto"/>
+        <w:ind w:left="40"/>
         <w:snapToGrid w:val="0"/>
+        <w:pBdr>
+          <w:top w:val="single" w:sz="4" w:space="2" w:color="9B6BD0"/>
+          <w:left w:val="single" w:sz="4" w:space="2" w:color="9B6BD0"/>
+          <w:bottom w:val="single" w:sz="4" w:space="2" w:color="9B6BD0"/>
+          <w:right w:val="single" w:sz="4" w:space="2" w:color="9B6BD0"/>
+        </w:pBdr>
+        <w:shd w:val="clear" w:color="auto" w:fill="FAF5FF"/>
       </w:pPr>
       <w:r>
         <w:rPr>
@@ -1577,7 +1689,23 @@
           <w:sz w:val="17"/>
           <w:u w:val="none"/>
         </w:rPr>
-        <w:t>⑤ formed more by how we are raised than by birth alone</w:t>
+        <w:t>(e) According to the writer, human social patterns are shaped only by nature.</w:t>
+      </w:r>
+    </w:p>
+    <w:p>
+      <w:pPr>
+        <w:spacing w:before="0" w:after="20" w:line="276" w:lineRule="auto"/>
+        <w:ind w:left="80"/>
+        <w:snapToGrid w:val="0"/>
+      </w:pPr>
+      <w:r>
+        <w:rPr>
+          <w:rFonts w:ascii="맑은 고딕" w:hAnsi="맑은 고딕" w:eastAsia="맑은 고딕"/>
+          <w:b w:val="0"/>
+          <w:sz w:val="17"/>
+          <w:u w:val="none"/>
+        </w:rPr>
+        <w:t>① (a), (c)    ② (b), (e)    ③ (b), (d), (e)    ④ (c), (d)    ⑤ (a), (d), (e)</w:t>
       </w:r>
     </w:p>
     <w:p>
@@ -1602,25 +1730,25 @@
           <w:sz w:val="17"/>
           <w:u w:val="none"/>
         </w:rPr>
-        <w:t xml:space="preserve"> 밑줄 친 </w:t>
-      </w:r>
-      <w:r>
-        <w:rPr>
-          <w:rFonts w:ascii="맑은 고딕" w:hAnsi="맑은 고딕" w:eastAsia="맑은 고딕"/>
-          <w:b/>
-          <w:sz w:val="17"/>
-          <w:u w:val="none"/>
-        </w:rPr>
-        <w:t>Every group dances a slightly different dance</w:t>
+        <w:t xml:space="preserve"> 다음 글의 밑줄 친 ⓐ ~ ⓕ 중, 어법상 </w:t>
       </w:r>
       <w:r>
         <w:rPr>
           <w:rFonts w:ascii="맑은 고딕" w:hAnsi="맑은 고딕" w:eastAsia="맑은 고딕"/>
           <w:b w:val="0"/>
           <w:sz w:val="17"/>
-          <w:u w:val="none"/>
-        </w:rPr>
-        <w:t>가 다음 글에서 의미하는 바로 가장 적절한 것은? [2.7점]</w:t>
+          <w:u w:val="single"/>
+        </w:rPr>
+        <w:t>틀린</w:t>
+      </w:r>
+      <w:r>
+        <w:rPr>
+          <w:rFonts w:ascii="맑은 고딕" w:hAnsi="맑은 고딕" w:eastAsia="맑은 고딕"/>
+          <w:b w:val="0"/>
+          <w:sz w:val="17"/>
+          <w:u w:val="none"/>
+        </w:rPr>
+        <w:t xml:space="preserve"> 것을 모두 고른 것은? [3.1점]</w:t>
       </w:r>
     </w:p>
     <w:p>
@@ -1643,7 +1771,7 @@
           <w:sz w:val="17"/>
           <w:u w:val="none"/>
         </w:rPr>
-        <w:t xml:space="preserve">But while insect colonies are impressively social places, it’s not our kind of social life. Bees always build hexagonal hives, ants march in lines, and termites move in zigzag formations. These patterns recur predictably because they are tightly programmed genetically and propelled pheromonally. We humans are more free, less tightly programmed genetically, so our social patterns can be more varied and dynamic. </w:t>
+        <w:t>Humans are not the most social animal. Ants, bees, and termites put humanity to shame on many metrics of sociality. A wide variety of relatives ⓐ</w:t>
       </w:r>
       <w:r>
         <w:rPr>
@@ -1652,7 +1780,7 @@
           <w:sz w:val="17"/>
           <w:u w:val="single"/>
         </w:rPr>
-        <w:t>Every group dances a slightly different dance</w:t>
+        <w:t>lives</w:t>
       </w:r>
       <w:r>
         <w:rPr>
@@ -1661,13 +1789,103 @@
           <w:sz w:val="17"/>
           <w:u w:val="none"/>
         </w:rPr>
-        <w:t>, and these choreographies change across generations. We still think and act in ways that are in harmony with others around us.</w:t>
+        <w:t xml:space="preserve"> together with perfectly ⓑ</w:t>
+      </w:r>
+      <w:r>
+        <w:rPr>
+          <w:rFonts w:ascii="맑은 고딕" w:hAnsi="맑은 고딕" w:eastAsia="맑은 고딕"/>
+          <w:b w:val="0"/>
+          <w:sz w:val="17"/>
+          <w:u w:val="single"/>
+        </w:rPr>
+        <w:t>harmonious</w:t>
+      </w:r>
+      <w:r>
+        <w:rPr>
+          <w:rFonts w:ascii="맑은 고딕" w:hAnsi="맑은 고딕" w:eastAsia="맑은 고딕"/>
+          <w:b w:val="0"/>
+          <w:sz w:val="17"/>
+          <w:u w:val="none"/>
+        </w:rPr>
+        <w:t xml:space="preserve"> behavior and collectively care for their young. But while insect colonies are ⓒ</w:t>
+      </w:r>
+      <w:r>
+        <w:rPr>
+          <w:rFonts w:ascii="맑은 고딕" w:hAnsi="맑은 고딕" w:eastAsia="맑은 고딕"/>
+          <w:b w:val="0"/>
+          <w:sz w:val="17"/>
+          <w:u w:val="single"/>
+        </w:rPr>
+        <w:t>impressively</w:t>
+      </w:r>
+      <w:r>
+        <w:rPr>
+          <w:rFonts w:ascii="맑은 고딕" w:hAnsi="맑은 고딕" w:eastAsia="맑은 고딕"/>
+          <w:b w:val="0"/>
+          <w:sz w:val="17"/>
+          <w:u w:val="none"/>
+        </w:rPr>
+        <w:t xml:space="preserve"> social places, it’s not our kind of social life. Bees always build hexagonal hives, ants march in lines, and termites move in zigzag formations. These patterns ⓓ</w:t>
+      </w:r>
+      <w:r>
+        <w:rPr>
+          <w:rFonts w:ascii="맑은 고딕" w:hAnsi="맑은 고딕" w:eastAsia="맑은 고딕"/>
+          <w:b w:val="0"/>
+          <w:sz w:val="17"/>
+          <w:u w:val="single"/>
+        </w:rPr>
+        <w:t>are recurred</w:t>
+      </w:r>
+      <w:r>
+        <w:rPr>
+          <w:rFonts w:ascii="맑은 고딕" w:hAnsi="맑은 고딕" w:eastAsia="맑은 고딕"/>
+          <w:b w:val="0"/>
+          <w:sz w:val="17"/>
+          <w:u w:val="none"/>
+        </w:rPr>
+        <w:t xml:space="preserve"> predictably because they are tightly programmed genetically and propelled pheromonally. We humans are more free, ⓔ</w:t>
+      </w:r>
+      <w:r>
+        <w:rPr>
+          <w:rFonts w:ascii="맑은 고딕" w:hAnsi="맑은 고딕" w:eastAsia="맑은 고딕"/>
+          <w:b w:val="0"/>
+          <w:sz w:val="17"/>
+          <w:u w:val="single"/>
+        </w:rPr>
+        <w:t>less</w:t>
+      </w:r>
+      <w:r>
+        <w:rPr>
+          <w:rFonts w:ascii="맑은 고딕" w:hAnsi="맑은 고딕" w:eastAsia="맑은 고딕"/>
+          <w:b w:val="0"/>
+          <w:sz w:val="17"/>
+          <w:u w:val="none"/>
+        </w:rPr>
+        <w:t xml:space="preserve"> tightly programmed genetically, so our social patterns can be more diverse and dynamic. Every group dances a slightly different dance, and these choreographies change across generations. We still think and act in ways that are in harmony with others around us, but it is through patterns ⓕ</w:t>
+      </w:r>
+      <w:r>
+        <w:rPr>
+          <w:rFonts w:ascii="맑은 고딕" w:hAnsi="맑은 고딕" w:eastAsia="맑은 고딕"/>
+          <w:b w:val="0"/>
+          <w:sz w:val="17"/>
+          <w:u w:val="single"/>
+        </w:rPr>
+        <w:t>what</w:t>
+      </w:r>
+      <w:r>
+        <w:rPr>
+          <w:rFonts w:ascii="맑은 고딕" w:hAnsi="맑은 고딕" w:eastAsia="맑은 고딕"/>
+          <w:b w:val="0"/>
+          <w:sz w:val="17"/>
+          <w:u w:val="none"/>
+        </w:rPr>
+        <w:t xml:space="preserve"> are more shaped by nurture, not just nature.</w:t>
       </w:r>
     </w:p>
     <w:p>
       <w:pPr>
-        <w:spacing w:before="0" w:after="0" w:line="269" w:lineRule="auto"/>
-        <w:ind w:left="180" w:hanging="180"/>
+        <w:spacing w:before="0" w:after="20" w:line="276" w:lineRule="auto"/>
+        <w:ind w:left="80"/>
         <w:snapToGrid w:val="0"/>
       </w:pPr>
       <w:r>
@@ -1677,71 +1895,7 @@
           <w:sz w:val="17"/>
           <w:u w:val="none"/>
         </w:rPr>
-        <w:t>① Each person behaves differently from everyone else in the group.</w:t>
-      </w:r>
-    </w:p>
-    <w:p>
-      <w:pPr>
-        <w:spacing w:before="0" w:after="0" w:line="269" w:lineRule="auto"/>
-        <w:ind w:left="180" w:hanging="180"/>
-        <w:snapToGrid w:val="0"/>
-      </w:pPr>
-      <w:r>
-        <w:rPr>
-          <w:rFonts w:ascii="맑은 고딕" w:hAnsi="맑은 고딕" w:eastAsia="맑은 고딕"/>
-          <w:b w:val="0"/>
-          <w:sz w:val="17"/>
-          <w:u w:val="none"/>
-        </w:rPr>
-        <w:t>② Each human society works out its own way of living together.</w:t>
-      </w:r>
-    </w:p>
-    <w:p>
-      <w:pPr>
-        <w:spacing w:before="0" w:after="0" w:line="269" w:lineRule="auto"/>
-        <w:ind w:left="180" w:hanging="180"/>
-        <w:snapToGrid w:val="0"/>
-      </w:pPr>
-      <w:r>
-        <w:rPr>
-          <w:rFonts w:ascii="맑은 고딕" w:hAnsi="맑은 고딕" w:eastAsia="맑은 고딕"/>
-          <w:b w:val="0"/>
-          <w:sz w:val="17"/>
-          <w:u w:val="none"/>
-        </w:rPr>
-        <w:t>③ People in every culture enjoy moving to music with others.</w:t>
-      </w:r>
-    </w:p>
-    <w:p>
-      <w:pPr>
-        <w:spacing w:before="0" w:after="0" w:line="269" w:lineRule="auto"/>
-        <w:ind w:left="180" w:hanging="180"/>
-        <w:snapToGrid w:val="0"/>
-      </w:pPr>
-      <w:r>
-        <w:rPr>
-          <w:rFonts w:ascii="맑은 고딕" w:hAnsi="맑은 고딕" w:eastAsia="맑은 고딕"/>
-          <w:b w:val="0"/>
-          <w:sz w:val="17"/>
-          <w:u w:val="none"/>
-        </w:rPr>
-        <w:t>④ Human groups copy one another until they all behave alike.</w:t>
-      </w:r>
-    </w:p>
-    <w:p>
-      <w:pPr>
-        <w:spacing w:before="0" w:after="0" w:line="269" w:lineRule="auto"/>
-        <w:ind w:left="180" w:hanging="180"/>
-        <w:snapToGrid w:val="0"/>
-      </w:pPr>
-      <w:r>
-        <w:rPr>
-          <w:rFonts w:ascii="맑은 고딕" w:hAnsi="맑은 고딕" w:eastAsia="맑은 고딕"/>
-          <w:b w:val="0"/>
-          <w:sz w:val="17"/>
-          <w:u w:val="none"/>
-        </w:rPr>
-        <w:t>⑤ Each group repeats the pattern that is written in its genes.</w:t>
+        <w:t>① ⓑ, ⓒ    ② ⓐ, ⓔ    ③ ⓒ, ⓓ, ⓔ    ④ ⓑ, ⓕ    ⑤ ⓐ, ⓓ, ⓕ</w:t>
       </w:r>
     </w:p>
     <w:p>
@@ -1766,313 +1920,7 @@
           <w:sz w:val="17"/>
           <w:u w:val="none"/>
         </w:rPr>
-        <w:t xml:space="preserve"> 다음은 어떤 글을 읽은 두 학생의 대화이다. 대화의 내용을 아래 표로 정리할 때, ①~⑤ 중 대화의 내용과 일치하지 </w:t>
-      </w:r>
-      <w:r>
-        <w:rPr>
-          <w:rFonts w:ascii="맑은 고딕" w:hAnsi="맑은 고딕" w:eastAsia="맑은 고딕"/>
-          <w:b/>
-          <w:sz w:val="17"/>
-          <w:u w:val="none"/>
-        </w:rPr>
-        <w:t>않는</w:t>
-      </w:r>
-      <w:r>
-        <w:rPr>
-          <w:rFonts w:ascii="맑은 고딕" w:hAnsi="맑은 고딕" w:eastAsia="맑은 고딕"/>
-          <w:b w:val="0"/>
-          <w:sz w:val="17"/>
-          <w:u w:val="none"/>
-        </w:rPr>
-        <w:t xml:space="preserve"> 것은? [3.3점]</w:t>
-      </w:r>
-    </w:p>
-    <w:p>
-      <w:pPr>
-        <w:spacing w:before="0" w:after="0" w:line="288" w:lineRule="auto"/>
-        <w:ind w:left="40"/>
-        <w:snapToGrid w:val="0"/>
-        <w:pBdr>
-          <w:top w:val="single" w:sz="4" w:space="2" w:color="999999"/>
-          <w:left w:val="single" w:sz="4" w:space="2" w:color="999999"/>
-          <w:bottom w:val="single" w:sz="4" w:space="2" w:color="999999"/>
-          <w:right w:val="single" w:sz="4" w:space="2" w:color="999999"/>
-        </w:pBdr>
-        <w:shd w:val="clear" w:color="auto" w:fill="F6F3EA"/>
-      </w:pPr>
-      <w:r>
-        <w:rPr>
-          <w:rFonts w:ascii="맑은 고딕" w:hAnsi="맑은 고딕" w:eastAsia="맑은 고딕"/>
-          <w:b/>
-          <w:sz w:val="17"/>
-          <w:u w:val="none"/>
-        </w:rPr>
-        <w:t>A:</w:t>
-      </w:r>
-      <w:r>
-        <w:rPr>
-          <w:rFonts w:ascii="맑은 고딕" w:hAnsi="맑은 고딕" w:eastAsia="맑은 고딕"/>
-          <w:b w:val="0"/>
-          <w:sz w:val="17"/>
-          <w:u w:val="none"/>
-        </w:rPr>
-        <w:t xml:space="preserve"> I always thought humans were the most social animal.</w:t>
-      </w:r>
-    </w:p>
-    <w:p>
-      <w:pPr>
-        <w:spacing w:before="0" w:after="0" w:line="288" w:lineRule="auto"/>
-        <w:ind w:left="40"/>
-        <w:snapToGrid w:val="0"/>
-        <w:pBdr>
-          <w:top w:val="single" w:sz="4" w:space="2" w:color="999999"/>
-          <w:left w:val="single" w:sz="4" w:space="2" w:color="999999"/>
-          <w:bottom w:val="single" w:sz="4" w:space="2" w:color="999999"/>
-          <w:right w:val="single" w:sz="4" w:space="2" w:color="999999"/>
-        </w:pBdr>
-        <w:shd w:val="clear" w:color="auto" w:fill="F6F3EA"/>
-      </w:pPr>
-      <w:r>
-        <w:rPr>
-          <w:rFonts w:ascii="맑은 고딕" w:hAnsi="맑은 고딕" w:eastAsia="맑은 고딕"/>
-          <w:b/>
-          <w:sz w:val="17"/>
-          <w:u w:val="none"/>
-        </w:rPr>
-        <w:t>B:</w:t>
-      </w:r>
-      <w:r>
-        <w:rPr>
-          <w:rFonts w:ascii="맑은 고딕" w:hAnsi="맑은 고딕" w:eastAsia="맑은 고딕"/>
-          <w:b w:val="0"/>
-          <w:sz w:val="17"/>
-          <w:u w:val="none"/>
-        </w:rPr>
-        <w:t xml:space="preserve"> The article says ants and bees beat us on many measures. Whole colonies of relatives cooperate and raise the young together.</w:t>
-      </w:r>
-    </w:p>
-    <w:p>
-      <w:pPr>
-        <w:spacing w:before="0" w:after="0" w:line="288" w:lineRule="auto"/>
-        <w:ind w:left="40"/>
-        <w:snapToGrid w:val="0"/>
-        <w:pBdr>
-          <w:top w:val="single" w:sz="4" w:space="2" w:color="999999"/>
-          <w:left w:val="single" w:sz="4" w:space="2" w:color="999999"/>
-          <w:bottom w:val="single" w:sz="4" w:space="2" w:color="999999"/>
-          <w:right w:val="single" w:sz="4" w:space="2" w:color="999999"/>
-        </w:pBdr>
-        <w:shd w:val="clear" w:color="auto" w:fill="F6F3EA"/>
-      </w:pPr>
-      <w:r>
-        <w:rPr>
-          <w:rFonts w:ascii="맑은 고딕" w:hAnsi="맑은 고딕" w:eastAsia="맑은 고딕"/>
-          <w:b/>
-          <w:sz w:val="17"/>
-          <w:u w:val="none"/>
-        </w:rPr>
-        <w:t>A:</w:t>
-      </w:r>
-      <w:r>
-        <w:rPr>
-          <w:rFonts w:ascii="맑은 고딕" w:hAnsi="맑은 고딕" w:eastAsia="맑은 고딕"/>
-          <w:b w:val="0"/>
-          <w:sz w:val="17"/>
-          <w:u w:val="none"/>
-        </w:rPr>
-        <w:t xml:space="preserve"> So their social life is just a better version of ours?</w:t>
-      </w:r>
-    </w:p>
-    <w:p>
-      <w:pPr>
-        <w:spacing w:before="0" w:after="0" w:line="288" w:lineRule="auto"/>
-        <w:ind w:left="40"/>
-        <w:snapToGrid w:val="0"/>
-        <w:pBdr>
-          <w:top w:val="single" w:sz="4" w:space="2" w:color="999999"/>
-          <w:left w:val="single" w:sz="4" w:space="2" w:color="999999"/>
-          <w:bottom w:val="single" w:sz="4" w:space="2" w:color="999999"/>
-          <w:right w:val="single" w:sz="4" w:space="2" w:color="999999"/>
-        </w:pBdr>
-        <w:shd w:val="clear" w:color="auto" w:fill="F6F3EA"/>
-      </w:pPr>
-      <w:r>
-        <w:rPr>
-          <w:rFonts w:ascii="맑은 고딕" w:hAnsi="맑은 고딕" w:eastAsia="맑은 고딕"/>
-          <w:b/>
-          <w:sz w:val="17"/>
-          <w:u w:val="none"/>
-        </w:rPr>
-        <w:t>B:</w:t>
-      </w:r>
-      <w:r>
-        <w:rPr>
-          <w:rFonts w:ascii="맑은 고딕" w:hAnsi="맑은 고딕" w:eastAsia="맑은 고딕"/>
-          <w:b w:val="0"/>
-          <w:sz w:val="17"/>
-          <w:u w:val="none"/>
-        </w:rPr>
-        <w:t xml:space="preserve"> No, it isn’t our kind. Their patterns are set by genes and driven by chemical signals, so they repeat the same way every time.</w:t>
-      </w:r>
-    </w:p>
-    <w:p>
-      <w:pPr>
-        <w:spacing w:before="0" w:after="0" w:line="288" w:lineRule="auto"/>
-        <w:ind w:left="40"/>
-        <w:snapToGrid w:val="0"/>
-        <w:pBdr>
-          <w:top w:val="single" w:sz="4" w:space="2" w:color="999999"/>
-          <w:left w:val="single" w:sz="4" w:space="2" w:color="999999"/>
-          <w:bottom w:val="single" w:sz="4" w:space="2" w:color="999999"/>
-          <w:right w:val="single" w:sz="4" w:space="2" w:color="999999"/>
-        </w:pBdr>
-        <w:shd w:val="clear" w:color="auto" w:fill="F6F3EA"/>
-      </w:pPr>
-      <w:r>
-        <w:rPr>
-          <w:rFonts w:ascii="맑은 고딕" w:hAnsi="맑은 고딕" w:eastAsia="맑은 고딕"/>
-          <w:b/>
-          <w:sz w:val="17"/>
-          <w:u w:val="none"/>
-        </w:rPr>
-        <w:t>A:</w:t>
-      </w:r>
-      <w:r>
-        <w:rPr>
-          <w:rFonts w:ascii="맑은 고딕" w:hAnsi="맑은 고딕" w:eastAsia="맑은 고딕"/>
-          <w:b w:val="0"/>
-          <w:sz w:val="17"/>
-          <w:u w:val="none"/>
-        </w:rPr>
-        <w:t xml:space="preserve"> Like bees always making six-sided hives.</w:t>
-      </w:r>
-    </w:p>
-    <w:p>
-      <w:pPr>
-        <w:spacing w:before="0" w:after="0" w:line="288" w:lineRule="auto"/>
-        <w:ind w:left="40"/>
-        <w:snapToGrid w:val="0"/>
-        <w:pBdr>
-          <w:top w:val="single" w:sz="4" w:space="2" w:color="999999"/>
-          <w:left w:val="single" w:sz="4" w:space="2" w:color="999999"/>
-          <w:bottom w:val="single" w:sz="4" w:space="2" w:color="999999"/>
-          <w:right w:val="single" w:sz="4" w:space="2" w:color="999999"/>
-        </w:pBdr>
-        <w:shd w:val="clear" w:color="auto" w:fill="F6F3EA"/>
-      </w:pPr>
-      <w:r>
-        <w:rPr>
-          <w:rFonts w:ascii="맑은 고딕" w:hAnsi="맑은 고딕" w:eastAsia="맑은 고딕"/>
-          <w:b/>
-          <w:sz w:val="17"/>
-          <w:u w:val="none"/>
-        </w:rPr>
-        <w:t>B:</w:t>
-      </w:r>
-      <w:r>
-        <w:rPr>
-          <w:rFonts w:ascii="맑은 고딕" w:hAnsi="맑은 고딕" w:eastAsia="맑은 고딕"/>
-          <w:b w:val="0"/>
-          <w:sz w:val="17"/>
-          <w:u w:val="none"/>
-        </w:rPr>
-        <w:t xml:space="preserve"> Exactly. We are less tightly programmed, so our patterns differ from group to group.</w:t>
-      </w:r>
-    </w:p>
-    <w:p>
-      <w:pPr>
-        <w:spacing w:before="0" w:after="0" w:line="288" w:lineRule="auto"/>
-        <w:ind w:left="40"/>
-        <w:snapToGrid w:val="0"/>
-        <w:pBdr>
-          <w:top w:val="single" w:sz="4" w:space="2" w:color="999999"/>
-          <w:left w:val="single" w:sz="4" w:space="2" w:color="999999"/>
-          <w:bottom w:val="single" w:sz="4" w:space="2" w:color="999999"/>
-          <w:right w:val="single" w:sz="4" w:space="2" w:color="999999"/>
-        </w:pBdr>
-        <w:shd w:val="clear" w:color="auto" w:fill="F6F3EA"/>
-      </w:pPr>
-      <w:r>
-        <w:rPr>
-          <w:rFonts w:ascii="맑은 고딕" w:hAnsi="맑은 고딕" w:eastAsia="맑은 고딕"/>
-          <w:b/>
-          <w:sz w:val="17"/>
-          <w:u w:val="none"/>
-        </w:rPr>
-        <w:t>A:</w:t>
-      </w:r>
-      <w:r>
-        <w:rPr>
-          <w:rFonts w:ascii="맑은 고딕" w:hAnsi="맑은 고딕" w:eastAsia="맑은 고딕"/>
-          <w:b w:val="0"/>
-          <w:sz w:val="17"/>
-          <w:u w:val="none"/>
-        </w:rPr>
-        <w:t xml:space="preserve"> And I guess they don’t stay the same forever, either.</w:t>
-      </w:r>
-    </w:p>
-    <w:p>
-      <w:pPr>
-        <w:spacing w:before="0" w:after="0" w:line="288" w:lineRule="auto"/>
-        <w:ind w:left="40"/>
-        <w:snapToGrid w:val="0"/>
-        <w:pBdr>
-          <w:top w:val="single" w:sz="4" w:space="2" w:color="999999"/>
-          <w:left w:val="single" w:sz="4" w:space="2" w:color="999999"/>
-          <w:bottom w:val="single" w:sz="4" w:space="2" w:color="999999"/>
-          <w:right w:val="single" w:sz="4" w:space="2" w:color="999999"/>
-        </w:pBdr>
-        <w:shd w:val="clear" w:color="auto" w:fill="F6F3EA"/>
-      </w:pPr>
-      <w:r>
-        <w:rPr>
-          <w:rFonts w:ascii="맑은 고딕" w:hAnsi="맑은 고딕" w:eastAsia="맑은 고딕"/>
-          <w:b/>
-          <w:sz w:val="17"/>
-          <w:u w:val="none"/>
-        </w:rPr>
-        <w:t>B:</w:t>
-      </w:r>
-      <w:r>
-        <w:rPr>
-          <w:rFonts w:ascii="맑은 고딕" w:hAnsi="맑은 고딕" w:eastAsia="맑은 고딕"/>
-          <w:b w:val="0"/>
-          <w:sz w:val="17"/>
-          <w:u w:val="none"/>
-        </w:rPr>
-        <w:t xml:space="preserve"> Right — ours change from one generation to the next.</w:t>
-      </w:r>
-    </w:p>
-    <w:p>
-      <w:pPr>
-        <w:spacing w:before="0" w:after="0" w:line="288" w:lineRule="auto"/>
-        <w:ind w:left="40"/>
-        <w:snapToGrid w:val="0"/>
-        <w:pBdr>
-          <w:top w:val="single" w:sz="4" w:space="2" w:color="999999"/>
-          <w:left w:val="single" w:sz="4" w:space="2" w:color="999999"/>
-          <w:bottom w:val="single" w:sz="4" w:space="2" w:color="999999"/>
-          <w:right w:val="single" w:sz="4" w:space="2" w:color="999999"/>
-        </w:pBdr>
-        <w:shd w:val="clear" w:color="auto" w:fill="F6F3EA"/>
-      </w:pPr>
-      <w:r>
-        <w:rPr>
-          <w:rFonts w:ascii="맑은 고딕" w:hAnsi="맑은 고딕" w:eastAsia="맑은 고딕"/>
-          <w:b/>
-          <w:sz w:val="17"/>
-          <w:u w:val="none"/>
-        </w:rPr>
-        <w:t>A:</w:t>
-      </w:r>
-      <w:r>
-        <w:rPr>
-          <w:rFonts w:ascii="맑은 고딕" w:hAnsi="맑은 고딕" w:eastAsia="맑은 고딕"/>
-          <w:b w:val="0"/>
-          <w:sz w:val="17"/>
-          <w:u w:val="none"/>
-        </w:rPr>
-        <w:t xml:space="preserve"> Then do we just act however we like?</w:t>
+        <w:t xml:space="preserve"> 다음 글의 (A), (B), (C)의 각 네모 안에서 문맥에 맞는 낱말로 가장 적절한 것은? [3.0점]</w:t>
       </w:r>
     </w:p>
     <w:p>
@@ -2091,34 +1939,18 @@
       <w:r>
         <w:rPr>
           <w:rFonts w:ascii="맑은 고딕" w:hAnsi="맑은 고딕" w:eastAsia="맑은 고딕"/>
-          <w:b/>
-          <w:sz w:val="17"/>
-          <w:u w:val="none"/>
-        </w:rPr>
-        <w:t>B:</w:t>
-      </w:r>
-      <w:r>
-        <w:rPr>
-          <w:rFonts w:ascii="맑은 고딕" w:hAnsi="맑은 고딕" w:eastAsia="맑은 고딕"/>
           <w:b w:val="0"/>
           <w:sz w:val="17"/>
           <w:u w:val="none"/>
         </w:rPr>
-        <w:t xml:space="preserve"> No. We still fit in with the people around us, but we get there mostly through how we’re raised.</w:t>
+        <w:t>Humans are not the (A) [most / least] social animal. Ants, bees, and termites put humanity to shame on many metrics of sociality. A wide variety of relatives live together with perfectly harmonious behavior and collectively care for their young. But while insect colonies are impressively social places, it’s not our kind of social life. Bees always build hexagonal hives, ants march in lines, and termites move in zigzag formations. These patterns recur (B) [predictably / randomly] because they are tightly programmed genetically and propelled pheromonally. We humans are more free, less tightly programmed genetically, so our social patterns can be more diverse and dynamic. Every group dances a slightly different dance, and these choreographies change across generations. We still think and act in ways that are in harmony with others around us, but it is through patterns that are more shaped by (C) [nurture / nature], not just nature.</w:t>
       </w:r>
     </w:p>
     <w:p>
       <w:pPr>
-        <w:spacing w:before="0" w:after="0" w:line="288" w:lineRule="auto"/>
-        <w:ind w:left="40"/>
+        <w:spacing w:before="0" w:after="0" w:line="269" w:lineRule="auto"/>
+        <w:ind w:left="180" w:hanging="180"/>
         <w:snapToGrid w:val="0"/>
-        <w:pBdr>
-          <w:top w:val="single" w:sz="4" w:space="2" w:color="555555"/>
-          <w:left w:val="single" w:sz="4" w:space="2" w:color="555555"/>
-          <w:bottom w:val="single" w:sz="4" w:space="2" w:color="555555"/>
-          <w:right w:val="single" w:sz="4" w:space="2" w:color="555555"/>
-        </w:pBdr>
-        <w:shd w:val="clear" w:color="auto" w:fill="FFFFFF"/>
       </w:pPr>
       <w:r>
         <w:rPr>
@@ -2127,21 +1959,14 @@
           <w:sz w:val="17"/>
           <w:u w:val="none"/>
         </w:rPr>
-        <w:t>Insect colonies  |  Human groups</w:t>
+        <w:t>① (A) most  (B) predictably  (C) nurture</w:t>
       </w:r>
     </w:p>
     <w:p>
       <w:pPr>
-        <w:spacing w:before="0" w:after="0" w:line="288" w:lineRule="auto"/>
-        <w:ind w:left="40"/>
+        <w:spacing w:before="0" w:after="0" w:line="269" w:lineRule="auto"/>
+        <w:ind w:left="180" w:hanging="180"/>
         <w:snapToGrid w:val="0"/>
-        <w:pBdr>
-          <w:top w:val="single" w:sz="4" w:space="2" w:color="555555"/>
-          <w:left w:val="single" w:sz="4" w:space="2" w:color="555555"/>
-          <w:bottom w:val="single" w:sz="4" w:space="2" w:color="555555"/>
-          <w:right w:val="single" w:sz="4" w:space="2" w:color="555555"/>
-        </w:pBdr>
-        <w:shd w:val="clear" w:color="auto" w:fill="FFFFFF"/>
       </w:pPr>
       <w:r>
         <w:rPr>
@@ -2150,21 +1975,14 @@
           <w:sz w:val="17"/>
           <w:u w:val="none"/>
         </w:rPr>
-        <w:t>① score higher on many measures of sociality  |  ④ patterns differ from group to group</w:t>
+        <w:t>② (A) least  (B) predictably  (C) nature</w:t>
       </w:r>
     </w:p>
     <w:p>
       <w:pPr>
-        <w:spacing w:before="0" w:after="0" w:line="288" w:lineRule="auto"/>
-        <w:ind w:left="40"/>
+        <w:spacing w:before="0" w:after="0" w:line="269" w:lineRule="auto"/>
+        <w:ind w:left="180" w:hanging="180"/>
         <w:snapToGrid w:val="0"/>
-        <w:pBdr>
-          <w:top w:val="single" w:sz="4" w:space="2" w:color="555555"/>
-          <w:left w:val="single" w:sz="4" w:space="2" w:color="555555"/>
-          <w:bottom w:val="single" w:sz="4" w:space="2" w:color="555555"/>
-          <w:right w:val="single" w:sz="4" w:space="2" w:color="555555"/>
-        </w:pBdr>
-        <w:shd w:val="clear" w:color="auto" w:fill="FFFFFF"/>
       </w:pPr>
       <w:r>
         <w:rPr>
@@ -2173,21 +1991,14 @@
           <w:sz w:val="17"/>
           <w:u w:val="none"/>
         </w:rPr>
-        <w:t>② patterns set by genes and driven by chemical signals  |  ⑤ fit in with others mostly through upbringing</w:t>
+        <w:t>③ (A) most  (B) randomly  (C) nurture</w:t>
       </w:r>
     </w:p>
     <w:p>
       <w:pPr>
-        <w:spacing w:before="0" w:after="60" w:line="288" w:lineRule="auto"/>
-        <w:ind w:left="40"/>
+        <w:spacing w:before="0" w:after="0" w:line="269" w:lineRule="auto"/>
+        <w:ind w:left="180" w:hanging="180"/>
         <w:snapToGrid w:val="0"/>
-        <w:pBdr>
-          <w:top w:val="single" w:sz="4" w:space="2" w:color="555555"/>
-          <w:left w:val="single" w:sz="4" w:space="2" w:color="555555"/>
-          <w:bottom w:val="single" w:sz="4" w:space="2" w:color="555555"/>
-          <w:right w:val="single" w:sz="4" w:space="2" w:color="555555"/>
-        </w:pBdr>
-        <w:shd w:val="clear" w:color="auto" w:fill="FFFFFF"/>
       </w:pPr>
       <w:r>
         <w:rPr>
@@ -2196,7 +2007,23 @@
           <w:sz w:val="17"/>
           <w:u w:val="none"/>
         </w:rPr>
-        <w:t xml:space="preserve">③ patterns change from one generation to the next  |  </w:t>
+        <w:t>④ (A) least  (B) randomly  (C) nurture</w:t>
+      </w:r>
+    </w:p>
+    <w:p>
+      <w:pPr>
+        <w:spacing w:before="0" w:after="0" w:line="269" w:lineRule="auto"/>
+        <w:ind w:left="180" w:hanging="180"/>
+        <w:snapToGrid w:val="0"/>
+      </w:pPr>
+      <w:r>
+        <w:rPr>
+          <w:rFonts w:ascii="맑은 고딕" w:hAnsi="맑은 고딕" w:eastAsia="맑은 고딕"/>
+          <w:b w:val="0"/>
+          <w:sz w:val="17"/>
+          <w:u w:val="none"/>
+        </w:rPr>
+        <w:t>⑤ (A) most  (B) predictably  (C) nature</w:t>
       </w:r>
     </w:p>
     <w:p>
@@ -2221,25 +2048,25 @@
           <w:sz w:val="17"/>
           <w:u w:val="none"/>
         </w:rPr>
-        <w:t xml:space="preserve"> 다음 글의 밑줄 친 부분 중, 문맥상 낱말의 쓰임이 적절하지 </w:t>
-      </w:r>
-      <w:r>
-        <w:rPr>
-          <w:rFonts w:ascii="맑은 고딕" w:hAnsi="맑은 고딕" w:eastAsia="맑은 고딕"/>
-          <w:b/>
-          <w:sz w:val="17"/>
-          <w:u w:val="none"/>
-        </w:rPr>
-        <w:t>않은</w:t>
+        <w:t xml:space="preserve"> 윗글의 내용과 일치하지 </w:t>
       </w:r>
       <w:r>
         <w:rPr>
           <w:rFonts w:ascii="맑은 고딕" w:hAnsi="맑은 고딕" w:eastAsia="맑은 고딕"/>
           <w:b w:val="0"/>
           <w:sz w:val="17"/>
-          <w:u w:val="none"/>
-        </w:rPr>
-        <w:t xml:space="preserve"> 것은? [3.0점]</w:t>
+          <w:u w:val="single"/>
+        </w:rPr>
+        <w:t>않는</w:t>
+      </w:r>
+      <w:r>
+        <w:rPr>
+          <w:rFonts w:ascii="맑은 고딕" w:hAnsi="맑은 고딕" w:eastAsia="맑은 고딕"/>
+          <w:b w:val="0"/>
+          <w:sz w:val="17"/>
+          <w:u w:val="none"/>
+        </w:rPr>
+        <w:t xml:space="preserve"> 것은? [2.8점]</w:t>
       </w:r>
     </w:p>
     <w:p>
@@ -2262,17 +2089,31 @@
           <w:sz w:val="17"/>
           <w:u w:val="none"/>
         </w:rPr>
-        <w:t>Humans are not the most social animal. Ants, bees, and termites put humanity to shame on many metrics of sociality. A wide variety of relatives live together with perfectly ①</w:t>
-      </w:r>
+        <w:t>Humans are not the most social animal. Ants, bees, and termites put humanity to shame on many metrics of sociality. A wide variety of relatives live together with perfectly harmonious behavior and collectively care for their young. But while insect colonies are impressively social places, it’s not our kind of social life. Bees always build hexagonal hives, ants march in lines, and termites move in zigzag formations. These patterns recur predictably because they are tightly programmed genetically and propelled pheromonally. We humans are more free, less tightly programmed genetically, so our social patterns can be more diverse and dynamic. Every group dances a slightly different dance, and these choreographies change across generations. We still think and act in ways that are in harmony with others around us, but it is through patterns that are more shaped by nurture, not just nature.</w:t>
+      </w:r>
+    </w:p>
+    <w:p>
+      <w:pPr>
+        <w:spacing w:before="0" w:after="0" w:line="269" w:lineRule="auto"/>
+        <w:ind w:left="180" w:hanging="180"/>
+        <w:snapToGrid w:val="0"/>
+      </w:pPr>
       <w:r>
         <w:rPr>
           <w:rFonts w:ascii="맑은 고딕" w:hAnsi="맑은 고딕" w:eastAsia="맑은 고딕"/>
           <w:b w:val="0"/>
           <w:sz w:val="17"/>
-          <w:u w:val="single"/>
-        </w:rPr>
-        <w:t>harmonious</w:t>
-      </w:r>
+          <w:u w:val="none"/>
+        </w:rPr>
+        <w:t>① 인간은 가장 사회적인 동물이 아니다.</w:t>
+      </w:r>
+    </w:p>
+    <w:p>
+      <w:pPr>
+        <w:spacing w:before="0" w:after="0" w:line="269" w:lineRule="auto"/>
+        <w:ind w:left="180" w:hanging="180"/>
+        <w:snapToGrid w:val="0"/>
+      </w:pPr>
       <w:r>
         <w:rPr>
           <w:rFonts w:ascii="맑은 고딕" w:hAnsi="맑은 고딕" w:eastAsia="맑은 고딕"/>
@@ -2280,17 +2121,31 @@
           <w:sz w:val="17"/>
           <w:u w:val="none"/>
         </w:rPr>
-        <w:t xml:space="preserve"> behavior and collectively care for their young. But while insect colonies are impressively social places, it’s not our kind of social life. Bees always build hexagonal hives, ants march in lines, and termites move in zigzag formations. These patterns recur ②</w:t>
-      </w:r>
+        <w:t>② 곤충 군집에서는 많은 친족이 함께 살며 새끼를 공동으로 돌본다.</w:t>
+      </w:r>
+    </w:p>
+    <w:p>
+      <w:pPr>
+        <w:spacing w:before="0" w:after="0" w:line="269" w:lineRule="auto"/>
+        <w:ind w:left="180" w:hanging="180"/>
+        <w:snapToGrid w:val="0"/>
+      </w:pPr>
       <w:r>
         <w:rPr>
           <w:rFonts w:ascii="맑은 고딕" w:hAnsi="맑은 고딕" w:eastAsia="맑은 고딕"/>
           <w:b w:val="0"/>
           <w:sz w:val="17"/>
-          <w:u w:val="single"/>
-        </w:rPr>
-        <w:t>predictably</w:t>
-      </w:r>
+          <w:u w:val="none"/>
+        </w:rPr>
+        <w:t>③ 곤충의 행동 패턴은 유전과 페로몬에 의해 엄격히 정해져 있다.</w:t>
+      </w:r>
+    </w:p>
+    <w:p>
+      <w:pPr>
+        <w:spacing w:before="0" w:after="0" w:line="269" w:lineRule="auto"/>
+        <w:ind w:left="180" w:hanging="180"/>
+        <w:snapToGrid w:val="0"/>
+      </w:pPr>
       <w:r>
         <w:rPr>
           <w:rFonts w:ascii="맑은 고딕" w:hAnsi="맑은 고딕" w:eastAsia="맑은 고딕"/>
@@ -2298,61 +2153,23 @@
           <w:sz w:val="17"/>
           <w:u w:val="none"/>
         </w:rPr>
-        <w:t xml:space="preserve"> because they are tightly programmed genetically and propelled pheromonally. We humans are more free, ③</w:t>
-      </w:r>
+        <w:t>④ 인간 집단의 사회적 패턴은 세대가 바뀌어도 변하지 않는다.</w:t>
+      </w:r>
+    </w:p>
+    <w:p>
+      <w:pPr>
+        <w:spacing w:before="0" w:after="0" w:line="269" w:lineRule="auto"/>
+        <w:ind w:left="180" w:hanging="180"/>
+        <w:snapToGrid w:val="0"/>
+      </w:pPr>
       <w:r>
         <w:rPr>
           <w:rFonts w:ascii="맑은 고딕" w:hAnsi="맑은 고딕" w:eastAsia="맑은 고딕"/>
           <w:b w:val="0"/>
           <w:sz w:val="17"/>
-          <w:u w:val="single"/>
-        </w:rPr>
-        <w:t>less</w:t>
-      </w:r>
-      <w:r>
-        <w:rPr>
-          <w:rFonts w:ascii="맑은 고딕" w:hAnsi="맑은 고딕" w:eastAsia="맑은 고딕"/>
-          <w:b w:val="0"/>
-          <w:sz w:val="17"/>
-          <w:u w:val="none"/>
-        </w:rPr>
-        <w:t xml:space="preserve"> tightly programmed genetically, so our social patterns can be more ④</w:t>
-      </w:r>
-      <w:r>
-        <w:rPr>
-          <w:rFonts w:ascii="맑은 고딕" w:hAnsi="맑은 고딕" w:eastAsia="맑은 고딕"/>
-          <w:b w:val="0"/>
-          <w:sz w:val="17"/>
-          <w:u w:val="single"/>
-        </w:rPr>
-        <w:t>uniform</w:t>
-      </w:r>
-      <w:r>
-        <w:rPr>
-          <w:rFonts w:ascii="맑은 고딕" w:hAnsi="맑은 고딕" w:eastAsia="맑은 고딕"/>
-          <w:b w:val="0"/>
-          <w:sz w:val="17"/>
-          <w:u w:val="none"/>
-        </w:rPr>
-        <w:t xml:space="preserve"> and dynamic. Every group dances a slightly different dance, and these choreographies change across generations. We still think and act in ways that are in harmony with others around us, but it is through patterns that are more shaped by ⑤</w:t>
-      </w:r>
-      <w:r>
-        <w:rPr>
-          <w:rFonts w:ascii="맑은 고딕" w:hAnsi="맑은 고딕" w:eastAsia="맑은 고딕"/>
-          <w:b w:val="0"/>
-          <w:sz w:val="17"/>
-          <w:u w:val="single"/>
-        </w:rPr>
-        <w:t>nurture</w:t>
-      </w:r>
-      <w:r>
-        <w:rPr>
-          <w:rFonts w:ascii="맑은 고딕" w:hAnsi="맑은 고딕" w:eastAsia="맑은 고딕"/>
-          <w:b w:val="0"/>
-          <w:sz w:val="17"/>
-          <w:u w:val="none"/>
-        </w:rPr>
-        <w:t>, not just nature.</w:t>
+          <w:u w:val="none"/>
+        </w:rPr>
+        <w:t>⑤ 인간도 주변 사람들과 조화를 이루며 생각하고 행동한다.</w:t>
       </w:r>
     </w:p>
     <w:p>
@@ -2377,25 +2194,7 @@
           <w:sz w:val="17"/>
           <w:u w:val="none"/>
         </w:rPr>
-        <w:t xml:space="preserve"> 다음 글에 대한 &lt;보기&gt;의 설명 중 옳은 것만을 </w:t>
-      </w:r>
-      <w:r>
-        <w:rPr>
-          <w:rFonts w:ascii="맑은 고딕" w:hAnsi="맑은 고딕" w:eastAsia="맑은 고딕"/>
-          <w:b/>
-          <w:sz w:val="17"/>
-          <w:u w:val="none"/>
-        </w:rPr>
-        <w:t>있는 대로</w:t>
-      </w:r>
-      <w:r>
-        <w:rPr>
-          <w:rFonts w:ascii="맑은 고딕" w:hAnsi="맑은 고딕" w:eastAsia="맑은 고딕"/>
-          <w:b w:val="0"/>
-          <w:sz w:val="17"/>
-          <w:u w:val="none"/>
-        </w:rPr>
-        <w:t xml:space="preserve"> 고른 것은? [3.1점]</w:t>
+        <w:t xml:space="preserve"> [A]와 [B]를 읽고 이해한 것으로 가장 적절한 것은? [3.2점]</w:t>
       </w:r>
     </w:p>
     <w:p>
@@ -2418,8 +2217,118 @@
           <w:sz w:val="17"/>
           <w:u w:val="none"/>
         </w:rPr>
-        <w:t>Humans are not the champions of social living. On many measures, ants, bees, and termites do better: a wide variety of relatives ⓐ</w:t>
-      </w:r>
+        <w:t>[A] Bees always build hexagonal hives, ants march in lines, and termites move in zigzag formations. These patterns recur predictably because they are tightly programmed genetically and propelled pheromonally. We humans are more free, less tightly programmed genetically, so our social patterns can be more diverse and dynamic.</w:t>
+      </w:r>
+    </w:p>
+    <w:p>
+      <w:pPr>
+        <w:spacing w:before="0" w:after="60" w:line="288" w:lineRule="auto"/>
+        <w:ind w:left="40"/>
+        <w:snapToGrid w:val="0"/>
+        <w:pBdr>
+          <w:top w:val="single" w:sz="4" w:space="2" w:color="6B7FB8"/>
+          <w:left w:val="single" w:sz="4" w:space="2" w:color="6B7FB8"/>
+          <w:bottom w:val="single" w:sz="4" w:space="2" w:color="6B7FB8"/>
+          <w:right w:val="single" w:sz="4" w:space="2" w:color="6B7FB8"/>
+        </w:pBdr>
+        <w:shd w:val="clear" w:color="auto" w:fill="EEF2FF"/>
+      </w:pPr>
+      <w:r>
+        <w:rPr>
+          <w:rFonts w:ascii="맑은 고딕" w:hAnsi="맑은 고딕" w:eastAsia="맑은 고딕"/>
+          <w:b w:val="0"/>
+          <w:sz w:val="17"/>
+          <w:u w:val="none"/>
+        </w:rPr>
+        <w:t>[B] A cuckoo raised far from other cuckoos will still sing the same two-note call as every cuckoo before it. Human music is different. Children learn songs from the people around them, and each generation invents new styles that its grandparents may not even recognize as music.</w:t>
+      </w:r>
+    </w:p>
+    <w:p>
+      <w:pPr>
+        <w:spacing w:before="0" w:after="0" w:line="269" w:lineRule="auto"/>
+        <w:ind w:left="180" w:hanging="180"/>
+        <w:snapToGrid w:val="0"/>
+      </w:pPr>
+      <w:r>
+        <w:rPr>
+          <w:rFonts w:ascii="맑은 고딕" w:hAnsi="맑은 고딕" w:eastAsia="맑은 고딕"/>
+          <w:b w:val="0"/>
+          <w:sz w:val="17"/>
+          <w:u w:val="none"/>
+        </w:rPr>
+        <w:t>① [A] claims that insects are smarter than humans, while [B] claims that birds sing better than humans.</w:t>
+      </w:r>
+    </w:p>
+    <w:p>
+      <w:pPr>
+        <w:spacing w:before="0" w:after="0" w:line="269" w:lineRule="auto"/>
+        <w:ind w:left="180" w:hanging="180"/>
+        <w:snapToGrid w:val="0"/>
+      </w:pPr>
+      <w:r>
+        <w:rPr>
+          <w:rFonts w:ascii="맑은 고딕" w:hAnsi="맑은 고딕" w:eastAsia="맑은 고딕"/>
+          <w:b w:val="0"/>
+          <w:sz w:val="17"/>
+          <w:u w:val="none"/>
+        </w:rPr>
+        <w:t>② [B] suggests that cuckoos learn their calls from their parents.</w:t>
+      </w:r>
+    </w:p>
+    <w:p>
+      <w:pPr>
+        <w:spacing w:before="0" w:after="0" w:line="269" w:lineRule="auto"/>
+        <w:ind w:left="180" w:hanging="180"/>
+        <w:snapToGrid w:val="0"/>
+      </w:pPr>
+      <w:r>
+        <w:rPr>
+          <w:rFonts w:ascii="맑은 고딕" w:hAnsi="맑은 고딕" w:eastAsia="맑은 고딕"/>
+          <w:b w:val="0"/>
+          <w:sz w:val="17"/>
+          <w:u w:val="none"/>
+        </w:rPr>
+        <w:t>③ Both texts argue that human behavior is completely controlled by genes.</w:t>
+      </w:r>
+    </w:p>
+    <w:p>
+      <w:pPr>
+        <w:spacing w:before="0" w:after="0" w:line="269" w:lineRule="auto"/>
+        <w:ind w:left="180" w:hanging="180"/>
+        <w:snapToGrid w:val="0"/>
+      </w:pPr>
+      <w:r>
+        <w:rPr>
+          <w:rFonts w:ascii="맑은 고딕" w:hAnsi="맑은 고딕" w:eastAsia="맑은 고딕"/>
+          <w:b w:val="0"/>
+          <w:sz w:val="17"/>
+          <w:u w:val="none"/>
+        </w:rPr>
+        <w:t>④ [A] focuses on building skills, while [B] focuses on musical talent.</w:t>
+      </w:r>
+    </w:p>
+    <w:p>
+      <w:pPr>
+        <w:spacing w:before="0" w:after="0" w:line="269" w:lineRule="auto"/>
+        <w:ind w:left="180" w:hanging="180"/>
+        <w:snapToGrid w:val="0"/>
+      </w:pPr>
+      <w:r>
+        <w:rPr>
+          <w:rFonts w:ascii="맑은 고딕" w:hAnsi="맑은 고딕" w:eastAsia="맑은 고딕"/>
+          <w:b w:val="0"/>
+          <w:sz w:val="17"/>
+          <w:u w:val="none"/>
+        </w:rPr>
+        <w:t>⑤ Both texts contrast behavior fixed by genes with human behavior that is learned and keeps changing.</w:t>
+      </w:r>
+    </w:p>
+    <w:p>
+      <w:pPr>
+        <w:keepNext/>
+        <w:spacing w:before="80" w:after="20" w:line="276" w:lineRule="auto"/>
+        <w:snapToGrid w:val="0"/>
+      </w:pPr>
       <w:r>
         <w:rPr>
           <w:rFonts w:ascii="맑은 고딕" w:hAnsi="맑은 고딕" w:eastAsia="맑은 고딕"/>
@@ -2427,7 +2336,7 @@
           <w:sz w:val="17"/>
           <w:u w:val="none"/>
         </w:rPr>
-        <w:t>[ live / lives ]</w:t>
+        <w:t>38-6.</w:t>
       </w:r>
       <w:r>
         <w:rPr>
@@ -2436,7 +2345,135 @@
           <w:sz w:val="17"/>
           <w:u w:val="none"/>
         </w:rPr>
-        <w:t xml:space="preserve"> side by side in perfect order and raise the young as a group. Yet theirs is not our kind of social life. Bees build six-sided hives, ants walk in lines, and termites travel in zigzags, always in the same way, because genes and chemical signals fix these patterns. Humans are less tightly programmed. ⓑ</w:t>
+        <w:t xml:space="preserve"> 윗글의 제목으로 가장 적절한 것은? [2.9점]</w:t>
+      </w:r>
+    </w:p>
+    <w:p>
+      <w:pPr>
+        <w:spacing w:before="0" w:after="60" w:line="288" w:lineRule="auto"/>
+        <w:ind w:left="40"/>
+        <w:snapToGrid w:val="0"/>
+        <w:pBdr>
+          <w:top w:val="single" w:sz="4" w:space="2" w:color="999999"/>
+          <w:left w:val="single" w:sz="4" w:space="2" w:color="999999"/>
+          <w:bottom w:val="single" w:sz="4" w:space="2" w:color="999999"/>
+          <w:right w:val="single" w:sz="4" w:space="2" w:color="999999"/>
+        </w:pBdr>
+        <w:shd w:val="clear" w:color="auto" w:fill="F6F3EA"/>
+      </w:pPr>
+      <w:r>
+        <w:rPr>
+          <w:rFonts w:ascii="맑은 고딕" w:hAnsi="맑은 고딕" w:eastAsia="맑은 고딕"/>
+          <w:b w:val="0"/>
+          <w:sz w:val="17"/>
+          <w:u w:val="none"/>
+        </w:rPr>
+        <w:t>Humans are not the most social animal. Ants, bees, and termites put humanity to shame on many metrics of sociality. A wide variety of relatives live together with perfectly harmonious behavior and collectively care for their young. But while insect colonies are impressively social places, it’s not our kind of social life. Bees always build hexagonal hives, ants march in lines, and termites move in zigzag formations. These patterns recur predictably because they are tightly programmed genetically and propelled pheromonally. We humans are more free, less tightly programmed genetically, so our social patterns can be more diverse and dynamic. Every group dances a slightly different dance, and these choreographies change across generations. We still think and act in ways that are in harmony with others around us, but it is through patterns that are more shaped by nurture, not just nature.</w:t>
+      </w:r>
+    </w:p>
+    <w:p>
+      <w:pPr>
+        <w:spacing w:before="0" w:after="0" w:line="269" w:lineRule="auto"/>
+        <w:ind w:left="180" w:hanging="180"/>
+        <w:snapToGrid w:val="0"/>
+      </w:pPr>
+      <w:r>
+        <w:rPr>
+          <w:rFonts w:ascii="맑은 고딕" w:hAnsi="맑은 고딕" w:eastAsia="맑은 고딕"/>
+          <w:b w:val="0"/>
+          <w:sz w:val="17"/>
+          <w:u w:val="none"/>
+        </w:rPr>
+        <w:t>① Different Dances: What Makes Human Social Life More Flexible</w:t>
+      </w:r>
+    </w:p>
+    <w:p>
+      <w:pPr>
+        <w:spacing w:before="0" w:after="0" w:line="269" w:lineRule="auto"/>
+        <w:ind w:left="180" w:hanging="180"/>
+        <w:snapToGrid w:val="0"/>
+      </w:pPr>
+      <w:r>
+        <w:rPr>
+          <w:rFonts w:ascii="맑은 고딕" w:hAnsi="맑은 고딕" w:eastAsia="맑은 고딕"/>
+          <w:b w:val="0"/>
+          <w:sz w:val="17"/>
+          <w:u w:val="none"/>
+        </w:rPr>
+        <w:t>② Insects: The Most Successful Builders on Earth</w:t>
+      </w:r>
+    </w:p>
+    <w:p>
+      <w:pPr>
+        <w:spacing w:before="0" w:after="0" w:line="269" w:lineRule="auto"/>
+        <w:ind w:left="180" w:hanging="180"/>
+        <w:snapToGrid w:val="0"/>
+      </w:pPr>
+      <w:r>
+        <w:rPr>
+          <w:rFonts w:ascii="맑은 고딕" w:hAnsi="맑은 고딕" w:eastAsia="맑은 고딕"/>
+          <w:b w:val="0"/>
+          <w:sz w:val="17"/>
+          <w:u w:val="none"/>
+        </w:rPr>
+        <w:t>③ Why Humans Should Live Like Ants</w:t>
+      </w:r>
+    </w:p>
+    <w:p>
+      <w:pPr>
+        <w:spacing w:before="0" w:after="0" w:line="269" w:lineRule="auto"/>
+        <w:ind w:left="180" w:hanging="180"/>
+        <w:snapToGrid w:val="0"/>
+      </w:pPr>
+      <w:r>
+        <w:rPr>
+          <w:rFonts w:ascii="맑은 고딕" w:hAnsi="맑은 고딕" w:eastAsia="맑은 고딕"/>
+          <w:b w:val="0"/>
+          <w:sz w:val="17"/>
+          <w:u w:val="none"/>
+        </w:rPr>
+        <w:t>④ How Pheromones Control Human Behavior</w:t>
+      </w:r>
+    </w:p>
+    <w:p>
+      <w:pPr>
+        <w:spacing w:before="0" w:after="0" w:line="269" w:lineRule="auto"/>
+        <w:ind w:left="180" w:hanging="180"/>
+        <w:snapToGrid w:val="0"/>
+      </w:pPr>
+      <w:r>
+        <w:rPr>
+          <w:rFonts w:ascii="맑은 고딕" w:hAnsi="맑은 고딕" w:eastAsia="맑은 고딕"/>
+          <w:b w:val="0"/>
+          <w:sz w:val="17"/>
+          <w:u w:val="none"/>
+        </w:rPr>
+        <w:t>⑤ Genes Decide Everything About Society</w:t>
+      </w:r>
+    </w:p>
+    <w:p>
+      <w:pPr>
+        <w:keepNext/>
+        <w:spacing w:before="80" w:after="20" w:line="276" w:lineRule="auto"/>
+        <w:snapToGrid w:val="0"/>
+      </w:pPr>
+      <w:r>
+        <w:rPr>
+          <w:rFonts w:ascii="맑은 고딕" w:hAnsi="맑은 고딕" w:eastAsia="맑은 고딕"/>
+          <w:b/>
+          <w:sz w:val="17"/>
+          <w:u w:val="none"/>
+        </w:rPr>
+        <w:t>38-7.</w:t>
+      </w:r>
+      <w:r>
+        <w:rPr>
+          <w:rFonts w:ascii="맑은 고딕" w:hAnsi="맑은 고딕" w:eastAsia="맑은 고딕"/>
+          <w:b w:val="0"/>
+          <w:sz w:val="17"/>
+          <w:u w:val="none"/>
+        </w:rPr>
+        <w:t xml:space="preserve"> 윗글을 읽고 학생들이 보인 반응으로 적절하지 </w:t>
       </w:r>
       <w:r>
         <w:rPr>
@@ -2445,7 +2482,7 @@
           <w:sz w:val="17"/>
           <w:u w:val="single"/>
         </w:rPr>
-        <w:t>No two groups move to quite the same steps, and the steps themselves are rewritten as one generation follows another</w:t>
+        <w:t>않은</w:t>
       </w:r>
       <w:r>
         <w:rPr>
@@ -2454,7 +2491,217 @@
           <w:sz w:val="17"/>
           <w:u w:val="none"/>
         </w:rPr>
-        <w:t>. We still fit in with those around us, but mostly through what we learn.</w:t>
+        <w:t xml:space="preserve"> 것은? [3.0점]</w:t>
+      </w:r>
+    </w:p>
+    <w:p>
+      <w:pPr>
+        <w:spacing w:before="0" w:after="60" w:line="288" w:lineRule="auto"/>
+        <w:ind w:left="40"/>
+        <w:snapToGrid w:val="0"/>
+        <w:pBdr>
+          <w:top w:val="single" w:sz="4" w:space="2" w:color="999999"/>
+          <w:left w:val="single" w:sz="4" w:space="2" w:color="999999"/>
+          <w:bottom w:val="single" w:sz="4" w:space="2" w:color="999999"/>
+          <w:right w:val="single" w:sz="4" w:space="2" w:color="999999"/>
+        </w:pBdr>
+        <w:shd w:val="clear" w:color="auto" w:fill="F6F3EA"/>
+      </w:pPr>
+      <w:r>
+        <w:rPr>
+          <w:rFonts w:ascii="맑은 고딕" w:hAnsi="맑은 고딕" w:eastAsia="맑은 고딕"/>
+          <w:b w:val="0"/>
+          <w:sz w:val="17"/>
+          <w:u w:val="none"/>
+        </w:rPr>
+        <w:t>Humans are not the most social animal. Ants, bees, and termites put humanity to shame on many metrics of sociality. A wide variety of relatives live together with perfectly harmonious behavior and collectively care for their young. But while insect colonies are impressively social places, it’s not our kind of social life. Bees always build hexagonal hives, ants march in lines, and termites move in zigzag formations. These patterns recur predictably because they are tightly programmed genetically and propelled pheromonally. We humans are more free, less tightly programmed genetically, so our social patterns can be more diverse and dynamic. Every group dances a slightly different dance, and these choreographies change across generations. We still think and act in ways that are in harmony with others around us, but it is through patterns that are more shaped by nurture, not just nature.</w:t>
+      </w:r>
+    </w:p>
+    <w:p>
+      <w:pPr>
+        <w:spacing w:before="0" w:after="0" w:line="269" w:lineRule="auto"/>
+        <w:ind w:left="180" w:hanging="180"/>
+        <w:snapToGrid w:val="0"/>
+      </w:pPr>
+      <w:r>
+        <w:rPr>
+          <w:rFonts w:ascii="맑은 고딕" w:hAnsi="맑은 고딕" w:eastAsia="맑은 고딕"/>
+          <w:b w:val="0"/>
+          <w:sz w:val="17"/>
+          <w:u w:val="none"/>
+        </w:rPr>
+        <w:t>① 개미가 줄지어 다니는 건 유전적으로 정해져 있기 때문이겠네.</w:t>
+      </w:r>
+    </w:p>
+    <w:p>
+      <w:pPr>
+        <w:spacing w:before="0" w:after="0" w:line="269" w:lineRule="auto"/>
+        <w:ind w:left="180" w:hanging="180"/>
+        <w:snapToGrid w:val="0"/>
+      </w:pPr>
+      <w:r>
+        <w:rPr>
+          <w:rFonts w:ascii="맑은 고딕" w:hAnsi="맑은 고딕" w:eastAsia="맑은 고딕"/>
+          <w:b w:val="0"/>
+          <w:sz w:val="17"/>
+          <w:u w:val="none"/>
+        </w:rPr>
+        <w:t>② 나라마다 인사 방식이 다른 것도 사회적 패턴이 양육으로 형성된다는 예겠어.</w:t>
+      </w:r>
+    </w:p>
+    <w:p>
+      <w:pPr>
+        <w:spacing w:before="0" w:after="0" w:line="269" w:lineRule="auto"/>
+        <w:ind w:left="180" w:hanging="180"/>
+        <w:snapToGrid w:val="0"/>
+      </w:pPr>
+      <w:r>
+        <w:rPr>
+          <w:rFonts w:ascii="맑은 고딕" w:hAnsi="맑은 고딕" w:eastAsia="맑은 고딕"/>
+          <w:b w:val="0"/>
+          <w:sz w:val="17"/>
+          <w:u w:val="none"/>
+        </w:rPr>
+        <w:t>③ 꿀벌이 벌집을 짓는 모양도 세대마다 새롭게 바뀌겠구나.</w:t>
+      </w:r>
+    </w:p>
+    <w:p>
+      <w:pPr>
+        <w:spacing w:before="0" w:after="0" w:line="269" w:lineRule="auto"/>
+        <w:ind w:left="180" w:hanging="180"/>
+        <w:snapToGrid w:val="0"/>
+      </w:pPr>
+      <w:r>
+        <w:rPr>
+          <w:rFonts w:ascii="맑은 고딕" w:hAnsi="맑은 고딕" w:eastAsia="맑은 고딕"/>
+          <w:b w:val="0"/>
+          <w:sz w:val="17"/>
+          <w:u w:val="none"/>
+        </w:rPr>
+        <w:t>④ 할머니 세대와 우리 세대가 어울리는 방식이 다른 것도 같은 맥락이야.</w:t>
+      </w:r>
+    </w:p>
+    <w:p>
+      <w:pPr>
+        <w:spacing w:before="0" w:after="0" w:line="269" w:lineRule="auto"/>
+        <w:ind w:left="180" w:hanging="180"/>
+        <w:snapToGrid w:val="0"/>
+      </w:pPr>
+      <w:r>
+        <w:rPr>
+          <w:rFonts w:ascii="맑은 고딕" w:hAnsi="맑은 고딕" w:eastAsia="맑은 고딕"/>
+          <w:b w:val="0"/>
+          <w:sz w:val="17"/>
+          <w:u w:val="none"/>
+        </w:rPr>
+        <w:t>⑤ 인간도 주변과 조화를 이루지만 그 방식은 집단마다 조금씩 다르겠네.</w:t>
+      </w:r>
+    </w:p>
+    <w:p>
+      <w:pPr>
+        <w:keepNext/>
+        <w:spacing w:before="80" w:after="40" w:line="276" w:lineRule="auto"/>
+        <w:snapToGrid w:val="0"/>
+        <w:shd w:val="clear" w:color="auto" w:fill="8A3A12"/>
+      </w:pPr>
+      <w:r>
+        <w:rPr>
+          <w:rFonts w:ascii="맑은 고딕" w:hAnsi="맑은 고딕" w:eastAsia="맑은 고딕"/>
+          <w:b/>
+          <w:color w:val="FFFFFF"/>
+          <w:sz w:val="17"/>
+          <w:u w:val="none"/>
+        </w:rPr>
+        <w:t>서답형  38-서1 ~ 38-서2</w:t>
+      </w:r>
+    </w:p>
+    <w:p>
+      <w:pPr>
+        <w:keepNext/>
+        <w:spacing w:before="80" w:after="20" w:line="276" w:lineRule="auto"/>
+        <w:snapToGrid w:val="0"/>
+      </w:pPr>
+      <w:r>
+        <w:rPr>
+          <w:rFonts w:ascii="맑은 고딕" w:hAnsi="맑은 고딕" w:eastAsia="맑은 고딕"/>
+          <w:b/>
+          <w:sz w:val="17"/>
+          <w:u w:val="none"/>
+        </w:rPr>
+        <w:t>38-서1.</w:t>
+      </w:r>
+      <w:r>
+        <w:rPr>
+          <w:rFonts w:ascii="맑은 고딕" w:hAnsi="맑은 고딕" w:eastAsia="맑은 고딕"/>
+          <w:b w:val="0"/>
+          <w:sz w:val="17"/>
+          <w:u w:val="none"/>
+        </w:rPr>
+        <w:t xml:space="preserve"> 다음 글의 내용을 요약하고자 한다. 빈칸 (1)~(3)에 들어갈 말을 본문에서 찾아 </w:t>
+      </w:r>
+      <w:r>
+        <w:rPr>
+          <w:rFonts w:ascii="맑은 고딕" w:hAnsi="맑은 고딕" w:eastAsia="맑은 고딕"/>
+          <w:b w:val="0"/>
+          <w:sz w:val="17"/>
+          <w:u w:val="single"/>
+        </w:rPr>
+        <w:t>반드시 변형하여</w:t>
+      </w:r>
+      <w:r>
+        <w:rPr>
+          <w:rFonts w:ascii="맑은 고딕" w:hAnsi="맑은 고딕" w:eastAsia="맑은 고딕"/>
+          <w:b w:val="0"/>
+          <w:sz w:val="17"/>
+          <w:u w:val="none"/>
+        </w:rPr>
+        <w:t xml:space="preserve"> 쓰시오. (한 칸에 한 단어) [각 1점, 총 3점] [3.0점]</w:t>
+      </w:r>
+    </w:p>
+    <w:p>
+      <w:pPr>
+        <w:spacing w:before="0" w:after="60" w:line="288" w:lineRule="auto"/>
+        <w:ind w:left="40"/>
+        <w:snapToGrid w:val="0"/>
+        <w:pBdr>
+          <w:top w:val="single" w:sz="4" w:space="2" w:color="999999"/>
+          <w:left w:val="single" w:sz="4" w:space="2" w:color="999999"/>
+          <w:bottom w:val="single" w:sz="4" w:space="2" w:color="999999"/>
+          <w:right w:val="single" w:sz="4" w:space="2" w:color="999999"/>
+        </w:pBdr>
+        <w:shd w:val="clear" w:color="auto" w:fill="F6F3EA"/>
+      </w:pPr>
+      <w:r>
+        <w:rPr>
+          <w:rFonts w:ascii="맑은 고딕" w:hAnsi="맑은 고딕" w:eastAsia="맑은 고딕"/>
+          <w:b w:val="0"/>
+          <w:sz w:val="17"/>
+          <w:u w:val="none"/>
+        </w:rPr>
+        <w:t>Humans are not the most social animal. Ants, bees, and termites put humanity to shame on many metrics of sociality. A wide variety of relatives live together with perfectly harmonious behavior and collectively care for their young. But while insect colonies are impressively social places, it’s not our kind of social life. Bees always build hexagonal hives, ants march in lines, and termites move in zigzag formations. These patterns recur predictably because they are tightly programmed genetically and propelled pheromonally. We humans are more free, less tightly programmed genetically, so our social patterns can be more diverse and dynamic. Every group dances a slightly different dance, and these choreographies change across generations. We still think and act in ways that are in harmony with others around us, but it is through patterns that are more shaped by nurture, not just nature.</w:t>
+      </w:r>
+    </w:p>
+    <w:p>
+      <w:pPr>
+        <w:spacing w:before="0" w:after="60" w:line="288" w:lineRule="auto"/>
+        <w:ind w:left="40"/>
+        <w:snapToGrid w:val="0"/>
+        <w:pBdr>
+          <w:top w:val="single" w:sz="4" w:space="2" w:color="C99B4E"/>
+          <w:left w:val="single" w:sz="4" w:space="2" w:color="C99B4E"/>
+          <w:bottom w:val="single" w:sz="4" w:space="2" w:color="C99B4E"/>
+          <w:right w:val="single" w:sz="4" w:space="2" w:color="C99B4E"/>
+        </w:pBdr>
+        <w:shd w:val="clear" w:color="auto" w:fill="FFF8E1"/>
+      </w:pPr>
+      <w:r>
+        <w:rPr>
+          <w:rFonts w:ascii="맑은 고딕" w:hAnsi="맑은 고딕" w:eastAsia="맑은 고딕"/>
+          <w:b w:val="0"/>
+          <w:sz w:val="17"/>
+          <w:u w:val="none"/>
+        </w:rPr>
+        <w:t>Insect social patterns are (1) ________ because of their tight (2) ________ programming, while human social life shows more (3) ________ since it is shaped by nurture as well as nature.</w:t>
       </w:r>
     </w:p>
     <w:p>
@@ -2477,7 +2724,30 @@
           <w:sz w:val="17"/>
           <w:u w:val="none"/>
         </w:rPr>
-        <w:t>&lt;보 기&gt;</w:t>
+        <w:t>&lt;조 건&gt;</w:t>
+      </w:r>
+    </w:p>
+    <w:p>
+      <w:pPr>
+        <w:spacing w:before="0" w:after="0" w:line="288" w:lineRule="auto"/>
+        <w:ind w:left="40"/>
+        <w:snapToGrid w:val="0"/>
+        <w:pBdr>
+          <w:top w:val="single" w:sz="4" w:space="2" w:color="9B6BD0"/>
+          <w:left w:val="single" w:sz="4" w:space="2" w:color="9B6BD0"/>
+          <w:bottom w:val="single" w:sz="4" w:space="2" w:color="9B6BD0"/>
+          <w:right w:val="single" w:sz="4" w:space="2" w:color="9B6BD0"/>
+        </w:pBdr>
+        <w:shd w:val="clear" w:color="auto" w:fill="FAF5FF"/>
+      </w:pPr>
+      <w:r>
+        <w:rPr>
+          <w:rFonts w:ascii="맑은 고딕" w:hAnsi="맑은 고딕" w:eastAsia="맑은 고딕"/>
+          <w:b w:val="0"/>
+          <w:sz w:val="17"/>
+          <w:u w:val="none"/>
+        </w:rPr>
+        <w:t>1. 본문의 단어를 반드시 변형(품사·어형)하여 쓸 것 — 본문 형태 그대로 쓰면 0점</w:t>
       </w:r>
     </w:p>
     <w:p>
@@ -2500,13 +2770,12 @@
           <w:sz w:val="17"/>
           <w:u w:val="none"/>
         </w:rPr>
-        <w:t>(A) 윗글에서 six-sided hives, lines, zigzags는 유전자에 의해 고정된 패턴의 예로 쓰였다.</w:t>
+        <w:t>2. 답안지에 소문항 번호를 정확하게 기입할 것  예) 1-(1) 1-(2) 1-(3)</w:t>
       </w:r>
     </w:p>
     <w:p>
       <w:pPr>
-        <w:spacing w:before="0" w:after="20" w:line="276" w:lineRule="auto"/>
-        <w:ind w:left="80"/>
+        <w:spacing w:before="0" w:after="40" w:line="360" w:lineRule="auto"/>
         <w:snapToGrid w:val="0"/>
       </w:pPr>
       <w:r>
@@ -2516,7 +2785,7 @@
           <w:sz w:val="17"/>
           <w:u w:val="none"/>
         </w:rPr>
-        <w:t>① (A), (B)    ② (A), (C)    ③ (B), (D)    ④ (A), (C), (D)    ⑤ (B), (C), (D)</w:t>
+        <w:t>(1) ______________   (2) ______________   (3) ______________</w:t>
       </w:r>
     </w:p>
     <w:p>
@@ -2532,7 +2801,7 @@
           <w:sz w:val="17"/>
           <w:u w:val="none"/>
         </w:rPr>
-        <w:t>38-6.</w:t>
+        <w:t>38-서2.</w:t>
       </w:r>
       <w:r>
         <w:rPr>
@@ -2541,25 +2810,7 @@
           <w:sz w:val="17"/>
           <w:u w:val="none"/>
         </w:rPr>
-        <w:t xml:space="preserve"> 다음 글의 내용과 일치하지 </w:t>
-      </w:r>
-      <w:r>
-        <w:rPr>
-          <w:rFonts w:ascii="맑은 고딕" w:hAnsi="맑은 고딕" w:eastAsia="맑은 고딕"/>
-          <w:b/>
-          <w:sz w:val="17"/>
-          <w:u w:val="none"/>
-        </w:rPr>
-        <w:t>않는</w:t>
-      </w:r>
-      <w:r>
-        <w:rPr>
-          <w:rFonts w:ascii="맑은 고딕" w:hAnsi="맑은 고딕" w:eastAsia="맑은 고딕"/>
-          <w:b w:val="0"/>
-          <w:sz w:val="17"/>
-          <w:u w:val="none"/>
-        </w:rPr>
-        <w:t xml:space="preserve"> 것은? [2.7점]</w:t>
+        <w:t xml:space="preserve"> 다음 글의 밑줄 친 문장의 의미를 살려 &lt;보기&gt;의 표현을 모두 사용하여 &lt;조건&gt;에 맞게 영작하시오. [3점] [3.0점]</w:t>
       </w:r>
     </w:p>
     <w:p>
@@ -2580,17 +2831,33 @@
           <w:rFonts w:ascii="맑은 고딕" w:hAnsi="맑은 고딕" w:eastAsia="맑은 고딕"/>
           <w:b w:val="0"/>
           <w:sz w:val="17"/>
-          <w:u w:val="none"/>
-        </w:rPr>
-        <w:t>Humans are not the most social animal. Ants, bees, and termites put humanity to shame on many metrics of sociality. A wide variety of relatives live together with perfectly harmonious behavior and collectively care for their young. Their patterns, such as the hexagonal hives of bees, recur predictably because they are tightly programmed genetically and propelled pheromonally. We humans are less tightly programmed genetically, so our social patterns can be more varied and dynamic, and they change across generations.</w:t>
+          <w:u w:val="single"/>
+        </w:rPr>
+        <w:t>We humans are more free, less tightly programmed genetically, so our social patterns can be more diverse and dynamic.</w:t>
       </w:r>
     </w:p>
     <w:p>
       <w:pPr>
-        <w:spacing w:before="0" w:after="0" w:line="269" w:lineRule="auto"/>
-        <w:ind w:left="180" w:hanging="180"/>
+        <w:spacing w:before="0" w:after="60" w:line="288" w:lineRule="auto"/>
+        <w:ind w:left="40"/>
         <w:snapToGrid w:val="0"/>
-      </w:pPr>
+        <w:pBdr>
+          <w:top w:val="single" w:sz="4" w:space="2" w:color="9B6BD0"/>
+          <w:left w:val="single" w:sz="4" w:space="2" w:color="9B6BD0"/>
+          <w:bottom w:val="single" w:sz="4" w:space="2" w:color="9B6BD0"/>
+          <w:right w:val="single" w:sz="4" w:space="2" w:color="9B6BD0"/>
+        </w:pBdr>
+        <w:shd w:val="clear" w:color="auto" w:fill="FAF5FF"/>
+      </w:pPr>
+      <w:r>
+        <w:rPr>
+          <w:rFonts w:ascii="맑은 고딕" w:hAnsi="맑은 고딕" w:eastAsia="맑은 고딕"/>
+          <w:b/>
+          <w:sz w:val="17"/>
+          <w:u w:val="none"/>
+        </w:rPr>
+        <w:t>&lt;보 기&gt;</w:t>
+      </w:r>
       <w:r>
         <w:rPr>
           <w:rFonts w:ascii="맑은 고딕" w:hAnsi="맑은 고딕" w:eastAsia="맑은 고딕"/>
@@ -2598,14 +2865,44 @@
           <w:sz w:val="17"/>
           <w:u w:val="none"/>
         </w:rPr>
-        <w:t>① Ants, bees, and termites fall short of humans on many measures of sociality.</w:t>
+        <w:t xml:space="preserve"> the / less / tightly programmed / genetically / we / are / the / more / diverse / our social patterns / can / be</w:t>
       </w:r>
     </w:p>
     <w:p>
       <w:pPr>
-        <w:spacing w:before="0" w:after="0" w:line="269" w:lineRule="auto"/>
-        <w:ind w:left="180" w:hanging="180"/>
+        <w:spacing w:before="0" w:after="0" w:line="288" w:lineRule="auto"/>
+        <w:ind w:left="40"/>
         <w:snapToGrid w:val="0"/>
+        <w:pBdr>
+          <w:top w:val="single" w:sz="4" w:space="2" w:color="9B6BD0"/>
+          <w:left w:val="single" w:sz="4" w:space="2" w:color="9B6BD0"/>
+          <w:bottom w:val="single" w:sz="4" w:space="2" w:color="9B6BD0"/>
+          <w:right w:val="single" w:sz="4" w:space="2" w:color="9B6BD0"/>
+        </w:pBdr>
+        <w:shd w:val="clear" w:color="auto" w:fill="FAF5FF"/>
+      </w:pPr>
+      <w:r>
+        <w:rPr>
+          <w:rFonts w:ascii="맑은 고딕" w:hAnsi="맑은 고딕" w:eastAsia="맑은 고딕"/>
+          <w:b/>
+          <w:sz w:val="17"/>
+          <w:u w:val="none"/>
+        </w:rPr>
+        <w:t>&lt;조 건&gt;</w:t>
+      </w:r>
+    </w:p>
+    <w:p>
+      <w:pPr>
+        <w:spacing w:before="0" w:after="0" w:line="288" w:lineRule="auto"/>
+        <w:ind w:left="40"/>
+        <w:snapToGrid w:val="0"/>
+        <w:pBdr>
+          <w:top w:val="single" w:sz="4" w:space="2" w:color="9B6BD0"/>
+          <w:left w:val="single" w:sz="4" w:space="2" w:color="9B6BD0"/>
+          <w:bottom w:val="single" w:sz="4" w:space="2" w:color="9B6BD0"/>
+          <w:right w:val="single" w:sz="4" w:space="2" w:color="9B6BD0"/>
+        </w:pBdr>
+        <w:shd w:val="clear" w:color="auto" w:fill="FAF5FF"/>
       </w:pPr>
       <w:r>
         <w:rPr>
@@ -2614,14 +2911,21 @@
           <w:sz w:val="17"/>
           <w:u w:val="none"/>
         </w:rPr>
-        <w:t>② In insect colonies, many relatives live together and look after the young as a group.</w:t>
+        <w:t>1. &lt;보기&gt;의 표현을 모두 한 번씩만 사용할 것</w:t>
       </w:r>
     </w:p>
     <w:p>
       <w:pPr>
-        <w:spacing w:before="0" w:after="0" w:line="269" w:lineRule="auto"/>
-        <w:ind w:left="180" w:hanging="180"/>
+        <w:spacing w:before="0" w:after="0" w:line="288" w:lineRule="auto"/>
+        <w:ind w:left="40"/>
         <w:snapToGrid w:val="0"/>
+        <w:pBdr>
+          <w:top w:val="single" w:sz="4" w:space="2" w:color="9B6BD0"/>
+          <w:left w:val="single" w:sz="4" w:space="2" w:color="9B6BD0"/>
+          <w:bottom w:val="single" w:sz="4" w:space="2" w:color="9B6BD0"/>
+          <w:right w:val="single" w:sz="4" w:space="2" w:color="9B6BD0"/>
+        </w:pBdr>
+        <w:shd w:val="clear" w:color="auto" w:fill="FAF5FF"/>
       </w:pPr>
       <w:r>
         <w:rPr>
@@ -2630,14 +2934,21 @@
           <w:sz w:val="17"/>
           <w:u w:val="none"/>
         </w:rPr>
-        <w:t>③ The social patterns of insects repeat in ways that can be predicted.</w:t>
+        <w:t>2. 어형을 바꾸지 말고 다른 단어를 추가하지 말 것</w:t>
       </w:r>
     </w:p>
     <w:p>
       <w:pPr>
-        <w:spacing w:before="0" w:after="0" w:line="269" w:lineRule="auto"/>
-        <w:ind w:left="180" w:hanging="180"/>
+        <w:spacing w:before="0" w:after="0" w:line="288" w:lineRule="auto"/>
+        <w:ind w:left="40"/>
         <w:snapToGrid w:val="0"/>
+        <w:pBdr>
+          <w:top w:val="single" w:sz="4" w:space="2" w:color="9B6BD0"/>
+          <w:left w:val="single" w:sz="4" w:space="2" w:color="9B6BD0"/>
+          <w:bottom w:val="single" w:sz="4" w:space="2" w:color="9B6BD0"/>
+          <w:right w:val="single" w:sz="4" w:space="2" w:color="9B6BD0"/>
+        </w:pBdr>
+        <w:shd w:val="clear" w:color="auto" w:fill="FAF5FF"/>
       </w:pPr>
       <w:r>
         <w:rPr>
@@ -2646,14 +2957,21 @@
           <w:sz w:val="17"/>
           <w:u w:val="none"/>
         </w:rPr>
-        <w:t>④ Chemical signals play a part in driving the patterns of insects.</w:t>
+        <w:t>3. ‘the + 비교급 ~, the + 비교급 …’ 구문으로 쓸 것</w:t>
       </w:r>
     </w:p>
     <w:p>
       <w:pPr>
-        <w:spacing w:before="0" w:after="0" w:line="269" w:lineRule="auto"/>
-        <w:ind w:left="180" w:hanging="180"/>
+        <w:spacing w:before="0" w:after="0" w:line="288" w:lineRule="auto"/>
+        <w:ind w:left="40"/>
         <w:snapToGrid w:val="0"/>
+        <w:pBdr>
+          <w:top w:val="single" w:sz="4" w:space="2" w:color="9B6BD0"/>
+          <w:left w:val="single" w:sz="4" w:space="2" w:color="9B6BD0"/>
+          <w:bottom w:val="single" w:sz="4" w:space="2" w:color="9B6BD0"/>
+          <w:right w:val="single" w:sz="4" w:space="2" w:color="9B6BD0"/>
+        </w:pBdr>
+        <w:shd w:val="clear" w:color="auto" w:fill="FAF5FF"/>
       </w:pPr>
       <w:r>
         <w:rPr>
@@ -2662,7 +2980,63 @@
           <w:sz w:val="17"/>
           <w:u w:val="none"/>
         </w:rPr>
-        <w:t>⑤ The social patterns of human groups do not stay the same from one generation to the next.</w:t>
+        <w:t>4. 총 15단어로 쓸 것</w:t>
+      </w:r>
+    </w:p>
+    <w:p>
+      <w:pPr>
+        <w:spacing w:before="0" w:after="60" w:line="288" w:lineRule="auto"/>
+        <w:ind w:left="40"/>
+        <w:snapToGrid w:val="0"/>
+        <w:pBdr>
+          <w:top w:val="single" w:sz="4" w:space="2" w:color="9B6BD0"/>
+          <w:left w:val="single" w:sz="4" w:space="2" w:color="9B6BD0"/>
+          <w:bottom w:val="single" w:sz="4" w:space="2" w:color="9B6BD0"/>
+          <w:right w:val="single" w:sz="4" w:space="2" w:color="9B6BD0"/>
+        </w:pBdr>
+        <w:shd w:val="clear" w:color="auto" w:fill="FAF5FF"/>
+      </w:pPr>
+      <w:r>
+        <w:rPr>
+          <w:rFonts w:ascii="맑은 고딕" w:hAnsi="맑은 고딕" w:eastAsia="맑은 고딕"/>
+          <w:b w:val="0"/>
+          <w:sz w:val="17"/>
+          <w:u w:val="none"/>
+        </w:rPr>
+        <w:t>5. 답안지에 소문항 번호를 정확하게 기입할 것</w:t>
+      </w:r>
+    </w:p>
+    <w:p>
+      <w:pPr>
+        <w:spacing w:before="0" w:after="40" w:line="360" w:lineRule="auto"/>
+        <w:snapToGrid w:val="0"/>
+      </w:pPr>
+      <w:r>
+        <w:rPr>
+          <w:rFonts w:ascii="맑은 고딕" w:hAnsi="맑은 고딕" w:eastAsia="맑은 고딕"/>
+          <w:b w:val="0"/>
+          <w:sz w:val="17"/>
+          <w:u w:val="none"/>
+        </w:rPr>
+        <w:t>⇒ The ______________________________________________________________ .</w:t>
+      </w:r>
+    </w:p>
+    <w:p>
+      <w:pPr>
+        <w:keepNext/>
+        <w:spacing w:before="80" w:after="40" w:line="276" w:lineRule="auto"/>
+        <w:snapToGrid w:val="0"/>
+        <w:shd w:val="clear" w:color="auto" w:fill="6B21A8"/>
+      </w:pPr>
+      <w:r>
+        <w:rPr>
+          <w:rFonts w:ascii="맑은 고딕" w:hAnsi="맑은 고딕" w:eastAsia="맑은 고딕"/>
+          <w:b/>
+          <w:color w:val="FFFFFF"/>
+          <w:sz w:val="17"/>
+          <w:u w:val="none"/>
+        </w:rPr>
+        <w:t>[지문 구조]  ※ 앞 문항을 모두 푼 뒤에 풀 것</w:t>
       </w:r>
     </w:p>
     <w:p>
@@ -2678,7 +3052,7 @@
           <w:sz w:val="17"/>
           <w:u w:val="none"/>
         </w:rPr>
-        <w:t>38-7.</w:t>
+        <w:t>38-8.</w:t>
       </w:r>
       <w:r>
         <w:rPr>
@@ -2687,7 +3061,30 @@
           <w:sz w:val="17"/>
           <w:u w:val="none"/>
         </w:rPr>
-        <w:t xml:space="preserve"> 다음 글의 내용을 한 문장으로 요약하고자 한다. 빈칸 (A), (B)에 들어갈 말로 가장 적절한 것은? [3.0점]</w:t>
+        <w:t xml:space="preserve"> 글의 흐름으로 보아, 주어진 문장이 들어가기에 가장 적절한 곳은? [2.7점]</w:t>
+      </w:r>
+    </w:p>
+    <w:p>
+      <w:pPr>
+        <w:spacing w:before="0" w:after="60" w:line="288" w:lineRule="auto"/>
+        <w:ind w:left="40"/>
+        <w:snapToGrid w:val="0"/>
+        <w:pBdr>
+          <w:top w:val="single" w:sz="4" w:space="2" w:color="C99B4E"/>
+          <w:left w:val="single" w:sz="4" w:space="2" w:color="C99B4E"/>
+          <w:bottom w:val="single" w:sz="4" w:space="2" w:color="C99B4E"/>
+          <w:right w:val="single" w:sz="4" w:space="2" w:color="C99B4E"/>
+        </w:pBdr>
+        <w:shd w:val="clear" w:color="auto" w:fill="FFF8E1"/>
+      </w:pPr>
+      <w:r>
+        <w:rPr>
+          <w:rFonts w:ascii="맑은 고딕" w:hAnsi="맑은 고딕" w:eastAsia="맑은 고딕"/>
+          <w:b w:val="0"/>
+          <w:sz w:val="17"/>
+          <w:u w:val="none"/>
+        </w:rPr>
+        <w:t>But while insect colonies are impressively social places, it’s not our kind of social life.</w:t>
       </w:r>
     </w:p>
     <w:p>
@@ -2710,21 +3107,14 @@
           <w:sz w:val="17"/>
           <w:u w:val="none"/>
         </w:rPr>
-        <w:t>Ants, bees, and termites put humanity to shame on many metrics of sociality, but theirs is not our kind of social life. Bees always build hexagonal hives, ants march in lines, and termites move in zigzag formations; these patterns recur predictably because they are tightly programmed genetically. We humans are less tightly programmed. Every group dances a slightly different dance, and these choreographies change across generations. We still act in harmony with others, but through patterns shaped more by nurture.</w:t>
+        <w:t>Humans are not the most social animal. Ants, bees, and termites put humanity to shame on many metrics of sociality. ( ① ) A wide variety of relatives live together with perfectly harmonious behavior and collectively care for their young. ( ② ) Bees always build hexagonal hives, ants march in lines, and termites move in zigzag formations. ( ③ ) These patterns recur predictably because they are tightly programmed genetically and propelled pheromonally. ( ④ ) We humans are more free, less tightly programmed genetically, so our social patterns can be more diverse and dynamic. ( ⑤ ) Every group dances a slightly different dance, and these choreographies change across generations.</w:t>
       </w:r>
     </w:p>
     <w:p>
       <w:pPr>
-        <w:spacing w:before="0" w:after="60" w:line="288" w:lineRule="auto"/>
-        <w:ind w:left="40"/>
+        <w:spacing w:before="0" w:after="20" w:line="276" w:lineRule="auto"/>
+        <w:ind w:left="80"/>
         <w:snapToGrid w:val="0"/>
-        <w:pBdr>
-          <w:top w:val="single" w:sz="4" w:space="2" w:color="C99B4E"/>
-          <w:left w:val="single" w:sz="4" w:space="2" w:color="C99B4E"/>
-          <w:bottom w:val="single" w:sz="4" w:space="2" w:color="C99B4E"/>
-          <w:right w:val="single" w:sz="4" w:space="2" w:color="C99B4E"/>
-        </w:pBdr>
-        <w:shd w:val="clear" w:color="auto" w:fill="FFF8E1"/>
       </w:pPr>
       <w:r>
         <w:rPr>
@@ -2733,622 +3123,7 @@
           <w:sz w:val="17"/>
           <w:u w:val="none"/>
         </w:rPr>
-        <w:t>While the social patterns of insects are ______(A)______ by their genes, those of humans are more ______(B)______ and owe much to nurture.</w:t>
-      </w:r>
-    </w:p>
-    <w:p>
-      <w:pPr>
-        <w:spacing w:before="0" w:after="0" w:line="269" w:lineRule="auto"/>
-        <w:ind w:left="180" w:hanging="180"/>
-        <w:snapToGrid w:val="0"/>
-      </w:pPr>
-      <w:r>
-        <w:rPr>
-          <w:rFonts w:ascii="맑은 고딕" w:hAnsi="맑은 고딕" w:eastAsia="맑은 고딕"/>
-          <w:b w:val="0"/>
-          <w:sz w:val="17"/>
-          <w:u w:val="none"/>
-        </w:rPr>
-        <w:t>① (A) weakened  (B) predictable</w:t>
-      </w:r>
-    </w:p>
-    <w:p>
-      <w:pPr>
-        <w:spacing w:before="0" w:after="0" w:line="269" w:lineRule="auto"/>
-        <w:ind w:left="180" w:hanging="180"/>
-        <w:snapToGrid w:val="0"/>
-      </w:pPr>
-      <w:r>
-        <w:rPr>
-          <w:rFonts w:ascii="맑은 고딕" w:hAnsi="맑은 고딕" w:eastAsia="맑은 고딕"/>
-          <w:b w:val="0"/>
-          <w:sz w:val="17"/>
-          <w:u w:val="none"/>
-        </w:rPr>
-        <w:t>② (A) fixed  (B) uniform</w:t>
-      </w:r>
-    </w:p>
-    <w:p>
-      <w:pPr>
-        <w:spacing w:before="0" w:after="0" w:line="269" w:lineRule="auto"/>
-        <w:ind w:left="180" w:hanging="180"/>
-        <w:snapToGrid w:val="0"/>
-      </w:pPr>
-      <w:r>
-        <w:rPr>
-          <w:rFonts w:ascii="맑은 고딕" w:hAnsi="맑은 고딕" w:eastAsia="맑은 고딕"/>
-          <w:b w:val="0"/>
-          <w:sz w:val="17"/>
-          <w:u w:val="none"/>
-        </w:rPr>
-        <w:t>③ (A) ignored  (B) flexible</w:t>
-      </w:r>
-    </w:p>
-    <w:p>
-      <w:pPr>
-        <w:spacing w:before="0" w:after="0" w:line="269" w:lineRule="auto"/>
-        <w:ind w:left="180" w:hanging="180"/>
-        <w:snapToGrid w:val="0"/>
-      </w:pPr>
-      <w:r>
-        <w:rPr>
-          <w:rFonts w:ascii="맑은 고딕" w:hAnsi="맑은 고딕" w:eastAsia="맑은 고딕"/>
-          <w:b w:val="0"/>
-          <w:sz w:val="17"/>
-          <w:u w:val="none"/>
-        </w:rPr>
-        <w:t>④ (A) fixed  (B) flexible</w:t>
-      </w:r>
-    </w:p>
-    <w:p>
-      <w:pPr>
-        <w:spacing w:before="0" w:after="0" w:line="269" w:lineRule="auto"/>
-        <w:ind w:left="180" w:hanging="180"/>
-        <w:snapToGrid w:val="0"/>
-      </w:pPr>
-      <w:r>
-        <w:rPr>
-          <w:rFonts w:ascii="맑은 고딕" w:hAnsi="맑은 고딕" w:eastAsia="맑은 고딕"/>
-          <w:b w:val="0"/>
-          <w:sz w:val="17"/>
-          <w:u w:val="none"/>
-        </w:rPr>
-        <w:t>⑤ (A) disturbed  (B) creative</w:t>
-      </w:r>
-    </w:p>
-    <w:p>
-      <w:pPr>
-        <w:keepNext/>
-        <w:spacing w:before="80" w:after="40" w:line="276" w:lineRule="auto"/>
-        <w:snapToGrid w:val="0"/>
-        <w:shd w:val="clear" w:color="auto" w:fill="8A3A12"/>
-      </w:pPr>
-      <w:r>
-        <w:rPr>
-          <w:rFonts w:ascii="맑은 고딕" w:hAnsi="맑은 고딕" w:eastAsia="맑은 고딕"/>
-          <w:b/>
-          <w:color w:val="FFFFFF"/>
-          <w:sz w:val="17"/>
-          <w:u w:val="none"/>
-        </w:rPr>
-        <w:t>서답형  38-서1 ~ 38-서2</w:t>
-      </w:r>
-    </w:p>
-    <w:p>
-      <w:pPr>
-        <w:keepNext/>
-        <w:spacing w:before="80" w:after="20" w:line="276" w:lineRule="auto"/>
-        <w:snapToGrid w:val="0"/>
-      </w:pPr>
-      <w:r>
-        <w:rPr>
-          <w:rFonts w:ascii="맑은 고딕" w:hAnsi="맑은 고딕" w:eastAsia="맑은 고딕"/>
-          <w:b/>
-          <w:sz w:val="17"/>
-          <w:u w:val="none"/>
-        </w:rPr>
-        <w:t>38-서1.</w:t>
-      </w:r>
-      <w:r>
-        <w:rPr>
-          <w:rFonts w:ascii="맑은 고딕" w:hAnsi="맑은 고딕" w:eastAsia="맑은 고딕"/>
-          <w:b w:val="0"/>
-          <w:sz w:val="17"/>
-          <w:u w:val="none"/>
-        </w:rPr>
-        <w:t xml:space="preserve"> 다음 글의 밑줄 친 부분과 의미가 통하도록 &lt;조건&gt;에 맞게 아래 문장을 완성하시오. [3.0점]</w:t>
-      </w:r>
-    </w:p>
-    <w:p>
-      <w:pPr>
-        <w:spacing w:before="0" w:after="60" w:line="288" w:lineRule="auto"/>
-        <w:ind w:left="40"/>
-        <w:snapToGrid w:val="0"/>
-        <w:pBdr>
-          <w:top w:val="single" w:sz="4" w:space="2" w:color="999999"/>
-          <w:left w:val="single" w:sz="4" w:space="2" w:color="999999"/>
-          <w:bottom w:val="single" w:sz="4" w:space="2" w:color="999999"/>
-          <w:right w:val="single" w:sz="4" w:space="2" w:color="999999"/>
-        </w:pBdr>
-        <w:shd w:val="clear" w:color="auto" w:fill="F6F3EA"/>
-      </w:pPr>
-      <w:r>
-        <w:rPr>
-          <w:rFonts w:ascii="맑은 고딕" w:hAnsi="맑은 고딕" w:eastAsia="맑은 고딕"/>
-          <w:b w:val="0"/>
-          <w:sz w:val="17"/>
-          <w:u w:val="none"/>
-        </w:rPr>
-        <w:t xml:space="preserve">The patterns of insects recur predictably because they are tightly programmed genetically. We humans </w:t>
-      </w:r>
-      <w:r>
-        <w:rPr>
-          <w:rFonts w:ascii="맑은 고딕" w:hAnsi="맑은 고딕" w:eastAsia="맑은 고딕"/>
-          <w:b w:val="0"/>
-          <w:sz w:val="17"/>
-          <w:u w:val="single"/>
-        </w:rPr>
-        <w:t>are less tightly programmed genetically than insects</w:t>
-      </w:r>
-      <w:r>
-        <w:rPr>
-          <w:rFonts w:ascii="맑은 고딕" w:hAnsi="맑은 고딕" w:eastAsia="맑은 고딕"/>
-          <w:b w:val="0"/>
-          <w:sz w:val="17"/>
-          <w:u w:val="none"/>
-        </w:rPr>
-        <w:t>, so our social patterns can be more dynamic.</w:t>
-      </w:r>
-    </w:p>
-    <w:p>
-      <w:pPr>
-        <w:spacing w:before="0" w:after="0" w:line="288" w:lineRule="auto"/>
-        <w:ind w:left="40"/>
-        <w:snapToGrid w:val="0"/>
-        <w:pBdr>
-          <w:top w:val="single" w:sz="4" w:space="2" w:color="9B6BD0"/>
-          <w:left w:val="single" w:sz="4" w:space="2" w:color="9B6BD0"/>
-          <w:bottom w:val="single" w:sz="4" w:space="2" w:color="9B6BD0"/>
-          <w:right w:val="single" w:sz="4" w:space="2" w:color="9B6BD0"/>
-        </w:pBdr>
-        <w:shd w:val="clear" w:color="auto" w:fill="FAF5FF"/>
-      </w:pPr>
-      <w:r>
-        <w:rPr>
-          <w:rFonts w:ascii="맑은 고딕" w:hAnsi="맑은 고딕" w:eastAsia="맑은 고딕"/>
-          <w:b/>
-          <w:sz w:val="17"/>
-          <w:u w:val="none"/>
-        </w:rPr>
-        <w:t>&lt;조 건&gt;</w:t>
-      </w:r>
-    </w:p>
-    <w:p>
-      <w:pPr>
-        <w:spacing w:before="0" w:after="60" w:line="288" w:lineRule="auto"/>
-        <w:ind w:left="40"/>
-        <w:snapToGrid w:val="0"/>
-        <w:pBdr>
-          <w:top w:val="single" w:sz="4" w:space="2" w:color="9B6BD0"/>
-          <w:left w:val="single" w:sz="4" w:space="2" w:color="9B6BD0"/>
-          <w:bottom w:val="single" w:sz="4" w:space="2" w:color="9B6BD0"/>
-          <w:right w:val="single" w:sz="4" w:space="2" w:color="9B6BD0"/>
-        </w:pBdr>
-        <w:shd w:val="clear" w:color="auto" w:fill="FAF5FF"/>
-      </w:pPr>
-      <w:r>
-        <w:rPr>
-          <w:rFonts w:ascii="맑은 고딕" w:hAnsi="맑은 고딕" w:eastAsia="맑은 고딕"/>
-          <w:b w:val="0"/>
-          <w:sz w:val="17"/>
-          <w:u w:val="none"/>
-        </w:rPr>
-        <w:t>1. 「as + 원급 + as」 구문을 사용할 것</w:t>
-      </w:r>
-    </w:p>
-    <w:p>
-      <w:pPr>
-        <w:spacing w:before="0" w:after="40" w:line="360" w:lineRule="auto"/>
-        <w:snapToGrid w:val="0"/>
-      </w:pPr>
-      <w:r>
-        <w:rPr>
-          <w:rFonts w:ascii="맑은 고딕" w:hAnsi="맑은 고딕" w:eastAsia="맑은 고딕"/>
-          <w:b w:val="0"/>
-          <w:sz w:val="17"/>
-          <w:u w:val="none"/>
-        </w:rPr>
-        <w:t>→ We humans</w:t>
-      </w:r>
-    </w:p>
-    <w:p>
-      <w:pPr>
-        <w:spacing w:before="0" w:after="40" w:line="360" w:lineRule="auto"/>
-        <w:snapToGrid w:val="0"/>
-      </w:pPr>
-      <w:r>
-        <w:rPr>
-          <w:rFonts w:ascii="맑은 고딕" w:hAnsi="맑은 고딕" w:eastAsia="맑은 고딕"/>
-          <w:b w:val="0"/>
-          <w:sz w:val="17"/>
-          <w:u w:val="none"/>
-        </w:rPr>
-        <w:t>________  ________  ________  ________</w:t>
-      </w:r>
-    </w:p>
-    <w:p>
-      <w:pPr>
-        <w:spacing w:before="0" w:after="40" w:line="360" w:lineRule="auto"/>
-        <w:snapToGrid w:val="0"/>
-      </w:pPr>
-      <w:r>
-        <w:rPr>
-          <w:rFonts w:ascii="맑은 고딕" w:hAnsi="맑은 고딕" w:eastAsia="맑은 고딕"/>
-          <w:b w:val="0"/>
-          <w:sz w:val="17"/>
-          <w:u w:val="none"/>
-        </w:rPr>
-        <w:t>________  ________  ________  ________ .</w:t>
-      </w:r>
-    </w:p>
-    <w:p>
-      <w:pPr>
-        <w:keepNext/>
-        <w:spacing w:before="80" w:after="20" w:line="276" w:lineRule="auto"/>
-        <w:snapToGrid w:val="0"/>
-      </w:pPr>
-      <w:r>
-        <w:rPr>
-          <w:rFonts w:ascii="맑은 고딕" w:hAnsi="맑은 고딕" w:eastAsia="맑은 고딕"/>
-          <w:b/>
-          <w:sz w:val="17"/>
-          <w:u w:val="none"/>
-        </w:rPr>
-        <w:t>38-서2.</w:t>
-      </w:r>
-      <w:r>
-        <w:rPr>
-          <w:rFonts w:ascii="맑은 고딕" w:hAnsi="맑은 고딕" w:eastAsia="맑은 고딕"/>
-          <w:b w:val="0"/>
-          <w:sz w:val="17"/>
-          <w:u w:val="none"/>
-        </w:rPr>
-        <w:t xml:space="preserve"> 다음 글의 내용을 요약한 문장의 빈칸 (A)~(C)에 들어갈 말을 &lt;보기&gt;에서 골라 쓰시오. (단, 필요한 경우 어형을 바꾸고, 각 빈칸에 한 단어만 쓸 것) [3.0점]</w:t>
-      </w:r>
-    </w:p>
-    <w:p>
-      <w:pPr>
-        <w:spacing w:before="0" w:after="60" w:line="288" w:lineRule="auto"/>
-        <w:ind w:left="40"/>
-        <w:snapToGrid w:val="0"/>
-        <w:pBdr>
-          <w:top w:val="single" w:sz="4" w:space="2" w:color="999999"/>
-          <w:left w:val="single" w:sz="4" w:space="2" w:color="999999"/>
-          <w:bottom w:val="single" w:sz="4" w:space="2" w:color="999999"/>
-          <w:right w:val="single" w:sz="4" w:space="2" w:color="999999"/>
-        </w:pBdr>
-        <w:shd w:val="clear" w:color="auto" w:fill="F6F3EA"/>
-      </w:pPr>
-      <w:r>
-        <w:rPr>
-          <w:rFonts w:ascii="맑은 고딕" w:hAnsi="맑은 고딕" w:eastAsia="맑은 고딕"/>
-          <w:b w:val="0"/>
-          <w:sz w:val="17"/>
-          <w:u w:val="none"/>
-        </w:rPr>
-        <w:t>Insect colonies are impressively social, but their patterns are set by genes and repeat in the same way every time. We humans are less tightly programmed genetically. Each of our groups has its own patterns, and they do not stay the same from one generation to the next.</w:t>
-      </w:r>
-    </w:p>
-    <w:p>
-      <w:pPr>
-        <w:spacing w:before="0" w:after="60" w:line="288" w:lineRule="auto"/>
-        <w:ind w:left="40"/>
-        <w:snapToGrid w:val="0"/>
-        <w:pBdr>
-          <w:top w:val="single" w:sz="4" w:space="2" w:color="C99B4E"/>
-          <w:left w:val="single" w:sz="4" w:space="2" w:color="C99B4E"/>
-          <w:bottom w:val="single" w:sz="4" w:space="2" w:color="C99B4E"/>
-          <w:right w:val="single" w:sz="4" w:space="2" w:color="C99B4E"/>
-        </w:pBdr>
-        <w:shd w:val="clear" w:color="auto" w:fill="FFF8E1"/>
-      </w:pPr>
-      <w:r>
-        <w:rPr>
-          <w:rFonts w:ascii="맑은 고딕" w:hAnsi="맑은 고딕" w:eastAsia="맑은 고딕"/>
-          <w:b w:val="0"/>
-          <w:sz w:val="17"/>
-          <w:u w:val="none"/>
-        </w:rPr>
-        <w:t>Insect societies follow patterns tightly ___(A)___ by genes, whereas human groups, ___(B)___ less tightly programmed, develop patterns that keep ___(C)___ across generations.</w:t>
-      </w:r>
-    </w:p>
-    <w:p>
-      <w:pPr>
-        <w:spacing w:before="0" w:after="60" w:line="288" w:lineRule="auto"/>
-        <w:ind w:left="40"/>
-        <w:snapToGrid w:val="0"/>
-        <w:pBdr>
-          <w:top w:val="single" w:sz="4" w:space="2" w:color="9B6BD0"/>
-          <w:left w:val="single" w:sz="4" w:space="2" w:color="9B6BD0"/>
-          <w:bottom w:val="single" w:sz="4" w:space="2" w:color="9B6BD0"/>
-          <w:right w:val="single" w:sz="4" w:space="2" w:color="9B6BD0"/>
-        </w:pBdr>
-        <w:shd w:val="clear" w:color="auto" w:fill="FAF5FF"/>
-      </w:pPr>
-      <w:r>
-        <w:rPr>
-          <w:rFonts w:ascii="맑은 고딕" w:hAnsi="맑은 고딕" w:eastAsia="맑은 고딕"/>
-          <w:b/>
-          <w:sz w:val="17"/>
-          <w:u w:val="none"/>
-        </w:rPr>
-        <w:t>&lt;보 기&gt;</w:t>
-      </w:r>
-      <w:r>
-        <w:rPr>
-          <w:rFonts w:ascii="맑은 고딕" w:hAnsi="맑은 고딕" w:eastAsia="맑은 고딕"/>
-          <w:b w:val="0"/>
-          <w:sz w:val="17"/>
-          <w:u w:val="none"/>
-        </w:rPr>
-        <w:t xml:space="preserve"> program / be / change / recur / march / build / shame / care / live / free / act / think</w:t>
-      </w:r>
-    </w:p>
-    <w:p>
-      <w:pPr>
-        <w:spacing w:before="0" w:after="40" w:line="360" w:lineRule="auto"/>
-        <w:snapToGrid w:val="0"/>
-      </w:pPr>
-      <w:r>
-        <w:rPr>
-          <w:rFonts w:ascii="맑은 고딕" w:hAnsi="맑은 고딕" w:eastAsia="맑은 고딕"/>
-          <w:b w:val="0"/>
-          <w:sz w:val="17"/>
-          <w:u w:val="none"/>
-        </w:rPr>
-        <w:t>(A) ______________   (B) ______________   (C) ______________</w:t>
-      </w:r>
-    </w:p>
-    <w:p>
-      <w:pPr>
-        <w:keepNext/>
-        <w:spacing w:before="80" w:after="40" w:line="276" w:lineRule="auto"/>
-        <w:snapToGrid w:val="0"/>
-        <w:shd w:val="clear" w:color="auto" w:fill="6B21A8"/>
-      </w:pPr>
-      <w:r>
-        <w:rPr>
-          <w:rFonts w:ascii="맑은 고딕" w:hAnsi="맑은 고딕" w:eastAsia="맑은 고딕"/>
-          <w:b/>
-          <w:color w:val="FFFFFF"/>
-          <w:sz w:val="17"/>
-          <w:u w:val="none"/>
-        </w:rPr>
-        <w:t>[지문 구조]  ※ 앞 문항을 모두 푼 뒤에 풀 것</w:t>
-      </w:r>
-    </w:p>
-    <w:p>
-      <w:pPr>
-        <w:keepNext/>
-        <w:spacing w:before="80" w:after="20" w:line="276" w:lineRule="auto"/>
-        <w:snapToGrid w:val="0"/>
-      </w:pPr>
-      <w:r>
-        <w:rPr>
-          <w:rFonts w:ascii="맑은 고딕" w:hAnsi="맑은 고딕" w:eastAsia="맑은 고딕"/>
-          <w:b/>
-          <w:sz w:val="17"/>
-          <w:u w:val="none"/>
-        </w:rPr>
-        <w:t>38-8.</w:t>
-      </w:r>
-      <w:r>
-        <w:rPr>
-          <w:rFonts w:ascii="맑은 고딕" w:hAnsi="맑은 고딕" w:eastAsia="맑은 고딕"/>
-          <w:b w:val="0"/>
-          <w:sz w:val="17"/>
-          <w:u w:val="none"/>
-        </w:rPr>
-        <w:t xml:space="preserve"> 주어진 글 다음에 이어질 글의 순서로 가장 적절한 것은? [2.7점]</w:t>
-      </w:r>
-    </w:p>
-    <w:p>
-      <w:pPr>
-        <w:spacing w:before="0" w:after="60" w:line="288" w:lineRule="auto"/>
-        <w:ind w:left="40"/>
-        <w:snapToGrid w:val="0"/>
-        <w:pBdr>
-          <w:top w:val="single" w:sz="4" w:space="2" w:color="C99B4E"/>
-          <w:left w:val="single" w:sz="4" w:space="2" w:color="C99B4E"/>
-          <w:bottom w:val="single" w:sz="4" w:space="2" w:color="C99B4E"/>
-          <w:right w:val="single" w:sz="4" w:space="2" w:color="C99B4E"/>
-        </w:pBdr>
-        <w:shd w:val="clear" w:color="auto" w:fill="FFF8E1"/>
-      </w:pPr>
-      <w:r>
-        <w:rPr>
-          <w:rFonts w:ascii="맑은 고딕" w:hAnsi="맑은 고딕" w:eastAsia="맑은 고딕"/>
-          <w:b w:val="0"/>
-          <w:sz w:val="17"/>
-          <w:u w:val="none"/>
-        </w:rPr>
-        <w:t>Humans are not the most social animal. Ants, bees, and termites put humanity to shame on many metrics of sociality.</w:t>
-      </w:r>
-    </w:p>
-    <w:p>
-      <w:pPr>
-        <w:spacing w:before="0" w:after="0" w:line="288" w:lineRule="auto"/>
-        <w:ind w:left="40"/>
-        <w:snapToGrid w:val="0"/>
-        <w:pBdr>
-          <w:top w:val="single" w:sz="4" w:space="2" w:color="999999"/>
-          <w:left w:val="single" w:sz="4" w:space="2" w:color="999999"/>
-          <w:bottom w:val="single" w:sz="4" w:space="2" w:color="999999"/>
-          <w:right w:val="single" w:sz="4" w:space="2" w:color="999999"/>
-        </w:pBdr>
-        <w:shd w:val="clear" w:color="auto" w:fill="F6F3EA"/>
-      </w:pPr>
-      <w:r>
-        <w:rPr>
-          <w:rFonts w:ascii="맑은 고딕" w:hAnsi="맑은 고딕" w:eastAsia="맑은 고딕"/>
-          <w:b/>
-          <w:sz w:val="17"/>
-          <w:u w:val="none"/>
-        </w:rPr>
-        <w:t>(A)</w:t>
-      </w:r>
-      <w:r>
-        <w:rPr>
-          <w:rFonts w:ascii="맑은 고딕" w:hAnsi="맑은 고딕" w:eastAsia="맑은 고딕"/>
-          <w:b w:val="0"/>
-          <w:sz w:val="17"/>
-          <w:u w:val="none"/>
-        </w:rPr>
-        <w:t xml:space="preserve"> We humans are more free, less tightly programmed genetically, so our social patterns can be more varied and dynamic. Every group dances a slightly different dance, and these choreographies change across generations.</w:t>
-      </w:r>
-    </w:p>
-    <w:p>
-      <w:pPr>
-        <w:spacing w:before="0" w:after="0" w:line="288" w:lineRule="auto"/>
-        <w:ind w:left="40"/>
-        <w:snapToGrid w:val="0"/>
-        <w:pBdr>
-          <w:top w:val="single" w:sz="4" w:space="2" w:color="999999"/>
-          <w:left w:val="single" w:sz="4" w:space="2" w:color="999999"/>
-          <w:bottom w:val="single" w:sz="4" w:space="2" w:color="999999"/>
-          <w:right w:val="single" w:sz="4" w:space="2" w:color="999999"/>
-        </w:pBdr>
-        <w:shd w:val="clear" w:color="auto" w:fill="F6F3EA"/>
-      </w:pPr>
-      <w:r>
-        <w:rPr>
-          <w:rFonts w:ascii="맑은 고딕" w:hAnsi="맑은 고딕" w:eastAsia="맑은 고딕"/>
-          <w:b/>
-          <w:sz w:val="17"/>
-          <w:u w:val="none"/>
-        </w:rPr>
-        <w:t>(B)</w:t>
-      </w:r>
-      <w:r>
-        <w:rPr>
-          <w:rFonts w:ascii="맑은 고딕" w:hAnsi="맑은 고딕" w:eastAsia="맑은 고딕"/>
-          <w:b w:val="0"/>
-          <w:sz w:val="17"/>
-          <w:u w:val="none"/>
-        </w:rPr>
-        <w:t xml:space="preserve"> A wide variety of relatives live together with perfectly harmonious behavior and collectively care for their young. But while insect colonies are impressively social places, it’s not our kind of social life.</w:t>
-      </w:r>
-    </w:p>
-    <w:p>
-      <w:pPr>
-        <w:spacing w:before="0" w:after="60" w:line="288" w:lineRule="auto"/>
-        <w:ind w:left="40"/>
-        <w:snapToGrid w:val="0"/>
-        <w:pBdr>
-          <w:top w:val="single" w:sz="4" w:space="2" w:color="999999"/>
-          <w:left w:val="single" w:sz="4" w:space="2" w:color="999999"/>
-          <w:bottom w:val="single" w:sz="4" w:space="2" w:color="999999"/>
-          <w:right w:val="single" w:sz="4" w:space="2" w:color="999999"/>
-        </w:pBdr>
-        <w:shd w:val="clear" w:color="auto" w:fill="F6F3EA"/>
-      </w:pPr>
-      <w:r>
-        <w:rPr>
-          <w:rFonts w:ascii="맑은 고딕" w:hAnsi="맑은 고딕" w:eastAsia="맑은 고딕"/>
-          <w:b/>
-          <w:sz w:val="17"/>
-          <w:u w:val="none"/>
-        </w:rPr>
-        <w:t>(C)</w:t>
-      </w:r>
-      <w:r>
-        <w:rPr>
-          <w:rFonts w:ascii="맑은 고딕" w:hAnsi="맑은 고딕" w:eastAsia="맑은 고딕"/>
-          <w:b w:val="0"/>
-          <w:sz w:val="17"/>
-          <w:u w:val="none"/>
-        </w:rPr>
-        <w:t xml:space="preserve"> Bees always build hexagonal hives, ants march in lines, and termites move in zigzag formations. These patterns recur predictably because they are tightly programmed genetically and propelled pheromonally.</w:t>
-      </w:r>
-    </w:p>
-    <w:p>
-      <w:pPr>
-        <w:spacing w:before="0" w:after="0" w:line="269" w:lineRule="auto"/>
-        <w:ind w:left="180" w:hanging="180"/>
-        <w:snapToGrid w:val="0"/>
-      </w:pPr>
-      <w:r>
-        <w:rPr>
-          <w:rFonts w:ascii="맑은 고딕" w:hAnsi="맑은 고딕" w:eastAsia="맑은 고딕"/>
-          <w:b w:val="0"/>
-          <w:sz w:val="17"/>
-          <w:u w:val="none"/>
-        </w:rPr>
-        <w:t>① (A) – (C) – (B)</w:t>
-      </w:r>
-    </w:p>
-    <w:p>
-      <w:pPr>
-        <w:spacing w:before="0" w:after="0" w:line="269" w:lineRule="auto"/>
-        <w:ind w:left="180" w:hanging="180"/>
-        <w:snapToGrid w:val="0"/>
-      </w:pPr>
-      <w:r>
-        <w:rPr>
-          <w:rFonts w:ascii="맑은 고딕" w:hAnsi="맑은 고딕" w:eastAsia="맑은 고딕"/>
-          <w:b w:val="0"/>
-          <w:sz w:val="17"/>
-          <w:u w:val="none"/>
-        </w:rPr>
-        <w:t>② (B) – (A) – (C)</w:t>
-      </w:r>
-    </w:p>
-    <w:p>
-      <w:pPr>
-        <w:spacing w:before="0" w:after="0" w:line="269" w:lineRule="auto"/>
-        <w:ind w:left="180" w:hanging="180"/>
-        <w:snapToGrid w:val="0"/>
-      </w:pPr>
-      <w:r>
-        <w:rPr>
-          <w:rFonts w:ascii="맑은 고딕" w:hAnsi="맑은 고딕" w:eastAsia="맑은 고딕"/>
-          <w:b w:val="0"/>
-          <w:sz w:val="17"/>
-          <w:u w:val="none"/>
-        </w:rPr>
-        <w:t>③ (B) – (C) – (A)</w:t>
-      </w:r>
-    </w:p>
-    <w:p>
-      <w:pPr>
-        <w:spacing w:before="0" w:after="0" w:line="269" w:lineRule="auto"/>
-        <w:ind w:left="180" w:hanging="180"/>
-        <w:snapToGrid w:val="0"/>
-      </w:pPr>
-      <w:r>
-        <w:rPr>
-          <w:rFonts w:ascii="맑은 고딕" w:hAnsi="맑은 고딕" w:eastAsia="맑은 고딕"/>
-          <w:b w:val="0"/>
-          <w:sz w:val="17"/>
-          <w:u w:val="none"/>
-        </w:rPr>
-        <w:t>④ (C) – (A) – (B)</w:t>
-      </w:r>
-    </w:p>
-    <w:p>
-      <w:pPr>
-        <w:spacing w:before="0" w:after="0" w:line="269" w:lineRule="auto"/>
-        <w:ind w:left="180" w:hanging="180"/>
-        <w:snapToGrid w:val="0"/>
-      </w:pPr>
-      <w:r>
-        <w:rPr>
-          <w:rFonts w:ascii="맑은 고딕" w:hAnsi="맑은 고딕" w:eastAsia="맑은 고딕"/>
-          <w:b w:val="0"/>
-          <w:sz w:val="17"/>
-          <w:u w:val="none"/>
-        </w:rPr>
-        <w:t>⑤ (C) – (B) – (A)</w:t>
+        <w:t>① ①    ② ②    ③ ③    ④ ④    ⑤ ⑤</w:t>
       </w:r>
     </w:p>
     <w:p>
@@ -4317,7 +4092,7 @@
           <w:sz w:val="15"/>
           <w:u w:val="none"/>
         </w:rPr>
-        <w:t xml:space="preserve"> 정답 ⑤</w:t>
+        <w:t xml:space="preserve"> 정답 ③ — (a) ○ (b) ✕ (c) ○ (d) ✕ (e) ✕</w:t>
       </w:r>
     </w:p>
     <w:p>
@@ -4342,7 +4117,7 @@
           <w:sz w:val="15"/>
           <w:u w:val="none"/>
         </w:rPr>
-        <w:t xml:space="preserve"> 정답 ②</w:t>
+        <w:t xml:space="preserve"> 정답 ⑤ — ⓐ lives → live / ⓓ are recurred → recur / ⓕ what → that</w:t>
       </w:r>
     </w:p>
     <w:p>
@@ -4367,7 +4142,7 @@
           <w:sz w:val="15"/>
           <w:u w:val="none"/>
         </w:rPr>
-        <w:t xml:space="preserve"> 정답 ③</w:t>
+        <w:t xml:space="preserve"> 정답 ① — most · predictably · nurture</w:t>
       </w:r>
     </w:p>
     <w:p>
@@ -4392,7 +4167,7 @@
           <w:sz w:val="15"/>
           <w:u w:val="none"/>
         </w:rPr>
-        <w:t xml:space="preserve"> 정답 ④ (uniform → diverse)</w:t>
+        <w:t xml:space="preserve"> 정답 ④</w:t>
       </w:r>
     </w:p>
     <w:p>
@@ -4417,7 +4192,7 @@
           <w:sz w:val="15"/>
           <w:u w:val="none"/>
         </w:rPr>
-        <w:t xml:space="preserve"> 정답 ② — (A) ○ (B) ✕ (C) ○ (D) ✕</w:t>
+        <w:t xml:space="preserve"> 정답 ⑤</w:t>
       </w:r>
     </w:p>
     <w:p>
@@ -4467,7 +4242,7 @@
           <w:sz w:val="15"/>
           <w:u w:val="none"/>
         </w:rPr>
-        <w:t xml:space="preserve"> 정답 ④</w:t>
+        <w:t xml:space="preserve"> 정답 ③</w:t>
       </w:r>
     </w:p>
     <w:p>
@@ -4492,7 +4267,7 @@
           <w:sz w:val="15"/>
           <w:u w:val="none"/>
         </w:rPr>
-        <w:t xml:space="preserve"> are not as tightly programmed genetically as insects</w:t>
+        <w:t xml:space="preserve"> (1) predictable  (2) genetic  (3) diversity</w:t>
       </w:r>
     </w:p>
     <w:p>
@@ -4517,7 +4292,7 @@
           <w:sz w:val="15"/>
           <w:u w:val="none"/>
         </w:rPr>
-        <w:t xml:space="preserve"> (A) programmed  (B) being  (C) changing</w:t>
+        <w:t xml:space="preserve"> The less tightly programmed genetically we are, the more diverse our social patterns can be.</w:t>
       </w:r>
     </w:p>
     <w:p>
@@ -4542,7 +4317,7 @@
           <w:sz w:val="15"/>
           <w:u w:val="none"/>
         </w:rPr>
-        <w:t xml:space="preserve"> 정답 ③ (B) – (C) – (A)</w:t>
+        <w:t xml:space="preserve"> 정답 ②</w:t>
       </w:r>
     </w:p>
     <w:p>
@@ -4583,7 +4358,7 @@
           <w:sz w:val="14"/>
           <w:u w:val="none"/>
         </w:rPr>
-        <w:t xml:space="preserve"> 원문 more shaped by nurture, not just nature를 nurture → how we are raised, not just nature → than by birth alone으로 2단계 환언. </w:t>
+        <w:t xml:space="preserve"> </w:t>
       </w:r>
       <w:r>
         <w:rPr>
@@ -4592,7 +4367,7 @@
           <w:sz w:val="14"/>
           <w:u w:val="none"/>
         </w:rPr>
-        <w:t>② [한 끗·과장]</w:t>
+        <w:t>(c) [어법 decoy]</w:t>
       </w:r>
       <w:r>
         <w:rPr>
@@ -4601,7 +4376,7 @@
           <w:sz w:val="14"/>
           <w:u w:val="none"/>
         </w:rPr>
-        <w:t xml:space="preserve"> more free를 ‘영향이 전혀 없음’으로 부풀렸다 — 바로 앞의 in harmony with others와 충돌. </w:t>
+        <w:t xml:space="preserve"> 병렬 판단이 어려워 틀렸다고 고르기 쉽다 — ④. </w:t>
       </w:r>
       <w:r>
         <w:rPr>
@@ -4610,7 +4385,7 @@
           <w:sz w:val="14"/>
           <w:u w:val="none"/>
         </w:rPr>
-        <w:t>③ [한 끗·절반만 맞음]</w:t>
+        <w:t>(e) [not just 함정]</w:t>
       </w:r>
       <w:r>
         <w:rPr>
@@ -4619,25 +4394,7 @@
           <w:sz w:val="14"/>
           <w:u w:val="none"/>
         </w:rPr>
-        <w:t xml:space="preserve"> ‘세대마다 다름’은 맞지만 Every group dances a slightly different dance와 어긋난다. </w:t>
-      </w:r>
-      <w:r>
-        <w:rPr>
-          <w:rFonts w:ascii="맑은 고딕" w:hAnsi="맑은 고딕" w:eastAsia="맑은 고딕"/>
-          <w:b/>
-          <w:sz w:val="14"/>
-          <w:u w:val="none"/>
-        </w:rPr>
-        <w:t>① [방향 반전]</w:t>
-      </w:r>
-      <w:r>
-        <w:rPr>
-          <w:rFonts w:ascii="맑은 고딕" w:hAnsi="맑은 고딕" w:eastAsia="맑은 고딕"/>
-          <w:b w:val="0"/>
-          <w:sz w:val="14"/>
-          <w:u w:val="none"/>
-        </w:rPr>
-        <w:t xml:space="preserve"> 곤충 쪽 설명.</w:t>
+        <w:t xml:space="preserve"> not just nature(본성만은 아닌)를 ‘본성만’으로 뒤집었다.</w:t>
       </w:r>
     </w:p>
     <w:p>
@@ -4662,7 +4419,7 @@
           <w:sz w:val="14"/>
           <w:u w:val="none"/>
         </w:rPr>
-        <w:t xml:space="preserve"> 주어가 Every </w:t>
+        <w:t xml:space="preserve"> </w:t>
       </w:r>
       <w:r>
         <w:rPr>
@@ -4671,7 +4428,7 @@
           <w:sz w:val="14"/>
           <w:u w:val="none"/>
         </w:rPr>
-        <w:t>group</w:t>
+        <w:t>ⓐ [단수 착각 함정]</w:t>
       </w:r>
       <w:r>
         <w:rPr>
@@ -4680,7 +4437,7 @@
           <w:sz w:val="14"/>
           <w:u w:val="none"/>
         </w:rPr>
-        <w:t xml:space="preserve"> — 집단마다 사회적 패턴이 다르다는 뜻. </w:t>
+        <w:t xml:space="preserve"> A wide variety를 단수 주어로 보면 lives를 옳다고 착각 — ③은 이것을 놓친 선지. </w:t>
       </w:r>
       <w:r>
         <w:rPr>
@@ -4689,7 +4446,7 @@
           <w:sz w:val="14"/>
           <w:u w:val="none"/>
         </w:rPr>
-        <w:t>① [한 끗·단위 바꾸기]</w:t>
+        <w:t>ⓓ</w:t>
       </w:r>
       <w:r>
         <w:rPr>
@@ -4698,43 +4455,7 @@
           <w:sz w:val="14"/>
           <w:u w:val="none"/>
         </w:rPr>
-        <w:t xml:space="preserve"> ‘다르다’는 맞지만 단위가 집단이 아니라 개인이다 — 집단 안에서는 오히려 조화를 이룬다(in harmony with others). </w:t>
-      </w:r>
-      <w:r>
-        <w:rPr>
-          <w:rFonts w:ascii="맑은 고딕" w:hAnsi="맑은 고딕" w:eastAsia="맑은 고딕"/>
-          <w:b/>
-          <w:sz w:val="14"/>
-          <w:u w:val="none"/>
-        </w:rPr>
-        <w:t>③ [글자 그대로]</w:t>
-      </w:r>
-      <w:r>
-        <w:rPr>
-          <w:rFonts w:ascii="맑은 고딕" w:hAnsi="맑은 고딕" w:eastAsia="맑은 고딕"/>
-          <w:b w:val="0"/>
-          <w:sz w:val="14"/>
-          <w:u w:val="none"/>
-        </w:rPr>
-        <w:t xml:space="preserve"> dance를 실제 춤으로 읽은 것. </w:t>
-      </w:r>
-      <w:r>
-        <w:rPr>
-          <w:rFonts w:ascii="맑은 고딕" w:hAnsi="맑은 고딕" w:eastAsia="맑은 고딕"/>
-          <w:b/>
-          <w:sz w:val="14"/>
-          <w:u w:val="none"/>
-        </w:rPr>
-        <w:t>⑤ [방향 반전]</w:t>
-      </w:r>
-      <w:r>
-        <w:rPr>
-          <w:rFonts w:ascii="맑은 고딕" w:hAnsi="맑은 고딕" w:eastAsia="맑은 고딕"/>
-          <w:b w:val="0"/>
-          <w:sz w:val="14"/>
-          <w:u w:val="none"/>
-        </w:rPr>
-        <w:t xml:space="preserve"> 곤충의 방식.</w:t>
+        <w:t xml:space="preserve"> 패턴이 ‘반복되게 된다’는 우리말에 끌려 수동을 옳다고 판단.</w:t>
       </w:r>
     </w:p>
     <w:p>
@@ -4768,7 +4489,7 @@
           <w:sz w:val="14"/>
           <w:u w:val="none"/>
         </w:rPr>
-        <w:t>③ [열 교차]</w:t>
+        <w:t>⑤ [한 끗]</w:t>
       </w:r>
       <w:r>
         <w:rPr>
@@ -4777,7 +4498,7 @@
           <w:sz w:val="14"/>
           <w:u w:val="none"/>
         </w:rPr>
-        <w:t xml:space="preserve"> 세대에 따라 변하는 것은 </w:t>
+        <w:t xml:space="preserve"> (A)(B)는 맞고 (C)만 nature — 뒤의 not just nature와 같은 말이 반복되어 대비가 사라진다. </w:t>
       </w:r>
       <w:r>
         <w:rPr>
@@ -4786,7 +4507,7 @@
           <w:sz w:val="14"/>
           <w:u w:val="none"/>
         </w:rPr>
-        <w:t>ours</w:t>
+        <w:t>③</w:t>
       </w:r>
       <w:r>
         <w:rPr>
@@ -4795,25 +4516,7 @@
           <w:sz w:val="14"/>
           <w:u w:val="none"/>
         </w:rPr>
-        <w:t xml:space="preserve">(인간의 패턴) — 인간 집단의 열에 들어가야 한다. 곤충의 패턴은 repeat the same way every time. A의 they don’t stay the same에서 they가 바로 앞 B의 our patterns를 받는다는 것을 놓치면 속는다. </w:t>
-      </w:r>
-      <w:r>
-        <w:rPr>
-          <w:rFonts w:ascii="맑은 고딕" w:hAnsi="맑은 고딕" w:eastAsia="맑은 고딕"/>
-          <w:b/>
-          <w:sz w:val="14"/>
-          <w:u w:val="none"/>
-        </w:rPr>
-        <w:t>① [한 끗]</w:t>
-      </w:r>
-      <w:r>
-        <w:rPr>
-          <w:rFonts w:ascii="맑은 고딕" w:hAnsi="맑은 고딕" w:eastAsia="맑은 고딕"/>
-          <w:b w:val="0"/>
-          <w:sz w:val="14"/>
-          <w:u w:val="none"/>
-        </w:rPr>
-        <w:t xml:space="preserve"> ‘곤충이 더 사회적’은 상식과 달라 틀린 칸처럼 보이지만 beat us on many measures와 일치.</w:t>
+        <w:t xml:space="preserve"> randomly면 tightly programmed와 충돌.</w:t>
       </w:r>
     </w:p>
     <w:p>
@@ -4838,7 +4541,7 @@
           <w:sz w:val="14"/>
           <w:u w:val="none"/>
         </w:rPr>
-        <w:t xml:space="preserve"> 덜 프로그램되어 있으면 패턴이 ‘획일적’이 아니라 </w:t>
+        <w:t xml:space="preserve"> </w:t>
       </w:r>
       <w:r>
         <w:rPr>
@@ -4847,7 +4550,7 @@
           <w:sz w:val="14"/>
           <w:u w:val="none"/>
         </w:rPr>
-        <w:t>diverse</w:t>
+        <w:t>④ [부정 반전]</w:t>
       </w:r>
       <w:r>
         <w:rPr>
@@ -4856,7 +4559,7 @@
           <w:sz w:val="14"/>
           <w:u w:val="none"/>
         </w:rPr>
-        <w:t xml:space="preserve">(다양한). uniform은 유전자로 고정된 곤충 쪽의 속성이다. and dynamic과 나란히 놓여 긍정적으로 읽히기 쉬운 점이 함정. </w:t>
+        <w:t xml:space="preserve"> change를 ‘변하지 않는다’로 뒤집었다. </w:t>
       </w:r>
       <w:r>
         <w:rPr>
@@ -4865,7 +4568,7 @@
           <w:sz w:val="14"/>
           <w:u w:val="none"/>
         </w:rPr>
-        <w:t>③ [한 끗 함정]</w:t>
+        <w:t>③</w:t>
       </w:r>
       <w:r>
         <w:rPr>
@@ -4874,25 +4577,7 @@
           <w:sz w:val="14"/>
           <w:u w:val="none"/>
         </w:rPr>
-        <w:t xml:space="preserve"> more free와 같은 방향이려면 less가 맞다 — more로 바꿔 읽지 말 것. </w:t>
-      </w:r>
-      <w:r>
-        <w:rPr>
-          <w:rFonts w:ascii="맑은 고딕" w:hAnsi="맑은 고딕" w:eastAsia="맑은 고딕"/>
-          <w:b/>
-          <w:sz w:val="14"/>
-          <w:u w:val="none"/>
-        </w:rPr>
-        <w:t>⑤</w:t>
-      </w:r>
-      <w:r>
-        <w:rPr>
-          <w:rFonts w:ascii="맑은 고딕" w:hAnsi="맑은 고딕" w:eastAsia="맑은 고딕"/>
-          <w:b w:val="0"/>
-          <w:sz w:val="14"/>
-          <w:u w:val="none"/>
-        </w:rPr>
-        <w:t xml:space="preserve"> not just nature(천성만이 아니라)와 짝을 이루는 nurture.</w:t>
+        <w:t xml:space="preserve"> pheromonally → 페로몬의 환언 — 참.</w:t>
       </w:r>
     </w:p>
     <w:p>
@@ -4926,7 +4611,7 @@
           <w:sz w:val="14"/>
           <w:u w:val="none"/>
         </w:rPr>
-        <w:t>(A) ○</w:t>
+        <w:t>② [역할 반전]</w:t>
       </w:r>
       <w:r>
         <w:rPr>
@@ -4935,7 +4620,7 @@
           <w:sz w:val="14"/>
           <w:u w:val="none"/>
         </w:rPr>
-        <w:t xml:space="preserve"> because genes and chemical signals fix these patterns. </w:t>
+        <w:t xml:space="preserve"> raised far from other cuckoos(다른 뻐꾸기와 떨어져 자라도) — ‘배움’이 아님을 보여 주는 장치. </w:t>
       </w:r>
       <w:r>
         <w:rPr>
@@ -4944,7 +4629,7 @@
           <w:sz w:val="14"/>
           <w:u w:val="none"/>
         </w:rPr>
-        <w:t>(B) ✕</w:t>
+        <w:t>①</w:t>
       </w:r>
       <w:r>
         <w:rPr>
@@ -4953,43 +4638,7 @@
           <w:sz w:val="14"/>
           <w:u w:val="none"/>
         </w:rPr>
-        <w:t xml:space="preserve"> a (wide) variety of + 복수명사(relatives)는 복수 취급 → live. </w:t>
-      </w:r>
-      <w:r>
-        <w:rPr>
-          <w:rFonts w:ascii="맑은 고딕" w:hAnsi="맑은 고딕" w:eastAsia="맑은 고딕"/>
-          <w:b/>
-          <w:sz w:val="14"/>
-          <w:u w:val="none"/>
-        </w:rPr>
-        <w:t>(C) ○</w:t>
-      </w:r>
-      <w:r>
-        <w:rPr>
-          <w:rFonts w:ascii="맑은 고딕" w:hAnsi="맑은 고딕" w:eastAsia="맑은 고딕"/>
-          <w:b w:val="0"/>
-          <w:sz w:val="14"/>
-          <w:u w:val="none"/>
-        </w:rPr>
-        <w:t xml:space="preserve"> ‘집단마다 다름 + 시간이 지나며 변함’ — 같은 뜻. </w:t>
-      </w:r>
-      <w:r>
-        <w:rPr>
-          <w:rFonts w:ascii="맑은 고딕" w:hAnsi="맑은 고딕" w:eastAsia="맑은 고딕"/>
-          <w:b/>
-          <w:sz w:val="14"/>
-          <w:u w:val="none"/>
-        </w:rPr>
-        <w:t>(D) ✕</w:t>
-      </w:r>
-      <w:r>
-        <w:rPr>
-          <w:rFonts w:ascii="맑은 고딕" w:hAnsi="맑은 고딕" w:eastAsia="맑은 고딕"/>
-          <w:b w:val="0"/>
-          <w:sz w:val="14"/>
-          <w:u w:val="none"/>
-        </w:rPr>
-        <w:t xml:space="preserve"> 패턴이 유전자에 의해 ‘프로그램된’ 수동 → programmed.</w:t>
+        <w:t xml:space="preserve"> put humanity to shame을 ‘더 우월하다’로 확대 해석.</w:t>
       </w:r>
     </w:p>
     <w:p>
@@ -5023,7 +4672,7 @@
           <w:sz w:val="14"/>
           <w:u w:val="none"/>
         </w:rPr>
-        <w:t>① [방향 반전]</w:t>
+        <w:t>② [소재 과대]</w:t>
       </w:r>
       <w:r>
         <w:rPr>
@@ -5032,7 +4681,7 @@
           <w:sz w:val="14"/>
           <w:u w:val="none"/>
         </w:rPr>
-        <w:t xml:space="preserve"> put A to shame은 ‘A를 부끄럽게 할 만큼 앞서다’ — fall short of(못 미치다)는 주어와 대상을 뒤집은 것. shame이라는 부정적 낱말 때문에 곤충이 못하다는 뜻으로 읽기 쉽다. </w:t>
+        <w:t xml:space="preserve"> hexagonal hives 등 예시만 확대. </w:t>
       </w:r>
       <w:r>
         <w:rPr>
@@ -5041,7 +4690,7 @@
           <w:sz w:val="14"/>
           <w:u w:val="none"/>
         </w:rPr>
-        <w:t>④ [한 끗]</w:t>
+        <w:t>④ [대상 바꿔치기]</w:t>
       </w:r>
       <w:r>
         <w:rPr>
@@ -5050,7 +4699,7 @@
           <w:sz w:val="14"/>
           <w:u w:val="none"/>
         </w:rPr>
-        <w:t xml:space="preserve"> propelled pheromonally → chemical signals … driving. </w:t>
+        <w:t xml:space="preserve"> 페로몬은 ‘곤충’의 이야기. </w:t>
       </w:r>
       <w:r>
         <w:rPr>
@@ -5059,7 +4708,7 @@
           <w:sz w:val="14"/>
           <w:u w:val="none"/>
         </w:rPr>
-        <w:t>⑤ [한 끗]</w:t>
+        <w:t>⑤</w:t>
       </w:r>
       <w:r>
         <w:rPr>
@@ -5068,7 +4717,7 @@
           <w:sz w:val="14"/>
           <w:u w:val="none"/>
         </w:rPr>
-        <w:t xml:space="preserve"> change → do not stay the same(부정 표현으로 환언).</w:t>
+        <w:t xml:space="preserve"> not just nature와 정반대.</w:t>
       </w:r>
     </w:p>
     <w:p>
@@ -5093,7 +4742,7 @@
           <w:sz w:val="14"/>
           <w:u w:val="none"/>
         </w:rPr>
-        <w:t xml:space="preserve"> (A) tightly programmed → fixed. (B) 집단마다 다르고 세대마다 변함 → flexible. </w:t>
+        <w:t xml:space="preserve"> </w:t>
       </w:r>
       <w:r>
         <w:rPr>
@@ -5102,7 +4751,7 @@
           <w:sz w:val="14"/>
           <w:u w:val="none"/>
         </w:rPr>
-        <w:t>② [한 끗]</w:t>
+        <w:t>③ [대상 바꿔치기]</w:t>
       </w:r>
       <w:r>
         <w:rPr>
@@ -5111,25 +4760,7 @@
           <w:sz w:val="14"/>
           <w:u w:val="none"/>
         </w:rPr>
-        <w:t xml:space="preserve"> (A)는 맞지만 (B) uniform은 곤충 쪽 속성 — 요약문 뒤의 more와 owe much to nurture와도 맞지 않는다. </w:t>
-      </w:r>
-      <w:r>
-        <w:rPr>
-          <w:rFonts w:ascii="맑은 고딕" w:hAnsi="맑은 고딕" w:eastAsia="맑은 고딕"/>
-          <w:b/>
-          <w:sz w:val="14"/>
-          <w:u w:val="none"/>
-        </w:rPr>
-        <w:t>③</w:t>
-      </w:r>
-      <w:r>
-        <w:rPr>
-          <w:rFonts w:ascii="맑은 고딕" w:hAnsi="맑은 고딕" w:eastAsia="맑은 고딕"/>
-          <w:b w:val="0"/>
-          <w:sz w:val="14"/>
-          <w:u w:val="none"/>
-        </w:rPr>
-        <w:t xml:space="preserve"> (B)만 맞음 — 유전자가 ‘무시된다’는 내용은 없다.</w:t>
+        <w:t xml:space="preserve"> 인간의 특징(세대 간 변화)을 곤충에 적용했다.</w:t>
       </w:r>
     </w:p>
     <w:p>
@@ -5154,7 +4785,7 @@
           <w:sz w:val="14"/>
           <w:u w:val="none"/>
         </w:rPr>
-        <w:t xml:space="preserve"> as 사이에는 원급 — as less tightly as ✕, as more tightly as ✕. not을 빼면 ‘곤충만큼 프로그램되어 있다’로 뜻이 반대가 된다. than을 그대로 남긴 not as tightly … than ✕. (not so tightly … as도 허용.) [채점] not as ~ as 틀 1 · 원급 tightly 1 · 수동 are programmed 유지 1.</w:t>
+        <w:t xml:space="preserve"> (1) predictably ✕ — be 뒤 보어. (2) genetically ✕ — 명사 수식. (3) diverse ✕ — 동사 shows의 목적어 명사. [채점] 각 1점.</w:t>
       </w:r>
     </w:p>
     <w:p>
@@ -5188,7 +4819,7 @@
           <w:sz w:val="14"/>
           <w:u w:val="none"/>
         </w:rPr>
-        <w:t>(A)</w:t>
+        <w:t>the more our social patterns can be diverse</w:t>
       </w:r>
       <w:r>
         <w:rPr>
@@ -5197,7 +4828,7 @@
           <w:sz w:val="14"/>
           <w:u w:val="none"/>
         </w:rPr>
-        <w:t xml:space="preserve"> patterns를 뒤에서 수식, ‘프로그램된’ 수동 → </w:t>
+        <w:t xml:space="preserve"> ✕ — 비교급 보어(more diverse)는 the 바로 뒤에 붙여 앞으로. </w:t>
       </w:r>
       <w:r>
         <w:rPr>
@@ -5206,7 +4837,7 @@
           <w:sz w:val="14"/>
           <w:u w:val="none"/>
         </w:rPr>
-        <w:t>programmed</w:t>
+        <w:t>we are less tightly …</w:t>
       </w:r>
       <w:r>
         <w:rPr>
@@ -5215,79 +4846,7 @@
           <w:sz w:val="14"/>
           <w:u w:val="none"/>
         </w:rPr>
-        <w:t xml:space="preserve">(set → program). </w:t>
-      </w:r>
-      <w:r>
-        <w:rPr>
-          <w:rFonts w:ascii="맑은 고딕" w:hAnsi="맑은 고딕" w:eastAsia="맑은 고딕"/>
-          <w:b/>
-          <w:sz w:val="14"/>
-          <w:u w:val="none"/>
-        </w:rPr>
-        <w:t>(B)</w:t>
-      </w:r>
-      <w:r>
-        <w:rPr>
-          <w:rFonts w:ascii="맑은 고딕" w:hAnsi="맑은 고딕" w:eastAsia="맑은 고딕"/>
-          <w:b w:val="0"/>
-          <w:sz w:val="14"/>
-          <w:u w:val="none"/>
-        </w:rPr>
-        <w:t xml:space="preserve"> 주어 human groups 뒤에 삽입된 분사구문(= because they are less tightly programmed) → </w:t>
-      </w:r>
-      <w:r>
-        <w:rPr>
-          <w:rFonts w:ascii="맑은 고딕" w:hAnsi="맑은 고딕" w:eastAsia="맑은 고딕"/>
-          <w:b/>
-          <w:sz w:val="14"/>
-          <w:u w:val="none"/>
-        </w:rPr>
-        <w:t>being</w:t>
-      </w:r>
-      <w:r>
-        <w:rPr>
-          <w:rFonts w:ascii="맑은 고딕" w:hAnsi="맑은 고딕" w:eastAsia="맑은 고딕"/>
-          <w:b w:val="0"/>
-          <w:sz w:val="14"/>
-          <w:u w:val="none"/>
-        </w:rPr>
-        <w:t xml:space="preserve">. are ✕(접속사 없이 동사 두 개). </w:t>
-      </w:r>
-      <w:r>
-        <w:rPr>
-          <w:rFonts w:ascii="맑은 고딕" w:hAnsi="맑은 고딕" w:eastAsia="맑은 고딕"/>
-          <w:b/>
-          <w:sz w:val="14"/>
-          <w:u w:val="none"/>
-        </w:rPr>
-        <w:t>(C)</w:t>
-      </w:r>
-      <w:r>
-        <w:rPr>
-          <w:rFonts w:ascii="맑은 고딕" w:hAnsi="맑은 고딕" w:eastAsia="맑은 고딕"/>
-          <w:b w:val="0"/>
-          <w:sz w:val="14"/>
-          <w:u w:val="none"/>
-        </w:rPr>
-        <w:t xml:space="preserve"> keep + -ing, do not stay the same → </w:t>
-      </w:r>
-      <w:r>
-        <w:rPr>
-          <w:rFonts w:ascii="맑은 고딕" w:hAnsi="맑은 고딕" w:eastAsia="맑은 고딕"/>
-          <w:b/>
-          <w:sz w:val="14"/>
-          <w:u w:val="none"/>
-        </w:rPr>
-        <w:t>changing</w:t>
-      </w:r>
-      <w:r>
-        <w:rPr>
-          <w:rFonts w:ascii="맑은 고딕" w:hAnsi="맑은 고딕" w:eastAsia="맑은 고딕"/>
-          <w:b w:val="0"/>
-          <w:sz w:val="14"/>
-          <w:u w:val="none"/>
-        </w:rPr>
-        <w:t>. recurring은 어형은 가능하지만 ‘같은 것이 되풀이된다’는 뜻이라 글과 반대. 과거분사 1 + -ing 2. [채점] 각 1점, 어형 오류 0점.</w:t>
+        <w:t xml:space="preserve"> ✕ — 비교급이 문두로 가야 한다. [채점] 구문 1.5 / 어순 1 / 단어 수·철자 0.5.</w:t>
       </w:r>
     </w:p>
     <w:p>
@@ -5312,7 +4871,7 @@
           <w:sz w:val="14"/>
           <w:u w:val="none"/>
         </w:rPr>
-        <w:t xml:space="preserve"> 구체화 (B) → 곤충의 방식 (C) → 인간의 방식 (A). </w:t>
+        <w:t xml:space="preserve"> </w:t>
       </w:r>
       <w:r>
         <w:rPr>
@@ -5321,7 +4880,7 @@
           <w:sz w:val="14"/>
           <w:u w:val="none"/>
         </w:rPr>
-        <w:t>② [한 끗]</w:t>
+        <w:t>④ [한 끗]</w:t>
       </w:r>
       <w:r>
         <w:rPr>
@@ -5330,7 +4889,7 @@
           <w:sz w:val="14"/>
           <w:u w:val="none"/>
         </w:rPr>
-        <w:t xml:space="preserve"> (B)의 not our kind of social life 뒤에 (A)의 We humans가 자연스러워 보이지만, less tightly programmed의 비교 기준이 아직 나오지 않았고, (C)가 맨 뒤에 오면 글이 곤충 이야기로 끝난다.</w:t>
+        <w:t xml:space="preserve"> We humans 앞에 두면 ‘우리 방식이 아니다’가 이미 패턴 설명이 끝난 뒤라 전환 기능이 늦다.</w:t>
       </w:r>
     </w:p>
     <w:p>

--- a/shinmok1/pack/2510/H1MOGO25-10_38_SET.docx
+++ b/shinmok1/pack/2510/H1MOGO25-10_38_SET.docx
@@ -107,7 +107,7 @@
     </w:p>
     <w:p>
       <w:pPr>
-        <w:spacing w:before="0" w:after="20" w:line="360" w:lineRule="auto"/>
+        <w:spacing w:before="0" w:after="20" w:line="300" w:lineRule="auto"/>
         <w:jc w:val="both"/>
         <w:snapToGrid w:val="0"/>
       </w:pPr>
@@ -118,7 +118,7 @@
           <w:sz w:val="17"/>
           <w:u w:val="none"/>
         </w:rPr>
-        <w:t xml:space="preserve">Humans are not the most social animal. Ants, bees, and termites put humanity to </w:t>
+        <w:t xml:space="preserve">Humans are not the most </w:t>
       </w:r>
       <w:r>
         <w:rPr>
@@ -138,7 +138,7 @@
           <w:sz w:val="17"/>
           <w:u w:val="none"/>
         </w:rPr>
-        <w:t xml:space="preserve">s________ on many metrics of </w:t>
+        <w:t xml:space="preserve">s________ animal. Ants, bees, and termites </w:t>
       </w:r>
       <w:r>
         <w:rPr>
@@ -154,11 +154,20 @@
       <w:r>
         <w:rPr>
           <w:rFonts w:ascii="맑은 고딕" w:hAnsi="맑은 고딕" w:eastAsia="맑은 고딕"/>
+          <w:b/>
+          <w:sz w:val="17"/>
+          <w:u w:val="none"/>
+        </w:rPr>
+        <w:t>[ put / putting ]</w:t>
+      </w:r>
+      <w:r>
+        <w:rPr>
+          <w:rFonts w:ascii="맑은 고딕" w:hAnsi="맑은 고딕" w:eastAsia="맑은 고딕"/>
           <w:b w:val="0"/>
           <w:sz w:val="17"/>
           <w:u w:val="none"/>
         </w:rPr>
-        <w:t xml:space="preserve">________(social). A wide variety of relatives </w:t>
+        <w:t xml:space="preserve"> humanity to shame on many </w:t>
       </w:r>
       <w:r>
         <w:rPr>
@@ -174,20 +183,11 @@
       <w:r>
         <w:rPr>
           <w:rFonts w:ascii="맑은 고딕" w:hAnsi="맑은 고딕" w:eastAsia="맑은 고딕"/>
-          <w:b/>
-          <w:sz w:val="17"/>
-          <w:u w:val="none"/>
-        </w:rPr>
-        <w:t>[ live / lives ]</w:t>
-      </w:r>
-      <w:r>
-        <w:rPr>
-          <w:rFonts w:ascii="맑은 고딕" w:hAnsi="맑은 고딕" w:eastAsia="맑은 고딕"/>
           <w:b w:val="0"/>
           <w:sz w:val="17"/>
           <w:u w:val="none"/>
         </w:rPr>
-        <w:t xml:space="preserve"> together with perfectly </w:t>
+        <w:t xml:space="preserve">m________ of sociality. A wide </w:t>
       </w:r>
       <w:r>
         <w:rPr>
@@ -203,20 +203,11 @@
       <w:r>
         <w:rPr>
           <w:rFonts w:ascii="맑은 고딕" w:hAnsi="맑은 고딕" w:eastAsia="맑은 고딕"/>
-          <w:b/>
-          <w:sz w:val="17"/>
-          <w:u w:val="none"/>
-        </w:rPr>
-        <w:t>[ harmonious / hostile ]</w:t>
-      </w:r>
-      <w:r>
-        <w:rPr>
-          <w:rFonts w:ascii="맑은 고딕" w:hAnsi="맑은 고딕" w:eastAsia="맑은 고딕"/>
           <w:b w:val="0"/>
           <w:sz w:val="17"/>
           <w:u w:val="none"/>
         </w:rPr>
-        <w:t xml:space="preserve"> behavior and </w:t>
+        <w:t xml:space="preserve">________(vary) of relatives </w:t>
       </w:r>
       <w:r>
         <w:rPr>
@@ -236,7 +227,7 @@
           <w:sz w:val="17"/>
           <w:u w:val="none"/>
         </w:rPr>
-        <w:t>[ collectively / collective ]</w:t>
+        <w:t>[ live / lives ]</w:t>
       </w:r>
       <w:r>
         <w:rPr>
@@ -245,7 +236,7 @@
           <w:sz w:val="17"/>
           <w:u w:val="none"/>
         </w:rPr>
-        <w:t xml:space="preserve"> care for their young. But while insect colonies are </w:t>
+        <w:t xml:space="preserve"> together with </w:t>
       </w:r>
       <w:r>
         <w:rPr>
@@ -265,7 +256,7 @@
           <w:sz w:val="17"/>
           <w:u w:val="none"/>
         </w:rPr>
-        <w:t>[ impressively / impressive ]</w:t>
+        <w:t>[ perfectly / perfect ]</w:t>
       </w:r>
       <w:r>
         <w:rPr>
@@ -274,7 +265,7 @@
           <w:sz w:val="17"/>
           <w:u w:val="none"/>
         </w:rPr>
-        <w:t xml:space="preserve"> social places, it’s not our kind of social life. Bees always build </w:t>
+        <w:t xml:space="preserve"> harmonious behavior and </w:t>
       </w:r>
       <w:r>
         <w:rPr>
@@ -294,7 +285,7 @@
           <w:sz w:val="17"/>
           <w:u w:val="none"/>
         </w:rPr>
-        <w:t xml:space="preserve">h________ hives, ants march in lines, and termites move in zigzag </w:t>
+        <w:t xml:space="preserve">________(collect) care for their young. But while insect colonies are </w:t>
       </w:r>
       <w:r>
         <w:rPr>
@@ -310,11 +301,20 @@
       <w:r>
         <w:rPr>
           <w:rFonts w:ascii="맑은 고딕" w:hAnsi="맑은 고딕" w:eastAsia="맑은 고딕"/>
+          <w:b/>
+          <w:sz w:val="17"/>
+          <w:u w:val="none"/>
+        </w:rPr>
+        <w:t>[ impressively / barely ]</w:t>
+      </w:r>
+      <w:r>
+        <w:rPr>
+          <w:rFonts w:ascii="맑은 고딕" w:hAnsi="맑은 고딕" w:eastAsia="맑은 고딕"/>
           <w:b w:val="0"/>
           <w:sz w:val="17"/>
           <w:u w:val="none"/>
         </w:rPr>
-        <w:t xml:space="preserve">________(form). These patterns recur </w:t>
+        <w:t xml:space="preserve"> social places, it’s not our kind of social life. Bees </w:t>
       </w:r>
       <w:r>
         <w:rPr>
@@ -334,7 +334,7 @@
           <w:sz w:val="17"/>
           <w:u w:val="none"/>
         </w:rPr>
-        <w:t>[ predictably / unpredictably ]</w:t>
+        <w:t>[ always build / are always building ]</w:t>
       </w:r>
       <w:r>
         <w:rPr>
@@ -343,7 +343,7 @@
           <w:sz w:val="17"/>
           <w:u w:val="none"/>
         </w:rPr>
-        <w:t xml:space="preserve"> because they </w:t>
+        <w:t xml:space="preserve"> </w:t>
       </w:r>
       <w:r>
         <w:rPr>
@@ -359,20 +359,11 @@
       <w:r>
         <w:rPr>
           <w:rFonts w:ascii="맑은 고딕" w:hAnsi="맑은 고딕" w:eastAsia="맑은 고딕"/>
-          <w:b/>
-          <w:sz w:val="17"/>
-          <w:u w:val="none"/>
-        </w:rPr>
-        <w:t>[ are / is ]</w:t>
-      </w:r>
-      <w:r>
-        <w:rPr>
-          <w:rFonts w:ascii="맑은 고딕" w:hAnsi="맑은 고딕" w:eastAsia="맑은 고딕"/>
           <w:b w:val="0"/>
           <w:sz w:val="17"/>
           <w:u w:val="none"/>
         </w:rPr>
-        <w:t xml:space="preserve"> tightly </w:t>
+        <w:t xml:space="preserve">h________ hives, ants march in lines, and termites move in zigzag </w:t>
       </w:r>
       <w:r>
         <w:rPr>
@@ -388,20 +379,11 @@
       <w:r>
         <w:rPr>
           <w:rFonts w:ascii="맑은 고딕" w:hAnsi="맑은 고딕" w:eastAsia="맑은 고딕"/>
-          <w:b/>
-          <w:sz w:val="17"/>
-          <w:u w:val="none"/>
-        </w:rPr>
-        <w:t>[ programmed / programming ]</w:t>
-      </w:r>
-      <w:r>
-        <w:rPr>
-          <w:rFonts w:ascii="맑은 고딕" w:hAnsi="맑은 고딕" w:eastAsia="맑은 고딕"/>
           <w:b w:val="0"/>
           <w:sz w:val="17"/>
           <w:u w:val="none"/>
         </w:rPr>
-        <w:t xml:space="preserve"> </w:t>
+        <w:t xml:space="preserve">________(form). These patterns </w:t>
       </w:r>
       <w:r>
         <w:rPr>
@@ -417,11 +399,20 @@
       <w:r>
         <w:rPr>
           <w:rFonts w:ascii="맑은 고딕" w:hAnsi="맑은 고딕" w:eastAsia="맑은 고딕"/>
+          <w:b/>
+          <w:sz w:val="17"/>
+          <w:u w:val="none"/>
+        </w:rPr>
+        <w:t>[ recur / recurs ]</w:t>
+      </w:r>
+      <w:r>
+        <w:rPr>
+          <w:rFonts w:ascii="맑은 고딕" w:hAnsi="맑은 고딕" w:eastAsia="맑은 고딕"/>
           <w:b w:val="0"/>
           <w:sz w:val="17"/>
           <w:u w:val="none"/>
         </w:rPr>
-        <w:t xml:space="preserve">________(genetic) and propelled </w:t>
+        <w:t xml:space="preserve"> </w:t>
       </w:r>
       <w:r>
         <w:rPr>
@@ -437,11 +428,20 @@
       <w:r>
         <w:rPr>
           <w:rFonts w:ascii="맑은 고딕" w:hAnsi="맑은 고딕" w:eastAsia="맑은 고딕"/>
+          <w:b/>
+          <w:sz w:val="17"/>
+          <w:u w:val="none"/>
+        </w:rPr>
+        <w:t>[ predictably / predictable ]</w:t>
+      </w:r>
+      <w:r>
+        <w:rPr>
+          <w:rFonts w:ascii="맑은 고딕" w:hAnsi="맑은 고딕" w:eastAsia="맑은 고딕"/>
           <w:b w:val="0"/>
           <w:sz w:val="17"/>
           <w:u w:val="none"/>
         </w:rPr>
-        <w:t xml:space="preserve">________(pheromonal). We humans are more free, less tightly programmed genetically, so our social patterns can be more </w:t>
+        <w:t xml:space="preserve"> because they are tightly </w:t>
       </w:r>
       <w:r>
         <w:rPr>
@@ -461,7 +461,7 @@
           <w:sz w:val="17"/>
           <w:u w:val="none"/>
         </w:rPr>
-        <w:t>[ diverse / uniform ]</w:t>
+        <w:t>[ programmed / programming ]</w:t>
       </w:r>
       <w:r>
         <w:rPr>
@@ -470,7 +470,7 @@
           <w:sz w:val="17"/>
           <w:u w:val="none"/>
         </w:rPr>
-        <w:t xml:space="preserve"> and dynamic. Every group </w:t>
+        <w:t xml:space="preserve"> genetically and propelled </w:t>
       </w:r>
       <w:r>
         <w:rPr>
@@ -486,20 +486,11 @@
       <w:r>
         <w:rPr>
           <w:rFonts w:ascii="맑은 고딕" w:hAnsi="맑은 고딕" w:eastAsia="맑은 고딕"/>
-          <w:b/>
-          <w:sz w:val="17"/>
-          <w:u w:val="none"/>
-        </w:rPr>
-        <w:t>[ dances / dance ]</w:t>
-      </w:r>
-      <w:r>
-        <w:rPr>
-          <w:rFonts w:ascii="맑은 고딕" w:hAnsi="맑은 고딕" w:eastAsia="맑은 고딕"/>
           <w:b w:val="0"/>
           <w:sz w:val="17"/>
           <w:u w:val="none"/>
         </w:rPr>
-        <w:t xml:space="preserve"> a slightly different dance, and these </w:t>
+        <w:t xml:space="preserve">________(pheromone). We humans are more free, </w:t>
       </w:r>
       <w:r>
         <w:rPr>
@@ -515,11 +506,20 @@
       <w:r>
         <w:rPr>
           <w:rFonts w:ascii="맑은 고딕" w:hAnsi="맑은 고딕" w:eastAsia="맑은 고딕"/>
+          <w:b/>
+          <w:sz w:val="17"/>
+          <w:u w:val="none"/>
+        </w:rPr>
+        <w:t>[ less / more ]</w:t>
+      </w:r>
+      <w:r>
+        <w:rPr>
+          <w:rFonts w:ascii="맑은 고딕" w:hAnsi="맑은 고딕" w:eastAsia="맑은 고딕"/>
           <w:b w:val="0"/>
           <w:sz w:val="17"/>
           <w:u w:val="none"/>
         </w:rPr>
-        <w:t xml:space="preserve">c________ </w:t>
+        <w:t xml:space="preserve"> tightly programmed genetically, so our social patterns can be more </w:t>
       </w:r>
       <w:r>
         <w:rPr>
@@ -539,7 +539,7 @@
           <w:sz w:val="17"/>
           <w:u w:val="none"/>
         </w:rPr>
-        <w:t>[ change / changed ]</w:t>
+        <w:t>[ diverse / uniform ]</w:t>
       </w:r>
       <w:r>
         <w:rPr>
@@ -548,7 +548,7 @@
           <w:sz w:val="17"/>
           <w:u w:val="none"/>
         </w:rPr>
-        <w:t xml:space="preserve"> across </w:t>
+        <w:t xml:space="preserve"> and dynamic. Every group dances a slightly different dance, and these </w:t>
       </w:r>
       <w:r>
         <w:rPr>
@@ -568,7 +568,7 @@
           <w:sz w:val="17"/>
           <w:u w:val="none"/>
         </w:rPr>
-        <w:t xml:space="preserve">g________. We still think and act in ways </w:t>
+        <w:t xml:space="preserve">c________ change across generations. We still think and act in ways </w:t>
       </w:r>
       <w:r>
         <w:rPr>
@@ -725,7 +725,7 @@
           <w:sz w:val="17"/>
           <w:u w:val="none"/>
         </w:rPr>
-        <w:t>although</w:t>
+        <w:t>despite</w:t>
       </w:r>
       <w:r>
         <w:rPr>
@@ -760,7 +760,7 @@
           <w:sz w:val="17"/>
           <w:u w:val="none"/>
         </w:rPr>
-        <w:t xml:space="preserve">These patterns recur predictably because they are tightly programmed genetically and </w:t>
+        <w:t xml:space="preserve">These patterns recur predictably </w:t>
       </w:r>
       <w:r>
         <w:rPr>
@@ -769,7 +769,7 @@
           <w:sz w:val="17"/>
           <w:u w:val="single"/>
         </w:rPr>
-        <w:t>propelled</w:t>
+        <w:t>because they are</w:t>
       </w:r>
       <w:r>
         <w:rPr>
@@ -778,7 +778,7 @@
           <w:sz w:val="17"/>
           <w:u w:val="none"/>
         </w:rPr>
-        <w:t xml:space="preserve"> pheromonally.  → 제시 교정: </w:t>
+        <w:t xml:space="preserve"> tightly programmed genetically and propelled pheromonally.  → 제시 교정: </w:t>
       </w:r>
       <w:r>
         <w:rPr>
@@ -787,7 +787,7 @@
           <w:sz w:val="17"/>
           <w:u w:val="none"/>
         </w:rPr>
-        <w:t>propelling</w:t>
+        <w:t>because of being</w:t>
       </w:r>
       <w:r>
         <w:rPr>
@@ -840,7 +840,7 @@
           <w:sz w:val="17"/>
           <w:u w:val="none"/>
         </w:rPr>
-        <w:t xml:space="preserve"> in harmony with others around us  → 제시 교정: </w:t>
+        <w:t xml:space="preserve"> in harmony with others around us, …  → 제시 교정: </w:t>
       </w:r>
       <w:r>
         <w:rPr>
@@ -849,7 +849,7 @@
           <w:sz w:val="17"/>
           <w:u w:val="none"/>
         </w:rPr>
-        <w:t>which are</w:t>
+        <w:t>that are 삭제 → in ways in harmony with</w:t>
       </w:r>
       <w:r>
         <w:rPr>
@@ -910,7 +910,7 @@
           <w:sz w:val="17"/>
           <w:u w:val="none"/>
         </w:rPr>
-        <w:t>개미, 벌, 흰개미는 사회성의 여러 지표에서 인류를 부끄럽게 만든다.</w:t>
+        <w:t>우리 인간은 더 자유롭고 유전적으로 덜 빈틈없이 프로그램되어 있어서, 우리의 사회적 패턴은 더 다양하고 역동적일 수 있다.</w:t>
       </w:r>
     </w:p>
     <w:p>
@@ -927,7 +927,7 @@
           <w:sz w:val="17"/>
           <w:u w:val="none"/>
         </w:rPr>
-        <w:t>ants, bees, and termites / put / humanity / shame / on / many metrics / of sociality / ashamed</w:t>
+        <w:t>be / we humans / more free / less tightly / and / our social patterns / be / program / genetically / dynamic / can / more diverse / because</w:t>
       </w:r>
     </w:p>
     <w:p>
@@ -962,7 +962,7 @@
           <w:sz w:val="17"/>
           <w:u w:val="none"/>
         </w:rPr>
-        <w:t>모든 집단은 조금씩 다른 춤을 추고, 이 안무는 세대를 거치며 변한다.</w:t>
+        <w:t>우리는 여전히 주변의 다른 사람들과 조화를 이루는 방식으로 생각하고 행동하지만, 그것은 천성만이 아니라 양육에 의해 더 많이 형성되는 패턴을 통해서이다.</w:t>
       </w:r>
     </w:p>
     <w:p>
@@ -979,7 +979,7 @@
           <w:sz w:val="17"/>
           <w:u w:val="none"/>
         </w:rPr>
-        <w:t>every group / dance / a / slightly / different / dance / and / these choreographies / change / generations / generational</w:t>
+        <w:t>still / we / think and act / be / that / in ways / in harmony / with others / around us / but / it / be / more / what / that / be / patterns / not just nature / by nurture / shape</w:t>
       </w:r>
     </w:p>
     <w:p>
@@ -1040,7 +1040,7 @@
           <w:sz w:val="17"/>
           <w:u w:val="none"/>
         </w:rPr>
-        <w:t>우리 인간은 더 자유롭고 유전적으로 덜 엄격하게 프로그램되어 있어서, 우리의 사회적 패턴은 더 다양하고 역동적일 수 있다.</w:t>
+        <w:t>이 패턴들은 유전적으로 빈틈없이 프로그램되어 있고 페로몬에 의해 추진되기 때문에 예측 가능하게 반복된다.</w:t>
       </w:r>
     </w:p>
     <w:p>
@@ -1057,7 +1057,7 @@
           <w:sz w:val="17"/>
           <w:u w:val="none"/>
         </w:rPr>
-        <w:t>we humans / are / more free / less tightly / programmed / genetic / so / our social patterns / can be / more diverse and dynamic</w:t>
+        <w:t>recur / genetically / predictably / these patterns / because / they / tightly / are / program / propelled / pheromonally / and</w:t>
       </w:r>
     </w:p>
     <w:p>
@@ -1114,29 +1114,20 @@
       <w:r>
         <w:rPr>
           <w:rFonts w:ascii="맑은 고딕" w:hAnsi="맑은 고딕" w:eastAsia="맑은 고딕"/>
+          <w:b/>
+          <w:sz w:val="17"/>
+          <w:u w:val="none"/>
+        </w:rPr>
+        <w:t>it</w:t>
+      </w:r>
+      <w:r>
+        <w:rPr>
+          <w:rFonts w:ascii="맑은 고딕" w:hAnsi="맑은 고딕" w:eastAsia="맑은 고딕"/>
           <w:b w:val="0"/>
           <w:sz w:val="17"/>
           <w:u w:val="none"/>
         </w:rPr>
-        <w:t xml:space="preserve">collectively care for </w:t>
-      </w:r>
-      <w:r>
-        <w:rPr>
-          <w:rFonts w:ascii="맑은 고딕" w:hAnsi="맑은 고딕" w:eastAsia="맑은 고딕"/>
-          <w:b/>
-          <w:sz w:val="17"/>
-          <w:u w:val="none"/>
-        </w:rPr>
-        <w:t>their</w:t>
-      </w:r>
-      <w:r>
-        <w:rPr>
-          <w:rFonts w:ascii="맑은 고딕" w:hAnsi="맑은 고딕" w:eastAsia="맑은 고딕"/>
-          <w:b w:val="0"/>
-          <w:sz w:val="17"/>
-          <w:u w:val="none"/>
-        </w:rPr>
-        <w:t xml:space="preserve"> young — their가 가리키는 말을 본문에서(5단어): ______________________________</w:t>
+        <w:t>’s not our kind of social life — it이 가리키는 것을 우리말로: ____________________________________________</w:t>
       </w:r>
     </w:p>
     <w:p>
@@ -1162,7 +1153,7 @@
           <w:sz w:val="17"/>
           <w:u w:val="none"/>
         </w:rPr>
-        <w:t>it</w:t>
+        <w:t>These patterns</w:t>
       </w:r>
       <w:r>
         <w:rPr>
@@ -1171,7 +1162,7 @@
           <w:sz w:val="17"/>
           <w:u w:val="none"/>
         </w:rPr>
-        <w:t>’s not our kind of social life — it이 가리키는 것을 우리말로: ______________________________</w:t>
+        <w:t xml:space="preserve"> recur predictably — These patterns의 구체적 내용 세 가지를 우리말로: ____________________________________________</w:t>
       </w:r>
     </w:p>
     <w:p>
@@ -1193,29 +1184,20 @@
       <w:r>
         <w:rPr>
           <w:rFonts w:ascii="맑은 고딕" w:hAnsi="맑은 고딕" w:eastAsia="맑은 고딕"/>
+          <w:b/>
+          <w:sz w:val="17"/>
+          <w:u w:val="none"/>
+        </w:rPr>
+        <w:t>these choreographies</w:t>
+      </w:r>
+      <w:r>
+        <w:rPr>
+          <w:rFonts w:ascii="맑은 고딕" w:hAnsi="맑은 고딕" w:eastAsia="맑은 고딕"/>
           <w:b w:val="0"/>
           <w:sz w:val="17"/>
           <w:u w:val="none"/>
         </w:rPr>
-        <w:t xml:space="preserve">because </w:t>
-      </w:r>
-      <w:r>
-        <w:rPr>
-          <w:rFonts w:ascii="맑은 고딕" w:hAnsi="맑은 고딕" w:eastAsia="맑은 고딕"/>
-          <w:b/>
-          <w:sz w:val="17"/>
-          <w:u w:val="none"/>
-        </w:rPr>
-        <w:t>they</w:t>
-      </w:r>
-      <w:r>
-        <w:rPr>
-          <w:rFonts w:ascii="맑은 고딕" w:hAnsi="맑은 고딕" w:eastAsia="맑은 고딕"/>
-          <w:b w:val="0"/>
-          <w:sz w:val="17"/>
-          <w:u w:val="none"/>
-        </w:rPr>
-        <w:t xml:space="preserve"> are tightly programmed — they가 가리키는 말을 본문에서(2단어): ______________</w:t>
+        <w:t xml:space="preserve"> change across generations — these choreographies가 가리키는 말을 본문에서(4단어): ______________________________</w:t>
       </w:r>
     </w:p>
     <w:p>
@@ -1237,11 +1219,20 @@
       <w:r>
         <w:rPr>
           <w:rFonts w:ascii="맑은 고딕" w:hAnsi="맑은 고딕" w:eastAsia="맑은 고딕"/>
+          <w:b w:val="0"/>
+          <w:sz w:val="17"/>
+          <w:u w:val="none"/>
+        </w:rPr>
+        <w:t xml:space="preserve">not just </w:t>
+      </w:r>
+      <w:r>
+        <w:rPr>
+          <w:rFonts w:ascii="맑은 고딕" w:hAnsi="맑은 고딕" w:eastAsia="맑은 고딕"/>
           <w:b/>
           <w:sz w:val="17"/>
           <w:u w:val="none"/>
         </w:rPr>
-        <w:t>these choreographies</w:t>
+        <w:t>nature</w:t>
       </w:r>
       <w:r>
         <w:rPr>
@@ -1250,7 +1241,7 @@
           <w:sz w:val="17"/>
           <w:u w:val="none"/>
         </w:rPr>
-        <w:t xml:space="preserve"> change across generations — 가리키는 것을 우리말로: ______________________________</w:t>
+        <w:t xml:space="preserve"> — nature와 대비되어 쓰인 말(1단어): ______________</w:t>
       </w:r>
     </w:p>
     <w:p>
@@ -1281,7 +1272,7 @@
     </w:p>
     <w:p>
       <w:pPr>
-        <w:spacing w:before="0" w:after="20" w:line="360" w:lineRule="auto"/>
+        <w:spacing w:before="0" w:after="20" w:line="300" w:lineRule="auto"/>
         <w:jc w:val="both"/>
         <w:snapToGrid w:val="0"/>
       </w:pPr>
@@ -1292,7 +1283,7 @@
           <w:sz w:val="17"/>
           <w:u w:val="none"/>
         </w:rPr>
-        <w:t xml:space="preserve">Birdsong offers another example. Some birds </w:t>
+        <w:t xml:space="preserve">Birdsong offers a parallel. Some species </w:t>
       </w:r>
       <w:r>
         <w:rPr>
@@ -1321,7 +1312,7 @@
           <w:sz w:val="17"/>
           <w:u w:val="none"/>
         </w:rPr>
-        <w:t xml:space="preserve"> the same song in every place they live, because the tune is written into their genes. Others, like many songbirds, learn their songs from older birds nearby, so groups living only a few valleys apart can sound noticeably </w:t>
+        <w:t xml:space="preserve"> exactly the same song wherever they live, because the tune is </w:t>
       </w:r>
       <w:r>
         <w:rPr>
@@ -1341,7 +1332,7 @@
           <w:sz w:val="17"/>
           <w:u w:val="none"/>
         </w:rPr>
-        <w:t>[ different / differently ]</w:t>
+        <w:t>[ written / writing ]</w:t>
       </w:r>
       <w:r>
         <w:rPr>
@@ -1350,7 +1341,7 @@
           <w:sz w:val="17"/>
           <w:u w:val="none"/>
         </w:rPr>
-        <w:t xml:space="preserve">. For these learners, the song </w:t>
+        <w:t xml:space="preserve"> into their genes. Other birds, like many songbirds, learn their song from older birds nearby, so flocks only a few valleys apart can sound noticeably different. For these learners the song is handed down, and each new generation </w:t>
       </w:r>
       <w:r>
         <w:rPr>
@@ -1370,7 +1361,7 @@
           <w:sz w:val="17"/>
           <w:u w:val="none"/>
         </w:rPr>
-        <w:t>[ is passed / passes ]</w:t>
+        <w:t>[ reshapes / reshape ]</w:t>
       </w:r>
       <w:r>
         <w:rPr>
@@ -1379,7 +1370,7 @@
           <w:sz w:val="17"/>
           <w:u w:val="none"/>
         </w:rPr>
-        <w:t xml:space="preserve"> down and slowly reshaped by each new generation.</w:t>
+        <w:t xml:space="preserve"> it a little.</w:t>
       </w:r>
     </w:p>
     <w:p>
@@ -1431,7 +1422,7 @@
           <w:sz w:val="17"/>
           <w:u w:val="none"/>
         </w:rPr>
-        <w:t>Unlike insects, humans form social patterns that are shaped more by n____________ than by genes.</w:t>
+        <w:t>Insect societies run on fixed genetic programs, while human social patterns are shaped more by n____________ and so differ from group to group.</w:t>
       </w:r>
     </w:p>
     <w:p>
@@ -1474,25 +1465,7 @@
           <w:sz w:val="17"/>
           <w:u w:val="none"/>
         </w:rPr>
-        <w:t xml:space="preserve"> 다음 글에 대한 &lt;보기&gt;의 설명 중 </w:t>
-      </w:r>
-      <w:r>
-        <w:rPr>
-          <w:rFonts w:ascii="맑은 고딕" w:hAnsi="맑은 고딕" w:eastAsia="맑은 고딕"/>
-          <w:b w:val="0"/>
-          <w:sz w:val="17"/>
-          <w:u w:val="single"/>
-        </w:rPr>
-        <w:t>틀린</w:t>
-      </w:r>
-      <w:r>
-        <w:rPr>
-          <w:rFonts w:ascii="맑은 고딕" w:hAnsi="맑은 고딕" w:eastAsia="맑은 고딕"/>
-          <w:b w:val="0"/>
-          <w:sz w:val="17"/>
-          <w:u w:val="none"/>
-        </w:rPr>
-        <w:t xml:space="preserve"> 것만을 있는 대로 고른 것은? [3.3점]</w:t>
+        <w:t xml:space="preserve"> 다음 글에 대한 &lt;보기&gt;의 설명 중 옳은 것만을 있는 대로 고른 것은? [3.3점]</w:t>
       </w:r>
     </w:p>
     <w:p>
@@ -1515,43 +1488,7 @@
           <w:sz w:val="17"/>
           <w:u w:val="none"/>
         </w:rPr>
-        <w:t>Humans are not the most social animal. Ants, bees, and termites put humanity to shame on many metrics of sociality. A wide variety of relatives live together with perfectly harmonious behavior and collectively care for their young. (A) ________ while insect colonies are impressively social places, it’s not our kind of social life. Bees always build hexagonal hives, ants march in lines, and termites move in zigzag formations. These patterns recur predictably because they are tightly programmed genetically and ⓐ</w:t>
-      </w:r>
-      <w:r>
-        <w:rPr>
-          <w:rFonts w:ascii="맑은 고딕" w:hAnsi="맑은 고딕" w:eastAsia="맑은 고딕"/>
-          <w:b w:val="0"/>
-          <w:sz w:val="17"/>
-          <w:u w:val="single"/>
-        </w:rPr>
-        <w:t>propelled</w:t>
-      </w:r>
-      <w:r>
-        <w:rPr>
-          <w:rFonts w:ascii="맑은 고딕" w:hAnsi="맑은 고딕" w:eastAsia="맑은 고딕"/>
-          <w:b w:val="0"/>
-          <w:sz w:val="17"/>
-          <w:u w:val="none"/>
-        </w:rPr>
-        <w:t xml:space="preserve"> pheromonally. We humans are more free, less tightly programmed genetically, so our social patterns can be more ⓑ</w:t>
-      </w:r>
-      <w:r>
-        <w:rPr>
-          <w:rFonts w:ascii="맑은 고딕" w:hAnsi="맑은 고딕" w:eastAsia="맑은 고딕"/>
-          <w:b w:val="0"/>
-          <w:sz w:val="17"/>
-          <w:u w:val="single"/>
-        </w:rPr>
-        <w:t>diverse</w:t>
-      </w:r>
-      <w:r>
-        <w:rPr>
-          <w:rFonts w:ascii="맑은 고딕" w:hAnsi="맑은 고딕" w:eastAsia="맑은 고딕"/>
-          <w:b w:val="0"/>
-          <w:sz w:val="17"/>
-          <w:u w:val="none"/>
-        </w:rPr>
-        <w:t xml:space="preserve"> and dynamic. Every group dances a slightly different dance, and these choreographies change across generations. We still think and act in ways that are in harmony with others around us, but it is through patterns that are more shaped by nurture, not just nature.</w:t>
+        <w:t>Humans are not the most social of animals. On many measures of social life, ants, bees, and termites leave humanity far behind. Huge numbers of related individuals share a home, behave in perfect harmony, and raise their young as a group. Yet however impressive an insect colony is as a social place, it is not social life as we know it. Bees build hexagonal combs every time, ants travel in lines, and termites move in zigzag patterns. Such patterns repeat in predictable ways (ⓐ) [because / because of] they are fixed by genes and driven by chemical signals. We humans, being less rigidly set by our genes, are freer, so our ways of living together can take many forms and keep changing. Each group performs its own slightly different dance, and those dances are reworked from one generation to the next. We still think and act in step with the people around us, but we do so through patterns shaped more by upbringing than by nature alone.</w:t>
       </w:r>
     </w:p>
     <w:p>
@@ -1597,7 +1534,7 @@
           <w:sz w:val="17"/>
           <w:u w:val="none"/>
         </w:rPr>
-        <w:t>(a) Ants, bees, and termites do better than humans on many measures of sociality.</w:t>
+        <w:t>(A) Hexagonal combs, lines, and zigzag patterns are given as examples of behavior that varies from one insect group to another.</w:t>
       </w:r>
     </w:p>
     <w:p>
@@ -1620,7 +1557,7 @@
           <w:sz w:val="17"/>
           <w:u w:val="none"/>
         </w:rPr>
-        <w:t>(b) The appropriate expression for (A) is ‘In addition,’.</w:t>
+        <w:t>(B) ‘because’ is the right choice for (ⓐ), since a full clause (they are fixed …) follows.</w:t>
       </w:r>
     </w:p>
     <w:p>
@@ -1643,7 +1580,1110 @@
           <w:sz w:val="17"/>
           <w:u w:val="none"/>
         </w:rPr>
-        <w:t>(c) In ⓐ, ‘propelled’ is parallel with ‘programmed’, both following ‘are’.</w:t>
+        <w:t>(C) ‘Each group performs its own slightly different dance’ means that all human groups follow a single fixed social pattern.</w:t>
+      </w:r>
+    </w:p>
+    <w:p>
+      <w:pPr>
+        <w:spacing w:before="0" w:after="60" w:line="288" w:lineRule="auto"/>
+        <w:ind w:left="40"/>
+        <w:snapToGrid w:val="0"/>
+        <w:pBdr>
+          <w:top w:val="single" w:sz="4" w:space="2" w:color="9B6BD0"/>
+          <w:left w:val="single" w:sz="4" w:space="2" w:color="9B6BD0"/>
+          <w:bottom w:val="single" w:sz="4" w:space="2" w:color="9B6BD0"/>
+          <w:right w:val="single" w:sz="4" w:space="2" w:color="9B6BD0"/>
+        </w:pBdr>
+        <w:shd w:val="clear" w:color="auto" w:fill="FAF5FF"/>
+      </w:pPr>
+      <w:r>
+        <w:rPr>
+          <w:rFonts w:ascii="맑은 고딕" w:hAnsi="맑은 고딕" w:eastAsia="맑은 고딕"/>
+          <w:b w:val="0"/>
+          <w:sz w:val="17"/>
+          <w:u w:val="none"/>
+        </w:rPr>
+        <w:t>(D) In the summary ‘Unlike insects, whose social behavior is fixed by genes, humans develop social patterns that vary across groups and generations’, the relative ‘whose’ is used correctly.</w:t>
+      </w:r>
+    </w:p>
+    <w:p>
+      <w:pPr>
+        <w:spacing w:before="0" w:after="20" w:line="276" w:lineRule="auto"/>
+        <w:ind w:left="80"/>
+        <w:snapToGrid w:val="0"/>
+      </w:pPr>
+      <w:r>
+        <w:rPr>
+          <w:rFonts w:ascii="맑은 고딕" w:hAnsi="맑은 고딕" w:eastAsia="맑은 고딕"/>
+          <w:b w:val="0"/>
+          <w:sz w:val="17"/>
+          <w:u w:val="none"/>
+        </w:rPr>
+        <w:t>① (A), (C)    ② (B), (D)    ③ (A), (B), (D)    ④ (C), (D)    ⑤ (B), (C)</w:t>
+      </w:r>
+    </w:p>
+    <w:p>
+      <w:pPr>
+        <w:keepNext/>
+        <w:spacing w:before="80" w:after="20" w:line="276" w:lineRule="auto"/>
+        <w:snapToGrid w:val="0"/>
+      </w:pPr>
+      <w:r>
+        <w:rPr>
+          <w:rFonts w:ascii="맑은 고딕" w:hAnsi="맑은 고딕" w:eastAsia="맑은 고딕"/>
+          <w:b/>
+          <w:sz w:val="17"/>
+          <w:u w:val="none"/>
+        </w:rPr>
+        <w:t>38-2.</w:t>
+      </w:r>
+      <w:r>
+        <w:rPr>
+          <w:rFonts w:ascii="맑은 고딕" w:hAnsi="맑은 고딕" w:eastAsia="맑은 고딕"/>
+          <w:b w:val="0"/>
+          <w:sz w:val="17"/>
+          <w:u w:val="none"/>
+        </w:rPr>
+        <w:t xml:space="preserve"> [A]와 [B]를 읽고 이해한 것으로 가장 적절하지 </w:t>
+      </w:r>
+      <w:r>
+        <w:rPr>
+          <w:rFonts w:ascii="맑은 고딕" w:hAnsi="맑은 고딕" w:eastAsia="맑은 고딕"/>
+          <w:b w:val="0"/>
+          <w:sz w:val="17"/>
+          <w:u w:val="single"/>
+        </w:rPr>
+        <w:t>않은</w:t>
+      </w:r>
+      <w:r>
+        <w:rPr>
+          <w:rFonts w:ascii="맑은 고딕" w:hAnsi="맑은 고딕" w:eastAsia="맑은 고딕"/>
+          <w:b w:val="0"/>
+          <w:sz w:val="17"/>
+          <w:u w:val="none"/>
+        </w:rPr>
+        <w:t xml:space="preserve"> 것은? [3.2점]</w:t>
+      </w:r>
+    </w:p>
+    <w:p>
+      <w:pPr>
+        <w:spacing w:before="0" w:after="60" w:line="288" w:lineRule="auto"/>
+        <w:ind w:left="40"/>
+        <w:snapToGrid w:val="0"/>
+        <w:pBdr>
+          <w:top w:val="single" w:sz="4" w:space="2" w:color="999999"/>
+          <w:left w:val="single" w:sz="4" w:space="2" w:color="999999"/>
+          <w:bottom w:val="single" w:sz="4" w:space="2" w:color="999999"/>
+          <w:right w:val="single" w:sz="4" w:space="2" w:color="999999"/>
+        </w:pBdr>
+        <w:shd w:val="clear" w:color="auto" w:fill="F6F3EA"/>
+      </w:pPr>
+      <w:r>
+        <w:rPr>
+          <w:rFonts w:ascii="맑은 고딕" w:hAnsi="맑은 고딕" w:eastAsia="맑은 고딕"/>
+          <w:b w:val="0"/>
+          <w:sz w:val="17"/>
+          <w:u w:val="none"/>
+        </w:rPr>
+        <w:t>[A] Bees always build hexagonal hives, ants march in lines, and termites move in zigzag formations. These patterns recur predictably because they are tightly programmed genetically and propelled pheromonally. We humans are more free, less tightly programmed genetically, so our social patterns can be more diverse and dynamic. Every group dances a slightly different dance, and these choreographies change across generations. We still think and act in ways that are in harmony with others around us, but it is through patterns that are more shaped by nurture, not just nature.</w:t>
+      </w:r>
+    </w:p>
+    <w:p>
+      <w:pPr>
+        <w:spacing w:before="0" w:after="60" w:line="288" w:lineRule="auto"/>
+        <w:ind w:left="40"/>
+        <w:snapToGrid w:val="0"/>
+        <w:pBdr>
+          <w:top w:val="single" w:sz="4" w:space="2" w:color="6B7FB8"/>
+          <w:left w:val="single" w:sz="4" w:space="2" w:color="6B7FB8"/>
+          <w:bottom w:val="single" w:sz="4" w:space="2" w:color="6B7FB8"/>
+          <w:right w:val="single" w:sz="4" w:space="2" w:color="6B7FB8"/>
+        </w:pBdr>
+        <w:shd w:val="clear" w:color="auto" w:fill="EEF2FF"/>
+      </w:pPr>
+      <w:r>
+        <w:rPr>
+          <w:rFonts w:ascii="맑은 고딕" w:hAnsi="맑은 고딕" w:eastAsia="맑은 고딕"/>
+          <w:b w:val="0"/>
+          <w:sz w:val="17"/>
+          <w:u w:val="none"/>
+        </w:rPr>
+        <w:t>[B] Birdsong offers a parallel. Some species sing exactly the same song wherever they live, because the tune is written into their genes. Other birds, like many songbirds, learn their song from older birds nearby, so flocks only a few valleys apart can sound noticeably different. For these learners the song is handed down, and each new generation reshapes it a little.</w:t>
+      </w:r>
+    </w:p>
+    <w:p>
+      <w:pPr>
+        <w:spacing w:before="0" w:after="0" w:line="269" w:lineRule="auto"/>
+        <w:ind w:left="180" w:hanging="180"/>
+        <w:snapToGrid w:val="0"/>
+      </w:pPr>
+      <w:r>
+        <w:rPr>
+          <w:rFonts w:ascii="맑은 고딕" w:hAnsi="맑은 고딕" w:eastAsia="맑은 고딕"/>
+          <w:b w:val="0"/>
+          <w:sz w:val="17"/>
+          <w:u w:val="none"/>
+        </w:rPr>
+        <w:t>① Both texts contrast behavior fixed by genes with behavior that is learned and therefore varies.</w:t>
+      </w:r>
+    </w:p>
+    <w:p>
+      <w:pPr>
+        <w:spacing w:before="0" w:after="0" w:line="269" w:lineRule="auto"/>
+        <w:ind w:left="180" w:hanging="180"/>
+        <w:snapToGrid w:val="0"/>
+      </w:pPr>
+      <w:r>
+        <w:rPr>
+          <w:rFonts w:ascii="맑은 고딕" w:hAnsi="맑은 고딕" w:eastAsia="맑은 고딕"/>
+          <w:b w:val="0"/>
+          <w:sz w:val="17"/>
+          <w:u w:val="none"/>
+        </w:rPr>
+        <w:t>② The insects in [A] and the gene-programmed birds in [B] repeat the same pattern wherever and whenever they live.</w:t>
+      </w:r>
+    </w:p>
+    <w:p>
+      <w:pPr>
+        <w:spacing w:before="0" w:after="0" w:line="269" w:lineRule="auto"/>
+        <w:ind w:left="180" w:hanging="180"/>
+        <w:snapToGrid w:val="0"/>
+      </w:pPr>
+      <w:r>
+        <w:rPr>
+          <w:rFonts w:ascii="맑은 고딕" w:hAnsi="맑은 고딕" w:eastAsia="맑은 고딕"/>
+          <w:b w:val="0"/>
+          <w:sz w:val="17"/>
+          <w:u w:val="none"/>
+        </w:rPr>
+        <w:t>③ [B] suggests that birds which learn their songs sing more beautifully than birds whose songs are inherited.</w:t>
+      </w:r>
+    </w:p>
+    <w:p>
+      <w:pPr>
+        <w:spacing w:before="0" w:after="0" w:line="269" w:lineRule="auto"/>
+        <w:ind w:left="180" w:hanging="180"/>
+        <w:snapToGrid w:val="0"/>
+      </w:pPr>
+      <w:r>
+        <w:rPr>
+          <w:rFonts w:ascii="맑은 고딕" w:hAnsi="맑은 고딕" w:eastAsia="맑은 고딕"/>
+          <w:b w:val="0"/>
+          <w:sz w:val="17"/>
+          <w:u w:val="none"/>
+        </w:rPr>
+        <w:t>④ Human social patterns in [A] and learned birdsong in [B] both change from one generation to the next.</w:t>
+      </w:r>
+    </w:p>
+    <w:p>
+      <w:pPr>
+        <w:spacing w:before="0" w:after="0" w:line="269" w:lineRule="auto"/>
+        <w:ind w:left="180" w:hanging="180"/>
+        <w:snapToGrid w:val="0"/>
+      </w:pPr>
+      <w:r>
+        <w:rPr>
+          <w:rFonts w:ascii="맑은 고딕" w:hAnsi="맑은 고딕" w:eastAsia="맑은 고딕"/>
+          <w:b w:val="0"/>
+          <w:sz w:val="17"/>
+          <w:u w:val="none"/>
+        </w:rPr>
+        <w:t>⑤ In both texts, the learned patterns still keep members in tune with the group around them.</w:t>
+      </w:r>
+    </w:p>
+    <w:p>
+      <w:pPr>
+        <w:keepNext/>
+        <w:spacing w:before="80" w:after="20" w:line="276" w:lineRule="auto"/>
+        <w:snapToGrid w:val="0"/>
+      </w:pPr>
+      <w:r>
+        <w:rPr>
+          <w:rFonts w:ascii="맑은 고딕" w:hAnsi="맑은 고딕" w:eastAsia="맑은 고딕"/>
+          <w:b/>
+          <w:sz w:val="17"/>
+          <w:u w:val="none"/>
+        </w:rPr>
+        <w:t>38-3.</w:t>
+      </w:r>
+      <w:r>
+        <w:rPr>
+          <w:rFonts w:ascii="맑은 고딕" w:hAnsi="맑은 고딕" w:eastAsia="맑은 고딕"/>
+          <w:b w:val="0"/>
+          <w:sz w:val="17"/>
+          <w:u w:val="none"/>
+        </w:rPr>
+        <w:t xml:space="preserve"> 다음 글의 내용을 한 문장으로 요약하고자 한다. 빈칸 (A), (B)에 들어갈 말로 가장 적절한 것은? [3.0점]</w:t>
+      </w:r>
+    </w:p>
+    <w:p>
+      <w:pPr>
+        <w:spacing w:before="0" w:after="60" w:line="288" w:lineRule="auto"/>
+        <w:ind w:left="40"/>
+        <w:snapToGrid w:val="0"/>
+        <w:pBdr>
+          <w:top w:val="single" w:sz="4" w:space="2" w:color="999999"/>
+          <w:left w:val="single" w:sz="4" w:space="2" w:color="999999"/>
+          <w:bottom w:val="single" w:sz="4" w:space="2" w:color="999999"/>
+          <w:right w:val="single" w:sz="4" w:space="2" w:color="999999"/>
+        </w:pBdr>
+        <w:shd w:val="clear" w:color="auto" w:fill="F6F3EA"/>
+      </w:pPr>
+      <w:r>
+        <w:rPr>
+          <w:rFonts w:ascii="맑은 고딕" w:hAnsi="맑은 고딕" w:eastAsia="맑은 고딕"/>
+          <w:b w:val="0"/>
+          <w:sz w:val="17"/>
+          <w:u w:val="none"/>
+        </w:rPr>
+        <w:t>Humans are not the most social of animals. On many measures of social life, ants, bees, and termites leave humanity far behind. Huge numbers of related individuals share a home, behave in perfect harmony, and raise their young as a group. Yet however impressive an insect colony is as a social place, it is not social life as we know it. Bees build hexagonal combs every time, ants travel in lines, and termites move in zigzag patterns. Such patterns repeat in predictable ways because they are fixed by genes and driven by chemical signals. We humans, being less rigidly set by our genes, are freer, so our ways of living together can take many forms and keep changing. Each group performs its own slightly different dance, and those dances are reworked from one generation to the next. We still think and act in step with the people around us, but we do so through patterns shaped more by upbringing than by nature alone.</w:t>
+      </w:r>
+    </w:p>
+    <w:p>
+      <w:pPr>
+        <w:spacing w:before="0" w:after="60" w:line="288" w:lineRule="auto"/>
+        <w:ind w:left="40"/>
+        <w:snapToGrid w:val="0"/>
+        <w:pBdr>
+          <w:top w:val="single" w:sz="4" w:space="2" w:color="C99B4E"/>
+          <w:left w:val="single" w:sz="4" w:space="2" w:color="C99B4E"/>
+          <w:bottom w:val="single" w:sz="4" w:space="2" w:color="C99B4E"/>
+          <w:right w:val="single" w:sz="4" w:space="2" w:color="C99B4E"/>
+        </w:pBdr>
+        <w:shd w:val="clear" w:color="auto" w:fill="FFF8E1"/>
+      </w:pPr>
+      <w:r>
+        <w:rPr>
+          <w:rFonts w:ascii="맑은 고딕" w:hAnsi="맑은 고딕" w:eastAsia="맑은 고딕"/>
+          <w:b w:val="0"/>
+          <w:sz w:val="17"/>
+          <w:u w:val="none"/>
+        </w:rPr>
+        <w:t>Unlike insects, whose social behavior is (A) ________ by their genes, humans follow social patterns that are (B) ________ across groups and over time.</w:t>
+      </w:r>
+    </w:p>
+    <w:p>
+      <w:pPr>
+        <w:spacing w:before="0" w:after="0" w:line="269" w:lineRule="auto"/>
+        <w:ind w:left="180" w:hanging="180"/>
+        <w:snapToGrid w:val="0"/>
+      </w:pPr>
+      <w:r>
+        <w:rPr>
+          <w:rFonts w:ascii="맑은 고딕" w:hAnsi="맑은 고딕" w:eastAsia="맑은 고딕"/>
+          <w:b w:val="0"/>
+          <w:sz w:val="17"/>
+          <w:u w:val="none"/>
+        </w:rPr>
+        <w:t>① (A) fixed  (B) variable</w:t>
+      </w:r>
+    </w:p>
+    <w:p>
+      <w:pPr>
+        <w:spacing w:before="0" w:after="0" w:line="269" w:lineRule="auto"/>
+        <w:ind w:left="180" w:hanging="180"/>
+        <w:snapToGrid w:val="0"/>
+      </w:pPr>
+      <w:r>
+        <w:rPr>
+          <w:rFonts w:ascii="맑은 고딕" w:hAnsi="맑은 고딕" w:eastAsia="맑은 고딕"/>
+          <w:b w:val="0"/>
+          <w:sz w:val="17"/>
+          <w:u w:val="none"/>
+        </w:rPr>
+        <w:t>② (A) loosened  (B) variable</w:t>
+      </w:r>
+    </w:p>
+    <w:p>
+      <w:pPr>
+        <w:spacing w:before="0" w:after="0" w:line="269" w:lineRule="auto"/>
+        <w:ind w:left="180" w:hanging="180"/>
+        <w:snapToGrid w:val="0"/>
+      </w:pPr>
+      <w:r>
+        <w:rPr>
+          <w:rFonts w:ascii="맑은 고딕" w:hAnsi="맑은 고딕" w:eastAsia="맑은 고딕"/>
+          <w:b w:val="0"/>
+          <w:sz w:val="17"/>
+          <w:u w:val="none"/>
+        </w:rPr>
+        <w:t>③ (A) fixed  (B) identical</w:t>
+      </w:r>
+    </w:p>
+    <w:p>
+      <w:pPr>
+        <w:spacing w:before="0" w:after="0" w:line="269" w:lineRule="auto"/>
+        <w:ind w:left="180" w:hanging="180"/>
+        <w:snapToGrid w:val="0"/>
+      </w:pPr>
+      <w:r>
+        <w:rPr>
+          <w:rFonts w:ascii="맑은 고딕" w:hAnsi="맑은 고딕" w:eastAsia="맑은 고딕"/>
+          <w:b w:val="0"/>
+          <w:sz w:val="17"/>
+          <w:u w:val="none"/>
+        </w:rPr>
+        <w:t>④ (A) shaped  (B) stable</w:t>
+      </w:r>
+    </w:p>
+    <w:p>
+      <w:pPr>
+        <w:spacing w:before="0" w:after="0" w:line="269" w:lineRule="auto"/>
+        <w:ind w:left="180" w:hanging="180"/>
+        <w:snapToGrid w:val="0"/>
+      </w:pPr>
+      <w:r>
+        <w:rPr>
+          <w:rFonts w:ascii="맑은 고딕" w:hAnsi="맑은 고딕" w:eastAsia="맑은 고딕"/>
+          <w:b w:val="0"/>
+          <w:sz w:val="17"/>
+          <w:u w:val="none"/>
+        </w:rPr>
+        <w:t>⑤ (A) ignored  (B) variable</w:t>
+      </w:r>
+    </w:p>
+    <w:p>
+      <w:pPr>
+        <w:keepNext/>
+        <w:spacing w:before="80" w:after="20" w:line="276" w:lineRule="auto"/>
+        <w:snapToGrid w:val="0"/>
+      </w:pPr>
+      <w:r>
+        <w:rPr>
+          <w:rFonts w:ascii="맑은 고딕" w:hAnsi="맑은 고딕" w:eastAsia="맑은 고딕"/>
+          <w:b/>
+          <w:sz w:val="17"/>
+          <w:u w:val="none"/>
+        </w:rPr>
+        <w:t>38-4.</w:t>
+      </w:r>
+      <w:r>
+        <w:rPr>
+          <w:rFonts w:ascii="맑은 고딕" w:hAnsi="맑은 고딕" w:eastAsia="맑은 고딕"/>
+          <w:b w:val="0"/>
+          <w:sz w:val="17"/>
+          <w:u w:val="none"/>
+        </w:rPr>
+        <w:t xml:space="preserve"> 윗글의 밑줄 친 </w:t>
+      </w:r>
+      <w:r>
+        <w:rPr>
+          <w:rFonts w:ascii="맑은 고딕" w:hAnsi="맑은 고딕" w:eastAsia="맑은 고딕"/>
+          <w:b w:val="0"/>
+          <w:sz w:val="17"/>
+          <w:u w:val="single"/>
+        </w:rPr>
+        <w:t>Every group dances a slightly different dance</w:t>
+      </w:r>
+      <w:r>
+        <w:rPr>
+          <w:rFonts w:ascii="맑은 고딕" w:hAnsi="맑은 고딕" w:eastAsia="맑은 고딕"/>
+          <w:b w:val="0"/>
+          <w:sz w:val="17"/>
+          <w:u w:val="none"/>
+        </w:rPr>
+        <w:t>가 의미하는 바로 가장 적절한 것은? [3.0점]</w:t>
+      </w:r>
+    </w:p>
+    <w:p>
+      <w:pPr>
+        <w:spacing w:before="0" w:after="60" w:line="288" w:lineRule="auto"/>
+        <w:ind w:left="40"/>
+        <w:snapToGrid w:val="0"/>
+        <w:pBdr>
+          <w:top w:val="single" w:sz="4" w:space="2" w:color="999999"/>
+          <w:left w:val="single" w:sz="4" w:space="2" w:color="999999"/>
+          <w:bottom w:val="single" w:sz="4" w:space="2" w:color="999999"/>
+          <w:right w:val="single" w:sz="4" w:space="2" w:color="999999"/>
+        </w:pBdr>
+        <w:shd w:val="clear" w:color="auto" w:fill="F6F3EA"/>
+      </w:pPr>
+      <w:r>
+        <w:rPr>
+          <w:rFonts w:ascii="맑은 고딕" w:hAnsi="맑은 고딕" w:eastAsia="맑은 고딕"/>
+          <w:b w:val="0"/>
+          <w:sz w:val="17"/>
+          <w:u w:val="none"/>
+        </w:rPr>
+        <w:t xml:space="preserve">These patterns recur predictably because they are tightly programmed genetically and propelled pheromonally. We humans are more free, less tightly programmed genetically, so our social patterns can be more diverse and dynamic. </w:t>
+      </w:r>
+      <w:r>
+        <w:rPr>
+          <w:rFonts w:ascii="맑은 고딕" w:hAnsi="맑은 고딕" w:eastAsia="맑은 고딕"/>
+          <w:b w:val="0"/>
+          <w:sz w:val="17"/>
+          <w:u w:val="single"/>
+        </w:rPr>
+        <w:t>Every group dances a slightly different dance</w:t>
+      </w:r>
+      <w:r>
+        <w:rPr>
+          <w:rFonts w:ascii="맑은 고딕" w:hAnsi="맑은 고딕" w:eastAsia="맑은 고딕"/>
+          <w:b w:val="0"/>
+          <w:sz w:val="17"/>
+          <w:u w:val="none"/>
+        </w:rPr>
+        <w:t>, and these choreographies change across generations. We still think and act in ways that are in harmony with others around us, but it is through patterns that are more shaped by nurture, not just nature.</w:t>
+      </w:r>
+    </w:p>
+    <w:p>
+      <w:pPr>
+        <w:spacing w:before="0" w:after="0" w:line="269" w:lineRule="auto"/>
+        <w:ind w:left="180" w:hanging="180"/>
+        <w:snapToGrid w:val="0"/>
+      </w:pPr>
+      <w:r>
+        <w:rPr>
+          <w:rFonts w:ascii="맑은 고딕" w:hAnsi="맑은 고딕" w:eastAsia="맑은 고딕"/>
+          <w:b w:val="0"/>
+          <w:sz w:val="17"/>
+          <w:u w:val="none"/>
+        </w:rPr>
+        <w:t>① each human community develops social patterns of its own rather than following one fixed program</w:t>
+      </w:r>
+    </w:p>
+    <w:p>
+      <w:pPr>
+        <w:spacing w:before="0" w:after="0" w:line="269" w:lineRule="auto"/>
+        <w:ind w:left="180" w:hanging="180"/>
+        <w:snapToGrid w:val="0"/>
+      </w:pPr>
+      <w:r>
+        <w:rPr>
+          <w:rFonts w:ascii="맑은 고딕" w:hAnsi="맑은 고딕" w:eastAsia="맑은 고딕"/>
+          <w:b w:val="0"/>
+          <w:sz w:val="17"/>
+          <w:u w:val="none"/>
+        </w:rPr>
+        <w:t>② people in every culture enjoy dancing, though the steps differ from place to place</w:t>
+      </w:r>
+    </w:p>
+    <w:p>
+      <w:pPr>
+        <w:spacing w:before="0" w:after="0" w:line="269" w:lineRule="auto"/>
+        <w:ind w:left="180" w:hanging="180"/>
+        <w:snapToGrid w:val="0"/>
+      </w:pPr>
+      <w:r>
+        <w:rPr>
+          <w:rFonts w:ascii="맑은 고딕" w:hAnsi="맑은 고딕" w:eastAsia="맑은 고딕"/>
+          <w:b w:val="0"/>
+          <w:sz w:val="17"/>
+          <w:u w:val="none"/>
+        </w:rPr>
+        <w:t>③ no two individuals ever behave in exactly the same way in a social situation</w:t>
+      </w:r>
+    </w:p>
+    <w:p>
+      <w:pPr>
+        <w:spacing w:before="0" w:after="0" w:line="269" w:lineRule="auto"/>
+        <w:ind w:left="180" w:hanging="180"/>
+        <w:snapToGrid w:val="0"/>
+      </w:pPr>
+      <w:r>
+        <w:rPr>
+          <w:rFonts w:ascii="맑은 고딕" w:hAnsi="맑은 고딕" w:eastAsia="맑은 고딕"/>
+          <w:b w:val="0"/>
+          <w:sz w:val="17"/>
+          <w:u w:val="none"/>
+        </w:rPr>
+        <w:t>④ human groups copy the social behavior of insects but with small variations</w:t>
+      </w:r>
+    </w:p>
+    <w:p>
+      <w:pPr>
+        <w:spacing w:before="0" w:after="0" w:line="269" w:lineRule="auto"/>
+        <w:ind w:left="180" w:hanging="180"/>
+        <w:snapToGrid w:val="0"/>
+      </w:pPr>
+      <w:r>
+        <w:rPr>
+          <w:rFonts w:ascii="맑은 고딕" w:hAnsi="맑은 고딕" w:eastAsia="맑은 고딕"/>
+          <w:b w:val="0"/>
+          <w:sz w:val="17"/>
+          <w:u w:val="none"/>
+        </w:rPr>
+        <w:t>⑤ each generation of insects performs its group’s ritual in a slightly new form</w:t>
+      </w:r>
+    </w:p>
+    <w:p>
+      <w:pPr>
+        <w:keepNext/>
+        <w:spacing w:before="80" w:after="20" w:line="276" w:lineRule="auto"/>
+        <w:snapToGrid w:val="0"/>
+      </w:pPr>
+      <w:r>
+        <w:rPr>
+          <w:rFonts w:ascii="맑은 고딕" w:hAnsi="맑은 고딕" w:eastAsia="맑은 고딕"/>
+          <w:b/>
+          <w:sz w:val="17"/>
+          <w:u w:val="none"/>
+        </w:rPr>
+        <w:t>38-5.</w:t>
+      </w:r>
+      <w:r>
+        <w:rPr>
+          <w:rFonts w:ascii="맑은 고딕" w:hAnsi="맑은 고딕" w:eastAsia="맑은 고딕"/>
+          <w:b w:val="0"/>
+          <w:sz w:val="17"/>
+          <w:u w:val="none"/>
+        </w:rPr>
+        <w:t xml:space="preserve"> According to the passage, which of the following is </w:t>
+      </w:r>
+      <w:r>
+        <w:rPr>
+          <w:rFonts w:ascii="맑은 고딕" w:hAnsi="맑은 고딕" w:eastAsia="맑은 고딕"/>
+          <w:b w:val="0"/>
+          <w:sz w:val="17"/>
+          <w:u w:val="single"/>
+        </w:rPr>
+        <w:t>NOT</w:t>
+      </w:r>
+      <w:r>
+        <w:rPr>
+          <w:rFonts w:ascii="맑은 고딕" w:hAnsi="맑은 고딕" w:eastAsia="맑은 고딕"/>
+          <w:b w:val="0"/>
+          <w:sz w:val="17"/>
+          <w:u w:val="none"/>
+        </w:rPr>
+        <w:t xml:space="preserve"> true? [2.9점]</w:t>
+      </w:r>
+    </w:p>
+    <w:p>
+      <w:pPr>
+        <w:spacing w:before="0" w:after="60" w:line="288" w:lineRule="auto"/>
+        <w:ind w:left="40"/>
+        <w:snapToGrid w:val="0"/>
+        <w:pBdr>
+          <w:top w:val="single" w:sz="4" w:space="2" w:color="999999"/>
+          <w:left w:val="single" w:sz="4" w:space="2" w:color="999999"/>
+          <w:bottom w:val="single" w:sz="4" w:space="2" w:color="999999"/>
+          <w:right w:val="single" w:sz="4" w:space="2" w:color="999999"/>
+        </w:pBdr>
+        <w:shd w:val="clear" w:color="auto" w:fill="F6F3EA"/>
+      </w:pPr>
+      <w:r>
+        <w:rPr>
+          <w:rFonts w:ascii="맑은 고딕" w:hAnsi="맑은 고딕" w:eastAsia="맑은 고딕"/>
+          <w:b w:val="0"/>
+          <w:sz w:val="17"/>
+          <w:u w:val="none"/>
+        </w:rPr>
+        <w:t>Humans are not the most social of animals. On many measures of social life, ants, bees, and termites leave humanity far behind. Huge numbers of related individuals share a home, behave in perfect harmony, and raise their young as a group. Yet however impressive an insect colony is as a social place, it is not social life as we know it. Bees build hexagonal combs every time, ants travel in lines, and termites move in zigzag patterns. Such patterns repeat in predictable ways because they are fixed by genes and driven by chemical signals. We humans, being less rigidly set by our genes, are freer, so our ways of living together can take many forms and keep changing. Each group performs its own slightly different dance, and those dances are reworked from one generation to the next. We still think and act in step with the people around us, but we do so through patterns shaped more by upbringing than by nature alone.</w:t>
+      </w:r>
+    </w:p>
+    <w:p>
+      <w:pPr>
+        <w:spacing w:before="0" w:after="0" w:line="269" w:lineRule="auto"/>
+        <w:ind w:left="180" w:hanging="180"/>
+        <w:snapToGrid w:val="0"/>
+      </w:pPr>
+      <w:r>
+        <w:rPr>
+          <w:rFonts w:ascii="맑은 고딕" w:hAnsi="맑은 고딕" w:eastAsia="맑은 고딕"/>
+          <w:b w:val="0"/>
+          <w:sz w:val="17"/>
+          <w:u w:val="none"/>
+        </w:rPr>
+        <w:t>① By several measures of social life, some insects are more social than humans.</w:t>
+      </w:r>
+    </w:p>
+    <w:p>
+      <w:pPr>
+        <w:spacing w:before="0" w:after="0" w:line="269" w:lineRule="auto"/>
+        <w:ind w:left="180" w:hanging="180"/>
+        <w:snapToGrid w:val="0"/>
+      </w:pPr>
+      <w:r>
+        <w:rPr>
+          <w:rFonts w:ascii="맑은 고딕" w:hAnsi="맑은 고딕" w:eastAsia="맑은 고딕"/>
+          <w:b w:val="0"/>
+          <w:sz w:val="17"/>
+          <w:u w:val="none"/>
+        </w:rPr>
+        <w:t>② Human social patterns stay the same from one generation to the next.</w:t>
+      </w:r>
+    </w:p>
+    <w:p>
+      <w:pPr>
+        <w:spacing w:before="0" w:after="0" w:line="269" w:lineRule="auto"/>
+        <w:ind w:left="180" w:hanging="180"/>
+        <w:snapToGrid w:val="0"/>
+      </w:pPr>
+      <w:r>
+        <w:rPr>
+          <w:rFonts w:ascii="맑은 고딕" w:hAnsi="맑은 고딕" w:eastAsia="맑은 고딕"/>
+          <w:b w:val="0"/>
+          <w:sz w:val="17"/>
+          <w:u w:val="none"/>
+        </w:rPr>
+        <w:t>③ Insect behavior repeats predictably because it is controlled by genes and chemical signals.</w:t>
+      </w:r>
+    </w:p>
+    <w:p>
+      <w:pPr>
+        <w:spacing w:before="0" w:after="0" w:line="269" w:lineRule="auto"/>
+        <w:ind w:left="180" w:hanging="180"/>
+        <w:snapToGrid w:val="0"/>
+      </w:pPr>
+      <w:r>
+        <w:rPr>
+          <w:rFonts w:ascii="맑은 고딕" w:hAnsi="맑은 고딕" w:eastAsia="맑은 고딕"/>
+          <w:b w:val="0"/>
+          <w:sz w:val="17"/>
+          <w:u w:val="none"/>
+        </w:rPr>
+        <w:t>④ Humans are less strictly programmed by their genes than insects are.</w:t>
+      </w:r>
+    </w:p>
+    <w:p>
+      <w:pPr>
+        <w:spacing w:before="0" w:after="0" w:line="269" w:lineRule="auto"/>
+        <w:ind w:left="180" w:hanging="180"/>
+        <w:snapToGrid w:val="0"/>
+      </w:pPr>
+      <w:r>
+        <w:rPr>
+          <w:rFonts w:ascii="맑은 고딕" w:hAnsi="맑은 고딕" w:eastAsia="맑은 고딕"/>
+          <w:b w:val="0"/>
+          <w:sz w:val="17"/>
+          <w:u w:val="none"/>
+        </w:rPr>
+        <w:t>⑤ Humans still act in harmony with those around them, but mainly through learned patterns.</w:t>
+      </w:r>
+    </w:p>
+    <w:p>
+      <w:pPr>
+        <w:keepNext/>
+        <w:spacing w:before="80" w:after="20" w:line="276" w:lineRule="auto"/>
+        <w:snapToGrid w:val="0"/>
+      </w:pPr>
+      <w:r>
+        <w:rPr>
+          <w:rFonts w:ascii="맑은 고딕" w:hAnsi="맑은 고딕" w:eastAsia="맑은 고딕"/>
+          <w:b/>
+          <w:sz w:val="17"/>
+          <w:u w:val="none"/>
+        </w:rPr>
+        <w:t>38-6.</w:t>
+      </w:r>
+      <w:r>
+        <w:rPr>
+          <w:rFonts w:ascii="맑은 고딕" w:hAnsi="맑은 고딕" w:eastAsia="맑은 고딕"/>
+          <w:b w:val="0"/>
+          <w:sz w:val="17"/>
+          <w:u w:val="none"/>
+        </w:rPr>
+        <w:t xml:space="preserve"> 다음 글을 읽고 답할 수 </w:t>
+      </w:r>
+      <w:r>
+        <w:rPr>
+          <w:rFonts w:ascii="맑은 고딕" w:hAnsi="맑은 고딕" w:eastAsia="맑은 고딕"/>
+          <w:b w:val="0"/>
+          <w:sz w:val="17"/>
+          <w:u w:val="single"/>
+        </w:rPr>
+        <w:t>없는</w:t>
+      </w:r>
+      <w:r>
+        <w:rPr>
+          <w:rFonts w:ascii="맑은 고딕" w:hAnsi="맑은 고딕" w:eastAsia="맑은 고딕"/>
+          <w:b w:val="0"/>
+          <w:sz w:val="17"/>
+          <w:u w:val="none"/>
+        </w:rPr>
+        <w:t xml:space="preserve"> 질문은? [2.9점]</w:t>
+      </w:r>
+    </w:p>
+    <w:p>
+      <w:pPr>
+        <w:spacing w:before="0" w:after="60" w:line="288" w:lineRule="auto"/>
+        <w:ind w:left="40"/>
+        <w:snapToGrid w:val="0"/>
+        <w:pBdr>
+          <w:top w:val="single" w:sz="4" w:space="2" w:color="999999"/>
+          <w:left w:val="single" w:sz="4" w:space="2" w:color="999999"/>
+          <w:bottom w:val="single" w:sz="4" w:space="2" w:color="999999"/>
+          <w:right w:val="single" w:sz="4" w:space="2" w:color="999999"/>
+        </w:pBdr>
+        <w:shd w:val="clear" w:color="auto" w:fill="F6F3EA"/>
+      </w:pPr>
+      <w:r>
+        <w:rPr>
+          <w:rFonts w:ascii="맑은 고딕" w:hAnsi="맑은 고딕" w:eastAsia="맑은 고딕"/>
+          <w:b w:val="0"/>
+          <w:sz w:val="17"/>
+          <w:u w:val="none"/>
+        </w:rPr>
+        <w:t>Humans are not the most social of animals. On many measures of social life, ants, bees, and termites leave humanity far behind. Huge numbers of related individuals share a home, behave in perfect harmony, and raise their young as a group. Yet however impressive an insect colony is as a social place, it is not social life as we know it. Bees build hexagonal combs every time, ants travel in lines, and termites move in zigzag patterns. Such patterns repeat in predictable ways because they are fixed by genes and driven by chemical signals. We humans, being less rigidly set by our genes, are freer, so our ways of living together can take many forms and keep changing. Each group performs its own slightly different dance, and those dances are reworked from one generation to the next. We still think and act in step with the people around us, but we do so through patterns shaped more by upbringing than by nature alone.</w:t>
+      </w:r>
+    </w:p>
+    <w:p>
+      <w:pPr>
+        <w:spacing w:before="0" w:after="0" w:line="269" w:lineRule="auto"/>
+        <w:ind w:left="180" w:hanging="180"/>
+        <w:snapToGrid w:val="0"/>
+      </w:pPr>
+      <w:r>
+        <w:rPr>
+          <w:rFonts w:ascii="맑은 고딕" w:hAnsi="맑은 고딕" w:eastAsia="맑은 고딕"/>
+          <w:b w:val="0"/>
+          <w:sz w:val="17"/>
+          <w:u w:val="none"/>
+        </w:rPr>
+        <w:t>① Which animals does the writer say leave humans far behind in social life?</w:t>
+      </w:r>
+    </w:p>
+    <w:p>
+      <w:pPr>
+        <w:spacing w:before="0" w:after="0" w:line="269" w:lineRule="auto"/>
+        <w:ind w:left="180" w:hanging="180"/>
+        <w:snapToGrid w:val="0"/>
+      </w:pPr>
+      <w:r>
+        <w:rPr>
+          <w:rFonts w:ascii="맑은 고딕" w:hAnsi="맑은 고딕" w:eastAsia="맑은 고딕"/>
+          <w:b w:val="0"/>
+          <w:sz w:val="17"/>
+          <w:u w:val="none"/>
+        </w:rPr>
+        <w:t>② What shape do bees always give to their combs?</w:t>
+      </w:r>
+    </w:p>
+    <w:p>
+      <w:pPr>
+        <w:spacing w:before="0" w:after="0" w:line="269" w:lineRule="auto"/>
+        <w:ind w:left="180" w:hanging="180"/>
+        <w:snapToGrid w:val="0"/>
+      </w:pPr>
+      <w:r>
+        <w:rPr>
+          <w:rFonts w:ascii="맑은 고딕" w:hAnsi="맑은 고딕" w:eastAsia="맑은 고딕"/>
+          <w:b w:val="0"/>
+          <w:sz w:val="17"/>
+          <w:u w:val="none"/>
+        </w:rPr>
+        <w:t>③ Why do the social patterns of insects repeat so predictably?</w:t>
+      </w:r>
+    </w:p>
+    <w:p>
+      <w:pPr>
+        <w:spacing w:before="0" w:after="0" w:line="269" w:lineRule="auto"/>
+        <w:ind w:left="180" w:hanging="180"/>
+        <w:snapToGrid w:val="0"/>
+      </w:pPr>
+      <w:r>
+        <w:rPr>
+          <w:rFonts w:ascii="맑은 고딕" w:hAnsi="맑은 고딕" w:eastAsia="맑은 고딕"/>
+          <w:b w:val="0"/>
+          <w:sz w:val="17"/>
+          <w:u w:val="none"/>
+        </w:rPr>
+        <w:t>④ What makes human ways of living together able to take many forms?</w:t>
+      </w:r>
+    </w:p>
+    <w:p>
+      <w:pPr>
+        <w:spacing w:before="0" w:after="0" w:line="269" w:lineRule="auto"/>
+        <w:ind w:left="180" w:hanging="180"/>
+        <w:snapToGrid w:val="0"/>
+      </w:pPr>
+      <w:r>
+        <w:rPr>
+          <w:rFonts w:ascii="맑은 고딕" w:hAnsi="맑은 고딕" w:eastAsia="맑은 고딕"/>
+          <w:b w:val="0"/>
+          <w:sz w:val="17"/>
+          <w:u w:val="none"/>
+        </w:rPr>
+        <w:t>⑤ How many individuals does a typical ant colony contain?</w:t>
+      </w:r>
+    </w:p>
+    <w:p>
+      <w:pPr>
+        <w:keepNext/>
+        <w:spacing w:before="80" w:after="20" w:line="276" w:lineRule="auto"/>
+        <w:snapToGrid w:val="0"/>
+      </w:pPr>
+      <w:r>
+        <w:rPr>
+          <w:rFonts w:ascii="맑은 고딕" w:hAnsi="맑은 고딕" w:eastAsia="맑은 고딕"/>
+          <w:b/>
+          <w:sz w:val="17"/>
+          <w:u w:val="none"/>
+        </w:rPr>
+        <w:t>38-7.</w:t>
+      </w:r>
+      <w:r>
+        <w:rPr>
+          <w:rFonts w:ascii="맑은 고딕" w:hAnsi="맑은 고딕" w:eastAsia="맑은 고딕"/>
+          <w:b w:val="0"/>
+          <w:sz w:val="17"/>
+          <w:u w:val="none"/>
+        </w:rPr>
+        <w:t xml:space="preserve"> 다음 글의 밑줄 친 부분 중, 문맥상 낱말의 쓰임이 적절하지 </w:t>
+      </w:r>
+      <w:r>
+        <w:rPr>
+          <w:rFonts w:ascii="맑은 고딕" w:hAnsi="맑은 고딕" w:eastAsia="맑은 고딕"/>
+          <w:b w:val="0"/>
+          <w:sz w:val="17"/>
+          <w:u w:val="single"/>
+        </w:rPr>
+        <w:t>않은</w:t>
+      </w:r>
+      <w:r>
+        <w:rPr>
+          <w:rFonts w:ascii="맑은 고딕" w:hAnsi="맑은 고딕" w:eastAsia="맑은 고딕"/>
+          <w:b w:val="0"/>
+          <w:sz w:val="17"/>
+          <w:u w:val="none"/>
+        </w:rPr>
+        <w:t xml:space="preserve"> 것은? [3.0점]</w:t>
+      </w:r>
+    </w:p>
+    <w:p>
+      <w:pPr>
+        <w:spacing w:before="0" w:after="60" w:line="288" w:lineRule="auto"/>
+        <w:ind w:left="40"/>
+        <w:snapToGrid w:val="0"/>
+        <w:pBdr>
+          <w:top w:val="single" w:sz="4" w:space="2" w:color="999999"/>
+          <w:left w:val="single" w:sz="4" w:space="2" w:color="999999"/>
+          <w:bottom w:val="single" w:sz="4" w:space="2" w:color="999999"/>
+          <w:right w:val="single" w:sz="4" w:space="2" w:color="999999"/>
+        </w:pBdr>
+        <w:shd w:val="clear" w:color="auto" w:fill="F6F3EA"/>
+      </w:pPr>
+      <w:r>
+        <w:rPr>
+          <w:rFonts w:ascii="맑은 고딕" w:hAnsi="맑은 고딕" w:eastAsia="맑은 고딕"/>
+          <w:b w:val="0"/>
+          <w:sz w:val="17"/>
+          <w:u w:val="none"/>
+        </w:rPr>
+        <w:t>Humans are not the most social animal. Ants, bees, and termites put humanity to ①</w:t>
+      </w:r>
+      <w:r>
+        <w:rPr>
+          <w:rFonts w:ascii="맑은 고딕" w:hAnsi="맑은 고딕" w:eastAsia="맑은 고딕"/>
+          <w:b w:val="0"/>
+          <w:sz w:val="17"/>
+          <w:u w:val="single"/>
+        </w:rPr>
+        <w:t>shame</w:t>
+      </w:r>
+      <w:r>
+        <w:rPr>
+          <w:rFonts w:ascii="맑은 고딕" w:hAnsi="맑은 고딕" w:eastAsia="맑은 고딕"/>
+          <w:b w:val="0"/>
+          <w:sz w:val="17"/>
+          <w:u w:val="none"/>
+        </w:rPr>
+        <w:t xml:space="preserve"> on many metrics of sociality. A wide variety of relatives live together with perfectly ②</w:t>
+      </w:r>
+      <w:r>
+        <w:rPr>
+          <w:rFonts w:ascii="맑은 고딕" w:hAnsi="맑은 고딕" w:eastAsia="맑은 고딕"/>
+          <w:b w:val="0"/>
+          <w:sz w:val="17"/>
+          <w:u w:val="single"/>
+        </w:rPr>
+        <w:t>harmonious</w:t>
+      </w:r>
+      <w:r>
+        <w:rPr>
+          <w:rFonts w:ascii="맑은 고딕" w:hAnsi="맑은 고딕" w:eastAsia="맑은 고딕"/>
+          <w:b w:val="0"/>
+          <w:sz w:val="17"/>
+          <w:u w:val="none"/>
+        </w:rPr>
+        <w:t xml:space="preserve"> behavior and collectively care for their young. Yet however impressive an insect colony is as a social place, it is not social life as we know it. Bees always build hexagonal hives, ants march in lines, and termites move in zigzag formations. These patterns recur ③</w:t>
+      </w:r>
+      <w:r>
+        <w:rPr>
+          <w:rFonts w:ascii="맑은 고딕" w:hAnsi="맑은 고딕" w:eastAsia="맑은 고딕"/>
+          <w:b w:val="0"/>
+          <w:sz w:val="17"/>
+          <w:u w:val="single"/>
+        </w:rPr>
+        <w:t>predictably</w:t>
+      </w:r>
+      <w:r>
+        <w:rPr>
+          <w:rFonts w:ascii="맑은 고딕" w:hAnsi="맑은 고딕" w:eastAsia="맑은 고딕"/>
+          <w:b w:val="0"/>
+          <w:sz w:val="17"/>
+          <w:u w:val="none"/>
+        </w:rPr>
+        <w:t xml:space="preserve"> because they are tightly programmed genetically and propelled pheromonally. We humans are more free, less tightly programmed genetically, so our social patterns can be more ④</w:t>
+      </w:r>
+      <w:r>
+        <w:rPr>
+          <w:rFonts w:ascii="맑은 고딕" w:hAnsi="맑은 고딕" w:eastAsia="맑은 고딕"/>
+          <w:b w:val="0"/>
+          <w:sz w:val="17"/>
+          <w:u w:val="single"/>
+        </w:rPr>
+        <w:t>uniform</w:t>
+      </w:r>
+      <w:r>
+        <w:rPr>
+          <w:rFonts w:ascii="맑은 고딕" w:hAnsi="맑은 고딕" w:eastAsia="맑은 고딕"/>
+          <w:b w:val="0"/>
+          <w:sz w:val="17"/>
+          <w:u w:val="none"/>
+        </w:rPr>
+        <w:t xml:space="preserve"> and dynamic. Every group dances a slightly different dance, and these choreographies change across generations. We still think and act in ways that are in harmony with others around us, but it is through patterns that are more shaped by ⑤</w:t>
+      </w:r>
+      <w:r>
+        <w:rPr>
+          <w:rFonts w:ascii="맑은 고딕" w:hAnsi="맑은 고딕" w:eastAsia="맑은 고딕"/>
+          <w:b w:val="0"/>
+          <w:sz w:val="17"/>
+          <w:u w:val="single"/>
+        </w:rPr>
+        <w:t>nurture</w:t>
+      </w:r>
+      <w:r>
+        <w:rPr>
+          <w:rFonts w:ascii="맑은 고딕" w:hAnsi="맑은 고딕" w:eastAsia="맑은 고딕"/>
+          <w:b w:val="0"/>
+          <w:sz w:val="17"/>
+          <w:u w:val="none"/>
+        </w:rPr>
+        <w:t>, not just nature.</w:t>
+      </w:r>
+    </w:p>
+    <w:p>
+      <w:pPr>
+        <w:spacing w:before="0" w:after="20" w:line="276" w:lineRule="auto"/>
+        <w:ind w:left="80"/>
+        <w:snapToGrid w:val="0"/>
+      </w:pPr>
+      <w:r>
+        <w:rPr>
+          <w:rFonts w:ascii="맑은 고딕" w:hAnsi="맑은 고딕" w:eastAsia="맑은 고딕"/>
+          <w:b w:val="0"/>
+          <w:sz w:val="17"/>
+          <w:u w:val="none"/>
+        </w:rPr>
+        <w:t>① ①    ② ②    ③ ③    ④ ④    ⑤ ⑤</w:t>
+      </w:r>
+    </w:p>
+    <w:p>
+      <w:pPr>
+        <w:keepNext/>
+        <w:spacing w:before="80" w:after="40" w:line="276" w:lineRule="auto"/>
+        <w:snapToGrid w:val="0"/>
+        <w:shd w:val="clear" w:color="auto" w:fill="8A3A12"/>
+      </w:pPr>
+      <w:r>
+        <w:rPr>
+          <w:rFonts w:ascii="맑은 고딕" w:hAnsi="맑은 고딕" w:eastAsia="맑은 고딕"/>
+          <w:b/>
+          <w:color w:val="FFFFFF"/>
+          <w:sz w:val="17"/>
+          <w:u w:val="none"/>
+        </w:rPr>
+        <w:t>서답형  38-서1 ~ 38-서2</w:t>
+      </w:r>
+    </w:p>
+    <w:p>
+      <w:pPr>
+        <w:keepNext/>
+        <w:spacing w:before="80" w:after="20" w:line="276" w:lineRule="auto"/>
+        <w:snapToGrid w:val="0"/>
+      </w:pPr>
+      <w:r>
+        <w:rPr>
+          <w:rFonts w:ascii="맑은 고딕" w:hAnsi="맑은 고딕" w:eastAsia="맑은 고딕"/>
+          <w:b/>
+          <w:sz w:val="17"/>
+          <w:u w:val="none"/>
+        </w:rPr>
+        <w:t>38-서1.</w:t>
+      </w:r>
+      <w:r>
+        <w:rPr>
+          <w:rFonts w:ascii="맑은 고딕" w:hAnsi="맑은 고딕" w:eastAsia="맑은 고딕"/>
+          <w:b w:val="0"/>
+          <w:sz w:val="17"/>
+          <w:u w:val="none"/>
+        </w:rPr>
+        <w:t xml:space="preserve"> 다음 글의 밑줄 친 문장과 같은 뜻이 되도록 &lt;보기&gt;의 표현을 모두 사용하여 &lt;조건&gt;에 맞게 영작하시오. [3점] [3.0점]</w:t>
+      </w:r>
+    </w:p>
+    <w:p>
+      <w:pPr>
+        <w:spacing w:before="0" w:after="60" w:line="288" w:lineRule="auto"/>
+        <w:ind w:left="40"/>
+        <w:snapToGrid w:val="0"/>
+        <w:pBdr>
+          <w:top w:val="single" w:sz="4" w:space="2" w:color="999999"/>
+          <w:left w:val="single" w:sz="4" w:space="2" w:color="999999"/>
+          <w:bottom w:val="single" w:sz="4" w:space="2" w:color="999999"/>
+          <w:right w:val="single" w:sz="4" w:space="2" w:color="999999"/>
+        </w:pBdr>
+        <w:shd w:val="clear" w:color="auto" w:fill="F6F3EA"/>
+      </w:pPr>
+      <w:r>
+        <w:rPr>
+          <w:rFonts w:ascii="맑은 고딕" w:hAnsi="맑은 고딕" w:eastAsia="맑은 고딕"/>
+          <w:b w:val="0"/>
+          <w:sz w:val="17"/>
+          <w:u w:val="none"/>
+        </w:rPr>
+        <w:t xml:space="preserve">A wide variety of relatives live together with perfectly harmonious behavior and collectively care for their young. </w:t>
+      </w:r>
+      <w:r>
+        <w:rPr>
+          <w:rFonts w:ascii="맑은 고딕" w:hAnsi="맑은 고딕" w:eastAsia="맑은 고딕"/>
+          <w:b w:val="0"/>
+          <w:sz w:val="17"/>
+          <w:u w:val="single"/>
+        </w:rPr>
+        <w:t>But while insect colonies are impressively social places, it’s not our kind of social life.</w:t>
+      </w:r>
+      <w:r>
+        <w:rPr>
+          <w:rFonts w:ascii="맑은 고딕" w:hAnsi="맑은 고딕" w:eastAsia="맑은 고딕"/>
+          <w:b w:val="0"/>
+          <w:sz w:val="17"/>
+          <w:u w:val="none"/>
+        </w:rPr>
+        <w:t xml:space="preserve"> Bees always build hexagonal hives, ants march in lines, and termites move in zigzag formations.</w:t>
+      </w:r>
+    </w:p>
+    <w:p>
+      <w:pPr>
+        <w:spacing w:before="0" w:after="60" w:line="288" w:lineRule="auto"/>
+        <w:ind w:left="40"/>
+        <w:snapToGrid w:val="0"/>
+        <w:pBdr>
+          <w:top w:val="single" w:sz="4" w:space="2" w:color="9B6BD0"/>
+          <w:left w:val="single" w:sz="4" w:space="2" w:color="9B6BD0"/>
+          <w:bottom w:val="single" w:sz="4" w:space="2" w:color="9B6BD0"/>
+          <w:right w:val="single" w:sz="4" w:space="2" w:color="9B6BD0"/>
+        </w:pBdr>
+        <w:shd w:val="clear" w:color="auto" w:fill="FAF5FF"/>
+      </w:pPr>
+      <w:r>
+        <w:rPr>
+          <w:rFonts w:ascii="맑은 고딕" w:hAnsi="맑은 고딕" w:eastAsia="맑은 고딕"/>
+          <w:b/>
+          <w:sz w:val="17"/>
+          <w:u w:val="none"/>
+        </w:rPr>
+        <w:t>&lt;보 기&gt;</w:t>
+      </w:r>
+      <w:r>
+        <w:rPr>
+          <w:rFonts w:ascii="맑은 고딕" w:hAnsi="맑은 고딕" w:eastAsia="맑은 고딕"/>
+          <w:b w:val="0"/>
+          <w:sz w:val="17"/>
+          <w:u w:val="none"/>
+        </w:rPr>
+        <w:t xml:space="preserve"> impressively social / as / insect colonies / are / it / is / not / our kind of social life</w:t>
       </w:r>
     </w:p>
     <w:p>
@@ -1662,11 +2702,103 @@
       <w:r>
         <w:rPr>
           <w:rFonts w:ascii="맑은 고딕" w:hAnsi="맑은 고딕" w:eastAsia="맑은 고딕"/>
+          <w:b/>
+          <w:sz w:val="17"/>
+          <w:u w:val="none"/>
+        </w:rPr>
+        <w:t>&lt;조 건&gt;</w:t>
+      </w:r>
+    </w:p>
+    <w:p>
+      <w:pPr>
+        <w:spacing w:before="0" w:after="0" w:line="288" w:lineRule="auto"/>
+        <w:ind w:left="40"/>
+        <w:snapToGrid w:val="0"/>
+        <w:pBdr>
+          <w:top w:val="single" w:sz="4" w:space="2" w:color="9B6BD0"/>
+          <w:left w:val="single" w:sz="4" w:space="2" w:color="9B6BD0"/>
+          <w:bottom w:val="single" w:sz="4" w:space="2" w:color="9B6BD0"/>
+          <w:right w:val="single" w:sz="4" w:space="2" w:color="9B6BD0"/>
+        </w:pBdr>
+        <w:shd w:val="clear" w:color="auto" w:fill="FAF5FF"/>
+      </w:pPr>
+      <w:r>
+        <w:rPr>
+          <w:rFonts w:ascii="맑은 고딕" w:hAnsi="맑은 고딕" w:eastAsia="맑은 고딕"/>
           <w:b w:val="0"/>
           <w:sz w:val="17"/>
           <w:u w:val="none"/>
         </w:rPr>
-        <w:t>(d) In the context, ⓑ ‘diverse’ can be replaced by ‘uniform’.</w:t>
+        <w:t>1. Use ALL the expressions in the box, each only once.</w:t>
+      </w:r>
+    </w:p>
+    <w:p>
+      <w:pPr>
+        <w:spacing w:before="0" w:after="0" w:line="288" w:lineRule="auto"/>
+        <w:ind w:left="40"/>
+        <w:snapToGrid w:val="0"/>
+        <w:pBdr>
+          <w:top w:val="single" w:sz="4" w:space="2" w:color="9B6BD0"/>
+          <w:left w:val="single" w:sz="4" w:space="2" w:color="9B6BD0"/>
+          <w:bottom w:val="single" w:sz="4" w:space="2" w:color="9B6BD0"/>
+          <w:right w:val="single" w:sz="4" w:space="2" w:color="9B6BD0"/>
+        </w:pBdr>
+        <w:shd w:val="clear" w:color="auto" w:fill="FAF5FF"/>
+      </w:pPr>
+      <w:r>
+        <w:rPr>
+          <w:rFonts w:ascii="맑은 고딕" w:hAnsi="맑은 고딕" w:eastAsia="맑은 고딕"/>
+          <w:b w:val="0"/>
+          <w:sz w:val="17"/>
+          <w:u w:val="none"/>
+        </w:rPr>
+        <w:t>2. Do NOT change the form of any word, and do NOT add any other words (do not use ‘while’, ‘but’, or ‘places’).</w:t>
+      </w:r>
+    </w:p>
+    <w:p>
+      <w:pPr>
+        <w:spacing w:before="0" w:after="0" w:line="288" w:lineRule="auto"/>
+        <w:ind w:left="40"/>
+        <w:snapToGrid w:val="0"/>
+        <w:pBdr>
+          <w:top w:val="single" w:sz="4" w:space="2" w:color="9B6BD0"/>
+          <w:left w:val="single" w:sz="4" w:space="2" w:color="9B6BD0"/>
+          <w:bottom w:val="single" w:sz="4" w:space="2" w:color="9B6BD0"/>
+          <w:right w:val="single" w:sz="4" w:space="2" w:color="9B6BD0"/>
+        </w:pBdr>
+        <w:shd w:val="clear" w:color="auto" w:fill="FAF5FF"/>
+      </w:pPr>
+      <w:r>
+        <w:rPr>
+          <w:rFonts w:ascii="맑은 고딕" w:hAnsi="맑은 고딕" w:eastAsia="맑은 고딕"/>
+          <w:b w:val="0"/>
+          <w:sz w:val="17"/>
+          <w:u w:val="none"/>
+        </w:rPr>
+        <w:t>3. Begin with ‘Impressively social as’ so that the first clause expresses concession (양보) with the adjective placed before ‘as’.</w:t>
+      </w:r>
+    </w:p>
+    <w:p>
+      <w:pPr>
+        <w:spacing w:before="0" w:after="0" w:line="288" w:lineRule="auto"/>
+        <w:ind w:left="40"/>
+        <w:snapToGrid w:val="0"/>
+        <w:pBdr>
+          <w:top w:val="single" w:sz="4" w:space="2" w:color="9B6BD0"/>
+          <w:left w:val="single" w:sz="4" w:space="2" w:color="9B6BD0"/>
+          <w:bottom w:val="single" w:sz="4" w:space="2" w:color="9B6BD0"/>
+          <w:right w:val="single" w:sz="4" w:space="2" w:color="9B6BD0"/>
+        </w:pBdr>
+        <w:shd w:val="clear" w:color="auto" w:fill="FAF5FF"/>
+      </w:pPr>
+      <w:r>
+        <w:rPr>
+          <w:rFonts w:ascii="맑은 고딕" w:hAnsi="맑은 고딕" w:eastAsia="맑은 고딕"/>
+          <w:b w:val="0"/>
+          <w:sz w:val="17"/>
+          <w:u w:val="none"/>
+        </w:rPr>
+        <w:t>4. Write 14 words in total.</w:t>
       </w:r>
     </w:p>
     <w:p>
@@ -1689,13 +2821,12 @@
           <w:sz w:val="17"/>
           <w:u w:val="none"/>
         </w:rPr>
-        <w:t>(e) According to the writer, human social patterns are shaped only by nature.</w:t>
+        <w:t>5. 답안지에 소문항 번호를 정확하게 기입할 것</w:t>
       </w:r>
     </w:p>
     <w:p>
       <w:pPr>
-        <w:spacing w:before="0" w:after="20" w:line="276" w:lineRule="auto"/>
-        <w:ind w:left="80"/>
+        <w:spacing w:before="0" w:after="40" w:line="360" w:lineRule="auto"/>
         <w:snapToGrid w:val="0"/>
       </w:pPr>
       <w:r>
@@ -1705,7 +2836,7 @@
           <w:sz w:val="17"/>
           <w:u w:val="none"/>
         </w:rPr>
-        <w:t>① (a), (c)    ② (b), (e)    ③ (b), (d), (e)    ④ (c), (d)    ⑤ (a), (d), (e)</w:t>
+        <w:t>⇒ Impressively social as ________________________________________________________ .</w:t>
       </w:r>
     </w:p>
     <w:p>
@@ -1721,7 +2852,7 @@
           <w:sz w:val="17"/>
           <w:u w:val="none"/>
         </w:rPr>
-        <w:t>38-2.</w:t>
+        <w:t>38-서2.</w:t>
       </w:r>
       <w:r>
         <w:rPr>
@@ -1730,7 +2861,7 @@
           <w:sz w:val="17"/>
           <w:u w:val="none"/>
         </w:rPr>
-        <w:t xml:space="preserve"> 다음 글의 밑줄 친 ⓐ ~ ⓕ 중, 어법상 </w:t>
+        <w:t xml:space="preserve"> 다음 글을 읽고, 아래 두 질문에 대한 답을 본문 내용에 근거하여 </w:t>
       </w:r>
       <w:r>
         <w:rPr>
@@ -1739,7 +2870,7 @@
           <w:sz w:val="17"/>
           <w:u w:val="single"/>
         </w:rPr>
-        <w:t>틀린</w:t>
+        <w:t>각각 완전한 영어 문장</w:t>
       </w:r>
       <w:r>
         <w:rPr>
@@ -1748,7 +2879,7 @@
           <w:sz w:val="17"/>
           <w:u w:val="none"/>
         </w:rPr>
-        <w:t xml:space="preserve"> 것을 모두 고른 것은? [3.1점]</w:t>
+        <w:t>으로 쓰시오. [각 1.5점, 총 3점] [3.0점]</w:t>
       </w:r>
     </w:p>
     <w:p>
@@ -1771,17 +2902,68 @@
           <w:sz w:val="17"/>
           <w:u w:val="none"/>
         </w:rPr>
-        <w:t>Humans are not the most social animal. Ants, bees, and termites put humanity to shame on many metrics of sociality. A wide variety of relatives ⓐ</w:t>
-      </w:r>
+        <w:t>Humans are not the most social of animals. On many measures of social life, ants, bees, and termites leave humanity far behind. Huge numbers of related individuals share a home, behave in perfect harmony, and raise their young as a group. Yet however impressive an insect colony is as a social place, it is not social life as we know it. Bees build hexagonal combs every time, ants travel in lines, and termites move in zigzag patterns. Such patterns repeat in predictable ways because they are fixed by genes and driven by chemical signals. We humans, being less rigidly set by our genes, are freer, so our ways of living together can take many forms and keep changing. Each group performs its own slightly different dance, and those dances are reworked from one generation to the next. We still think and act in step with the people around us, but we do so through patterns shaped more by upbringing than by nature alone.</w:t>
+      </w:r>
+    </w:p>
+    <w:p>
+      <w:pPr>
+        <w:spacing w:before="0" w:after="0" w:line="288" w:lineRule="auto"/>
+        <w:ind w:left="40"/>
+        <w:snapToGrid w:val="0"/>
+        <w:pBdr>
+          <w:top w:val="single" w:sz="4" w:space="2" w:color="9B6BD0"/>
+          <w:left w:val="single" w:sz="4" w:space="2" w:color="9B6BD0"/>
+          <w:bottom w:val="single" w:sz="4" w:space="2" w:color="9B6BD0"/>
+          <w:right w:val="single" w:sz="4" w:space="2" w:color="9B6BD0"/>
+        </w:pBdr>
+        <w:shd w:val="clear" w:color="auto" w:fill="FAF5FF"/>
+      </w:pPr>
+      <w:r>
+        <w:rPr>
+          <w:rFonts w:ascii="맑은 고딕" w:hAnsi="맑은 고딕" w:eastAsia="맑은 고딕"/>
+          <w:b/>
+          <w:sz w:val="17"/>
+          <w:u w:val="none"/>
+        </w:rPr>
+        <w:t>&lt;조 건&gt;</w:t>
+      </w:r>
+    </w:p>
+    <w:p>
+      <w:pPr>
+        <w:spacing w:before="0" w:after="0" w:line="288" w:lineRule="auto"/>
+        <w:ind w:left="40"/>
+        <w:snapToGrid w:val="0"/>
+        <w:pBdr>
+          <w:top w:val="single" w:sz="4" w:space="2" w:color="9B6BD0"/>
+          <w:left w:val="single" w:sz="4" w:space="2" w:color="9B6BD0"/>
+          <w:bottom w:val="single" w:sz="4" w:space="2" w:color="9B6BD0"/>
+          <w:right w:val="single" w:sz="4" w:space="2" w:color="9B6BD0"/>
+        </w:pBdr>
+        <w:shd w:val="clear" w:color="auto" w:fill="FAF5FF"/>
+      </w:pPr>
       <w:r>
         <w:rPr>
           <w:rFonts w:ascii="맑은 고딕" w:hAnsi="맑은 고딕" w:eastAsia="맑은 고딕"/>
           <w:b w:val="0"/>
           <w:sz w:val="17"/>
-          <w:u w:val="single"/>
-        </w:rPr>
-        <w:t>lives</w:t>
-      </w:r>
+          <w:u w:val="none"/>
+        </w:rPr>
+        <w:t>Q1. Why do the social patterns of insects such as ants and bees repeat in such a predictable way?</w:t>
+      </w:r>
+    </w:p>
+    <w:p>
+      <w:pPr>
+        <w:spacing w:before="0" w:after="0" w:line="288" w:lineRule="auto"/>
+        <w:ind w:left="40"/>
+        <w:snapToGrid w:val="0"/>
+        <w:pBdr>
+          <w:top w:val="single" w:sz="4" w:space="2" w:color="9B6BD0"/>
+          <w:left w:val="single" w:sz="4" w:space="2" w:color="9B6BD0"/>
+          <w:bottom w:val="single" w:sz="4" w:space="2" w:color="9B6BD0"/>
+          <w:right w:val="single" w:sz="4" w:space="2" w:color="9B6BD0"/>
+        </w:pBdr>
+        <w:shd w:val="clear" w:color="auto" w:fill="FAF5FF"/>
+      </w:pPr>
       <w:r>
         <w:rPr>
           <w:rFonts w:ascii="맑은 고딕" w:hAnsi="맑은 고딕" w:eastAsia="맑은 고딕"/>
@@ -1789,17 +2971,37 @@
           <w:sz w:val="17"/>
           <w:u w:val="none"/>
         </w:rPr>
-        <w:t xml:space="preserve"> together with perfectly ⓑ</w:t>
-      </w:r>
+        <w:t>Q2. According to the writer, what allows human ways of living together to take many forms and keep changing?</w:t>
+      </w:r>
+    </w:p>
+    <w:p>
+      <w:pPr>
+        <w:spacing w:before="0" w:after="60" w:line="288" w:lineRule="auto"/>
+        <w:ind w:left="40"/>
+        <w:snapToGrid w:val="0"/>
+        <w:pBdr>
+          <w:top w:val="single" w:sz="4" w:space="2" w:color="9B6BD0"/>
+          <w:left w:val="single" w:sz="4" w:space="2" w:color="9B6BD0"/>
+          <w:bottom w:val="single" w:sz="4" w:space="2" w:color="9B6BD0"/>
+          <w:right w:val="single" w:sz="4" w:space="2" w:color="9B6BD0"/>
+        </w:pBdr>
+        <w:shd w:val="clear" w:color="auto" w:fill="FAF5FF"/>
+      </w:pPr>
       <w:r>
         <w:rPr>
           <w:rFonts w:ascii="맑은 고딕" w:hAnsi="맑은 고딕" w:eastAsia="맑은 고딕"/>
           <w:b w:val="0"/>
           <w:sz w:val="17"/>
-          <w:u w:val="single"/>
-        </w:rPr>
-        <w:t>harmonious</w:t>
-      </w:r>
+          <w:u w:val="none"/>
+        </w:rPr>
+        <w:t>※ 각 답은 8단어 이상의 완전한 문장으로 쓸 것 · 본문의 표현을 그대로 베끼지 말고 자신의 말로 바꾸어 쓸 것 · 답안지에 소문항 번호를 정확하게 기입할 것  예) 2-Q1 2-Q2</w:t>
+      </w:r>
+    </w:p>
+    <w:p>
+      <w:pPr>
+        <w:spacing w:before="0" w:after="40" w:line="360" w:lineRule="auto"/>
+        <w:snapToGrid w:val="0"/>
+      </w:pPr>
       <w:r>
         <w:rPr>
           <w:rFonts w:ascii="맑은 고딕" w:hAnsi="맑은 고딕" w:eastAsia="맑은 고딕"/>
@@ -1807,95 +3009,40 @@
           <w:sz w:val="17"/>
           <w:u w:val="none"/>
         </w:rPr>
-        <w:t xml:space="preserve"> behavior and collectively care for their young. But while insect colonies are ⓒ</w:t>
-      </w:r>
+        <w:t>Q1 ⇒ __________________________________________________________________</w:t>
+      </w:r>
+    </w:p>
+    <w:p>
+      <w:pPr>
+        <w:spacing w:before="0" w:after="40" w:line="360" w:lineRule="auto"/>
+        <w:snapToGrid w:val="0"/>
+      </w:pPr>
       <w:r>
         <w:rPr>
           <w:rFonts w:ascii="맑은 고딕" w:hAnsi="맑은 고딕" w:eastAsia="맑은 고딕"/>
           <w:b w:val="0"/>
           <w:sz w:val="17"/>
-          <w:u w:val="single"/>
-        </w:rPr>
-        <w:t>impressively</w:t>
-      </w:r>
-      <w:r>
-        <w:rPr>
-          <w:rFonts w:ascii="맑은 고딕" w:hAnsi="맑은 고딕" w:eastAsia="맑은 고딕"/>
-          <w:b w:val="0"/>
-          <w:sz w:val="17"/>
-          <w:u w:val="none"/>
-        </w:rPr>
-        <w:t xml:space="preserve"> social places, it’s not our kind of social life. Bees always build hexagonal hives, ants march in lines, and termites move in zigzag formations. These patterns ⓓ</w:t>
-      </w:r>
-      <w:r>
-        <w:rPr>
-          <w:rFonts w:ascii="맑은 고딕" w:hAnsi="맑은 고딕" w:eastAsia="맑은 고딕"/>
-          <w:b w:val="0"/>
-          <w:sz w:val="17"/>
-          <w:u w:val="single"/>
-        </w:rPr>
-        <w:t>are recurred</w:t>
-      </w:r>
-      <w:r>
-        <w:rPr>
-          <w:rFonts w:ascii="맑은 고딕" w:hAnsi="맑은 고딕" w:eastAsia="맑은 고딕"/>
-          <w:b w:val="0"/>
-          <w:sz w:val="17"/>
-          <w:u w:val="none"/>
-        </w:rPr>
-        <w:t xml:space="preserve"> predictably because they are tightly programmed genetically and propelled pheromonally. We humans are more free, ⓔ</w:t>
-      </w:r>
-      <w:r>
-        <w:rPr>
-          <w:rFonts w:ascii="맑은 고딕" w:hAnsi="맑은 고딕" w:eastAsia="맑은 고딕"/>
-          <w:b w:val="0"/>
-          <w:sz w:val="17"/>
-          <w:u w:val="single"/>
-        </w:rPr>
-        <w:t>less</w:t>
-      </w:r>
-      <w:r>
-        <w:rPr>
-          <w:rFonts w:ascii="맑은 고딕" w:hAnsi="맑은 고딕" w:eastAsia="맑은 고딕"/>
-          <w:b w:val="0"/>
-          <w:sz w:val="17"/>
-          <w:u w:val="none"/>
-        </w:rPr>
-        <w:t xml:space="preserve"> tightly programmed genetically, so our social patterns can be more diverse and dynamic. Every group dances a slightly different dance, and these choreographies change across generations. We still think and act in ways that are in harmony with others around us, but it is through patterns ⓕ</w:t>
-      </w:r>
-      <w:r>
-        <w:rPr>
-          <w:rFonts w:ascii="맑은 고딕" w:hAnsi="맑은 고딕" w:eastAsia="맑은 고딕"/>
-          <w:b w:val="0"/>
-          <w:sz w:val="17"/>
-          <w:u w:val="single"/>
-        </w:rPr>
-        <w:t>what</w:t>
-      </w:r>
-      <w:r>
-        <w:rPr>
-          <w:rFonts w:ascii="맑은 고딕" w:hAnsi="맑은 고딕" w:eastAsia="맑은 고딕"/>
-          <w:b w:val="0"/>
-          <w:sz w:val="17"/>
-          <w:u w:val="none"/>
-        </w:rPr>
-        <w:t xml:space="preserve"> are more shaped by nurture, not just nature.</w:t>
+          <w:u w:val="none"/>
+        </w:rPr>
+        <w:t>Q2 ⇒ __________________________________________________________________</w:t>
       </w:r>
     </w:p>
     <w:p>
       <w:pPr>
-        <w:spacing w:before="0" w:after="20" w:line="276" w:lineRule="auto"/>
-        <w:ind w:left="80"/>
+        <w:keepNext/>
+        <w:spacing w:before="80" w:after="40" w:line="276" w:lineRule="auto"/>
         <w:snapToGrid w:val="0"/>
-      </w:pPr>
-      <w:r>
-        <w:rPr>
-          <w:rFonts w:ascii="맑은 고딕" w:hAnsi="맑은 고딕" w:eastAsia="맑은 고딕"/>
-          <w:b w:val="0"/>
+        <w:shd w:val="clear" w:color="auto" w:fill="6B21A8"/>
+      </w:pPr>
+      <w:r>
+        <w:rPr>
+          <w:rFonts w:ascii="맑은 고딕" w:hAnsi="맑은 고딕" w:eastAsia="맑은 고딕"/>
+          <w:b/>
+          <w:color w:val="FFFFFF"/>
           <w:sz w:val="17"/>
           <w:u w:val="none"/>
         </w:rPr>
-        <w:t>① ⓑ, ⓒ    ② ⓐ, ⓔ    ③ ⓒ, ⓓ, ⓔ    ④ ⓑ, ⓕ    ⑤ ⓐ, ⓓ, ⓕ</w:t>
+        <w:t>[지문 구조]  ※ 앞 문항을 모두 푼 뒤에 풀 것</w:t>
       </w:r>
     </w:p>
     <w:p>
@@ -1911,7 +3058,7 @@
           <w:sz w:val="17"/>
           <w:u w:val="none"/>
         </w:rPr>
-        <w:t>38-3.</w:t>
+        <w:t>38-8.</w:t>
       </w:r>
       <w:r>
         <w:rPr>
@@ -1920,7 +3067,30 @@
           <w:sz w:val="17"/>
           <w:u w:val="none"/>
         </w:rPr>
-        <w:t xml:space="preserve"> 다음 글의 (A), (B), (C)의 각 네모 안에서 문맥에 맞는 낱말로 가장 적절한 것은? [3.0점]</w:t>
+        <w:t xml:space="preserve"> 글의 흐름으로 보아, 주어진 문장이 들어가기에 가장 적절한 곳은? [2.7점]</w:t>
+      </w:r>
+    </w:p>
+    <w:p>
+      <w:pPr>
+        <w:spacing w:before="0" w:after="60" w:line="288" w:lineRule="auto"/>
+        <w:ind w:left="40"/>
+        <w:snapToGrid w:val="0"/>
+        <w:pBdr>
+          <w:top w:val="single" w:sz="4" w:space="2" w:color="C99B4E"/>
+          <w:left w:val="single" w:sz="4" w:space="2" w:color="C99B4E"/>
+          <w:bottom w:val="single" w:sz="4" w:space="2" w:color="C99B4E"/>
+          <w:right w:val="single" w:sz="4" w:space="2" w:color="C99B4E"/>
+        </w:pBdr>
+        <w:shd w:val="clear" w:color="auto" w:fill="FFF8E1"/>
+      </w:pPr>
+      <w:r>
+        <w:rPr>
+          <w:rFonts w:ascii="맑은 고딕" w:hAnsi="맑은 고딕" w:eastAsia="맑은 고딕"/>
+          <w:b w:val="0"/>
+          <w:sz w:val="17"/>
+          <w:u w:val="none"/>
+        </w:rPr>
+        <w:t>But while insect colonies are impressively social places, it’s not our kind of social life.</w:t>
       </w:r>
     </w:p>
     <w:p>
@@ -1943,1171 +3113,7 @@
           <w:sz w:val="17"/>
           <w:u w:val="none"/>
         </w:rPr>
-        <w:t>Humans are not the (A) [most / least] social animal. Ants, bees, and termites put humanity to shame on many metrics of sociality. A wide variety of relatives live together with perfectly harmonious behavior and collectively care for their young. But while insect colonies are impressively social places, it’s not our kind of social life. Bees always build hexagonal hives, ants march in lines, and termites move in zigzag formations. These patterns recur (B) [predictably / randomly] because they are tightly programmed genetically and propelled pheromonally. We humans are more free, less tightly programmed genetically, so our social patterns can be more diverse and dynamic. Every group dances a slightly different dance, and these choreographies change across generations. We still think and act in ways that are in harmony with others around us, but it is through patterns that are more shaped by (C) [nurture / nature], not just nature.</w:t>
-      </w:r>
-    </w:p>
-    <w:p>
-      <w:pPr>
-        <w:spacing w:before="0" w:after="0" w:line="269" w:lineRule="auto"/>
-        <w:ind w:left="180" w:hanging="180"/>
-        <w:snapToGrid w:val="0"/>
-      </w:pPr>
-      <w:r>
-        <w:rPr>
-          <w:rFonts w:ascii="맑은 고딕" w:hAnsi="맑은 고딕" w:eastAsia="맑은 고딕"/>
-          <w:b w:val="0"/>
-          <w:sz w:val="17"/>
-          <w:u w:val="none"/>
-        </w:rPr>
-        <w:t>① (A) most  (B) predictably  (C) nurture</w:t>
-      </w:r>
-    </w:p>
-    <w:p>
-      <w:pPr>
-        <w:spacing w:before="0" w:after="0" w:line="269" w:lineRule="auto"/>
-        <w:ind w:left="180" w:hanging="180"/>
-        <w:snapToGrid w:val="0"/>
-      </w:pPr>
-      <w:r>
-        <w:rPr>
-          <w:rFonts w:ascii="맑은 고딕" w:hAnsi="맑은 고딕" w:eastAsia="맑은 고딕"/>
-          <w:b w:val="0"/>
-          <w:sz w:val="17"/>
-          <w:u w:val="none"/>
-        </w:rPr>
-        <w:t>② (A) least  (B) predictably  (C) nature</w:t>
-      </w:r>
-    </w:p>
-    <w:p>
-      <w:pPr>
-        <w:spacing w:before="0" w:after="0" w:line="269" w:lineRule="auto"/>
-        <w:ind w:left="180" w:hanging="180"/>
-        <w:snapToGrid w:val="0"/>
-      </w:pPr>
-      <w:r>
-        <w:rPr>
-          <w:rFonts w:ascii="맑은 고딕" w:hAnsi="맑은 고딕" w:eastAsia="맑은 고딕"/>
-          <w:b w:val="0"/>
-          <w:sz w:val="17"/>
-          <w:u w:val="none"/>
-        </w:rPr>
-        <w:t>③ (A) most  (B) randomly  (C) nurture</w:t>
-      </w:r>
-    </w:p>
-    <w:p>
-      <w:pPr>
-        <w:spacing w:before="0" w:after="0" w:line="269" w:lineRule="auto"/>
-        <w:ind w:left="180" w:hanging="180"/>
-        <w:snapToGrid w:val="0"/>
-      </w:pPr>
-      <w:r>
-        <w:rPr>
-          <w:rFonts w:ascii="맑은 고딕" w:hAnsi="맑은 고딕" w:eastAsia="맑은 고딕"/>
-          <w:b w:val="0"/>
-          <w:sz w:val="17"/>
-          <w:u w:val="none"/>
-        </w:rPr>
-        <w:t>④ (A) least  (B) randomly  (C) nurture</w:t>
-      </w:r>
-    </w:p>
-    <w:p>
-      <w:pPr>
-        <w:spacing w:before="0" w:after="0" w:line="269" w:lineRule="auto"/>
-        <w:ind w:left="180" w:hanging="180"/>
-        <w:snapToGrid w:val="0"/>
-      </w:pPr>
-      <w:r>
-        <w:rPr>
-          <w:rFonts w:ascii="맑은 고딕" w:hAnsi="맑은 고딕" w:eastAsia="맑은 고딕"/>
-          <w:b w:val="0"/>
-          <w:sz w:val="17"/>
-          <w:u w:val="none"/>
-        </w:rPr>
-        <w:t>⑤ (A) most  (B) predictably  (C) nature</w:t>
-      </w:r>
-    </w:p>
-    <w:p>
-      <w:pPr>
-        <w:keepNext/>
-        <w:spacing w:before="80" w:after="20" w:line="276" w:lineRule="auto"/>
-        <w:snapToGrid w:val="0"/>
-      </w:pPr>
-      <w:r>
-        <w:rPr>
-          <w:rFonts w:ascii="맑은 고딕" w:hAnsi="맑은 고딕" w:eastAsia="맑은 고딕"/>
-          <w:b/>
-          <w:sz w:val="17"/>
-          <w:u w:val="none"/>
-        </w:rPr>
-        <w:t>38-4.</w:t>
-      </w:r>
-      <w:r>
-        <w:rPr>
-          <w:rFonts w:ascii="맑은 고딕" w:hAnsi="맑은 고딕" w:eastAsia="맑은 고딕"/>
-          <w:b w:val="0"/>
-          <w:sz w:val="17"/>
-          <w:u w:val="none"/>
-        </w:rPr>
-        <w:t xml:space="preserve"> 윗글의 내용과 일치하지 </w:t>
-      </w:r>
-      <w:r>
-        <w:rPr>
-          <w:rFonts w:ascii="맑은 고딕" w:hAnsi="맑은 고딕" w:eastAsia="맑은 고딕"/>
-          <w:b w:val="0"/>
-          <w:sz w:val="17"/>
-          <w:u w:val="single"/>
-        </w:rPr>
-        <w:t>않는</w:t>
-      </w:r>
-      <w:r>
-        <w:rPr>
-          <w:rFonts w:ascii="맑은 고딕" w:hAnsi="맑은 고딕" w:eastAsia="맑은 고딕"/>
-          <w:b w:val="0"/>
-          <w:sz w:val="17"/>
-          <w:u w:val="none"/>
-        </w:rPr>
-        <w:t xml:space="preserve"> 것은? [2.8점]</w:t>
-      </w:r>
-    </w:p>
-    <w:p>
-      <w:pPr>
-        <w:spacing w:before="0" w:after="60" w:line="288" w:lineRule="auto"/>
-        <w:ind w:left="40"/>
-        <w:snapToGrid w:val="0"/>
-        <w:pBdr>
-          <w:top w:val="single" w:sz="4" w:space="2" w:color="999999"/>
-          <w:left w:val="single" w:sz="4" w:space="2" w:color="999999"/>
-          <w:bottom w:val="single" w:sz="4" w:space="2" w:color="999999"/>
-          <w:right w:val="single" w:sz="4" w:space="2" w:color="999999"/>
-        </w:pBdr>
-        <w:shd w:val="clear" w:color="auto" w:fill="F6F3EA"/>
-      </w:pPr>
-      <w:r>
-        <w:rPr>
-          <w:rFonts w:ascii="맑은 고딕" w:hAnsi="맑은 고딕" w:eastAsia="맑은 고딕"/>
-          <w:b w:val="0"/>
-          <w:sz w:val="17"/>
-          <w:u w:val="none"/>
-        </w:rPr>
-        <w:t>Humans are not the most social animal. Ants, bees, and termites put humanity to shame on many metrics of sociality. A wide variety of relatives live together with perfectly harmonious behavior and collectively care for their young. But while insect colonies are impressively social places, it’s not our kind of social life. Bees always build hexagonal hives, ants march in lines, and termites move in zigzag formations. These patterns recur predictably because they are tightly programmed genetically and propelled pheromonally. We humans are more free, less tightly programmed genetically, so our social patterns can be more diverse and dynamic. Every group dances a slightly different dance, and these choreographies change across generations. We still think and act in ways that are in harmony with others around us, but it is through patterns that are more shaped by nurture, not just nature.</w:t>
-      </w:r>
-    </w:p>
-    <w:p>
-      <w:pPr>
-        <w:spacing w:before="0" w:after="0" w:line="269" w:lineRule="auto"/>
-        <w:ind w:left="180" w:hanging="180"/>
-        <w:snapToGrid w:val="0"/>
-      </w:pPr>
-      <w:r>
-        <w:rPr>
-          <w:rFonts w:ascii="맑은 고딕" w:hAnsi="맑은 고딕" w:eastAsia="맑은 고딕"/>
-          <w:b w:val="0"/>
-          <w:sz w:val="17"/>
-          <w:u w:val="none"/>
-        </w:rPr>
-        <w:t>① 인간은 가장 사회적인 동물이 아니다.</w:t>
-      </w:r>
-    </w:p>
-    <w:p>
-      <w:pPr>
-        <w:spacing w:before="0" w:after="0" w:line="269" w:lineRule="auto"/>
-        <w:ind w:left="180" w:hanging="180"/>
-        <w:snapToGrid w:val="0"/>
-      </w:pPr>
-      <w:r>
-        <w:rPr>
-          <w:rFonts w:ascii="맑은 고딕" w:hAnsi="맑은 고딕" w:eastAsia="맑은 고딕"/>
-          <w:b w:val="0"/>
-          <w:sz w:val="17"/>
-          <w:u w:val="none"/>
-        </w:rPr>
-        <w:t>② 곤충 군집에서는 많은 친족이 함께 살며 새끼를 공동으로 돌본다.</w:t>
-      </w:r>
-    </w:p>
-    <w:p>
-      <w:pPr>
-        <w:spacing w:before="0" w:after="0" w:line="269" w:lineRule="auto"/>
-        <w:ind w:left="180" w:hanging="180"/>
-        <w:snapToGrid w:val="0"/>
-      </w:pPr>
-      <w:r>
-        <w:rPr>
-          <w:rFonts w:ascii="맑은 고딕" w:hAnsi="맑은 고딕" w:eastAsia="맑은 고딕"/>
-          <w:b w:val="0"/>
-          <w:sz w:val="17"/>
-          <w:u w:val="none"/>
-        </w:rPr>
-        <w:t>③ 곤충의 행동 패턴은 유전과 페로몬에 의해 엄격히 정해져 있다.</w:t>
-      </w:r>
-    </w:p>
-    <w:p>
-      <w:pPr>
-        <w:spacing w:before="0" w:after="0" w:line="269" w:lineRule="auto"/>
-        <w:ind w:left="180" w:hanging="180"/>
-        <w:snapToGrid w:val="0"/>
-      </w:pPr>
-      <w:r>
-        <w:rPr>
-          <w:rFonts w:ascii="맑은 고딕" w:hAnsi="맑은 고딕" w:eastAsia="맑은 고딕"/>
-          <w:b w:val="0"/>
-          <w:sz w:val="17"/>
-          <w:u w:val="none"/>
-        </w:rPr>
-        <w:t>④ 인간 집단의 사회적 패턴은 세대가 바뀌어도 변하지 않는다.</w:t>
-      </w:r>
-    </w:p>
-    <w:p>
-      <w:pPr>
-        <w:spacing w:before="0" w:after="0" w:line="269" w:lineRule="auto"/>
-        <w:ind w:left="180" w:hanging="180"/>
-        <w:snapToGrid w:val="0"/>
-      </w:pPr>
-      <w:r>
-        <w:rPr>
-          <w:rFonts w:ascii="맑은 고딕" w:hAnsi="맑은 고딕" w:eastAsia="맑은 고딕"/>
-          <w:b w:val="0"/>
-          <w:sz w:val="17"/>
-          <w:u w:val="none"/>
-        </w:rPr>
-        <w:t>⑤ 인간도 주변 사람들과 조화를 이루며 생각하고 행동한다.</w:t>
-      </w:r>
-    </w:p>
-    <w:p>
-      <w:pPr>
-        <w:keepNext/>
-        <w:spacing w:before="80" w:after="20" w:line="276" w:lineRule="auto"/>
-        <w:snapToGrid w:val="0"/>
-      </w:pPr>
-      <w:r>
-        <w:rPr>
-          <w:rFonts w:ascii="맑은 고딕" w:hAnsi="맑은 고딕" w:eastAsia="맑은 고딕"/>
-          <w:b/>
-          <w:sz w:val="17"/>
-          <w:u w:val="none"/>
-        </w:rPr>
-        <w:t>38-5.</w:t>
-      </w:r>
-      <w:r>
-        <w:rPr>
-          <w:rFonts w:ascii="맑은 고딕" w:hAnsi="맑은 고딕" w:eastAsia="맑은 고딕"/>
-          <w:b w:val="0"/>
-          <w:sz w:val="17"/>
-          <w:u w:val="none"/>
-        </w:rPr>
-        <w:t xml:space="preserve"> [A]와 [B]를 읽고 이해한 것으로 가장 적절한 것은? [3.2점]</w:t>
-      </w:r>
-    </w:p>
-    <w:p>
-      <w:pPr>
-        <w:spacing w:before="0" w:after="60" w:line="288" w:lineRule="auto"/>
-        <w:ind w:left="40"/>
-        <w:snapToGrid w:val="0"/>
-        <w:pBdr>
-          <w:top w:val="single" w:sz="4" w:space="2" w:color="999999"/>
-          <w:left w:val="single" w:sz="4" w:space="2" w:color="999999"/>
-          <w:bottom w:val="single" w:sz="4" w:space="2" w:color="999999"/>
-          <w:right w:val="single" w:sz="4" w:space="2" w:color="999999"/>
-        </w:pBdr>
-        <w:shd w:val="clear" w:color="auto" w:fill="F6F3EA"/>
-      </w:pPr>
-      <w:r>
-        <w:rPr>
-          <w:rFonts w:ascii="맑은 고딕" w:hAnsi="맑은 고딕" w:eastAsia="맑은 고딕"/>
-          <w:b w:val="0"/>
-          <w:sz w:val="17"/>
-          <w:u w:val="none"/>
-        </w:rPr>
-        <w:t>[A] Bees always build hexagonal hives, ants march in lines, and termites move in zigzag formations. These patterns recur predictably because they are tightly programmed genetically and propelled pheromonally. We humans are more free, less tightly programmed genetically, so our social patterns can be more diverse and dynamic.</w:t>
-      </w:r>
-    </w:p>
-    <w:p>
-      <w:pPr>
-        <w:spacing w:before="0" w:after="60" w:line="288" w:lineRule="auto"/>
-        <w:ind w:left="40"/>
-        <w:snapToGrid w:val="0"/>
-        <w:pBdr>
-          <w:top w:val="single" w:sz="4" w:space="2" w:color="6B7FB8"/>
-          <w:left w:val="single" w:sz="4" w:space="2" w:color="6B7FB8"/>
-          <w:bottom w:val="single" w:sz="4" w:space="2" w:color="6B7FB8"/>
-          <w:right w:val="single" w:sz="4" w:space="2" w:color="6B7FB8"/>
-        </w:pBdr>
-        <w:shd w:val="clear" w:color="auto" w:fill="EEF2FF"/>
-      </w:pPr>
-      <w:r>
-        <w:rPr>
-          <w:rFonts w:ascii="맑은 고딕" w:hAnsi="맑은 고딕" w:eastAsia="맑은 고딕"/>
-          <w:b w:val="0"/>
-          <w:sz w:val="17"/>
-          <w:u w:val="none"/>
-        </w:rPr>
-        <w:t>[B] A cuckoo raised far from other cuckoos will still sing the same two-note call as every cuckoo before it. Human music is different. Children learn songs from the people around them, and each generation invents new styles that its grandparents may not even recognize as music.</w:t>
-      </w:r>
-    </w:p>
-    <w:p>
-      <w:pPr>
-        <w:spacing w:before="0" w:after="0" w:line="269" w:lineRule="auto"/>
-        <w:ind w:left="180" w:hanging="180"/>
-        <w:snapToGrid w:val="0"/>
-      </w:pPr>
-      <w:r>
-        <w:rPr>
-          <w:rFonts w:ascii="맑은 고딕" w:hAnsi="맑은 고딕" w:eastAsia="맑은 고딕"/>
-          <w:b w:val="0"/>
-          <w:sz w:val="17"/>
-          <w:u w:val="none"/>
-        </w:rPr>
-        <w:t>① [A] claims that insects are smarter than humans, while [B] claims that birds sing better than humans.</w:t>
-      </w:r>
-    </w:p>
-    <w:p>
-      <w:pPr>
-        <w:spacing w:before="0" w:after="0" w:line="269" w:lineRule="auto"/>
-        <w:ind w:left="180" w:hanging="180"/>
-        <w:snapToGrid w:val="0"/>
-      </w:pPr>
-      <w:r>
-        <w:rPr>
-          <w:rFonts w:ascii="맑은 고딕" w:hAnsi="맑은 고딕" w:eastAsia="맑은 고딕"/>
-          <w:b w:val="0"/>
-          <w:sz w:val="17"/>
-          <w:u w:val="none"/>
-        </w:rPr>
-        <w:t>② [B] suggests that cuckoos learn their calls from their parents.</w:t>
-      </w:r>
-    </w:p>
-    <w:p>
-      <w:pPr>
-        <w:spacing w:before="0" w:after="0" w:line="269" w:lineRule="auto"/>
-        <w:ind w:left="180" w:hanging="180"/>
-        <w:snapToGrid w:val="0"/>
-      </w:pPr>
-      <w:r>
-        <w:rPr>
-          <w:rFonts w:ascii="맑은 고딕" w:hAnsi="맑은 고딕" w:eastAsia="맑은 고딕"/>
-          <w:b w:val="0"/>
-          <w:sz w:val="17"/>
-          <w:u w:val="none"/>
-        </w:rPr>
-        <w:t>③ Both texts argue that human behavior is completely controlled by genes.</w:t>
-      </w:r>
-    </w:p>
-    <w:p>
-      <w:pPr>
-        <w:spacing w:before="0" w:after="0" w:line="269" w:lineRule="auto"/>
-        <w:ind w:left="180" w:hanging="180"/>
-        <w:snapToGrid w:val="0"/>
-      </w:pPr>
-      <w:r>
-        <w:rPr>
-          <w:rFonts w:ascii="맑은 고딕" w:hAnsi="맑은 고딕" w:eastAsia="맑은 고딕"/>
-          <w:b w:val="0"/>
-          <w:sz w:val="17"/>
-          <w:u w:val="none"/>
-        </w:rPr>
-        <w:t>④ [A] focuses on building skills, while [B] focuses on musical talent.</w:t>
-      </w:r>
-    </w:p>
-    <w:p>
-      <w:pPr>
-        <w:spacing w:before="0" w:after="0" w:line="269" w:lineRule="auto"/>
-        <w:ind w:left="180" w:hanging="180"/>
-        <w:snapToGrid w:val="0"/>
-      </w:pPr>
-      <w:r>
-        <w:rPr>
-          <w:rFonts w:ascii="맑은 고딕" w:hAnsi="맑은 고딕" w:eastAsia="맑은 고딕"/>
-          <w:b w:val="0"/>
-          <w:sz w:val="17"/>
-          <w:u w:val="none"/>
-        </w:rPr>
-        <w:t>⑤ Both texts contrast behavior fixed by genes with human behavior that is learned and keeps changing.</w:t>
-      </w:r>
-    </w:p>
-    <w:p>
-      <w:pPr>
-        <w:keepNext/>
-        <w:spacing w:before="80" w:after="20" w:line="276" w:lineRule="auto"/>
-        <w:snapToGrid w:val="0"/>
-      </w:pPr>
-      <w:r>
-        <w:rPr>
-          <w:rFonts w:ascii="맑은 고딕" w:hAnsi="맑은 고딕" w:eastAsia="맑은 고딕"/>
-          <w:b/>
-          <w:sz w:val="17"/>
-          <w:u w:val="none"/>
-        </w:rPr>
-        <w:t>38-6.</w:t>
-      </w:r>
-      <w:r>
-        <w:rPr>
-          <w:rFonts w:ascii="맑은 고딕" w:hAnsi="맑은 고딕" w:eastAsia="맑은 고딕"/>
-          <w:b w:val="0"/>
-          <w:sz w:val="17"/>
-          <w:u w:val="none"/>
-        </w:rPr>
-        <w:t xml:space="preserve"> 윗글의 제목으로 가장 적절한 것은? [2.9점]</w:t>
-      </w:r>
-    </w:p>
-    <w:p>
-      <w:pPr>
-        <w:spacing w:before="0" w:after="60" w:line="288" w:lineRule="auto"/>
-        <w:ind w:left="40"/>
-        <w:snapToGrid w:val="0"/>
-        <w:pBdr>
-          <w:top w:val="single" w:sz="4" w:space="2" w:color="999999"/>
-          <w:left w:val="single" w:sz="4" w:space="2" w:color="999999"/>
-          <w:bottom w:val="single" w:sz="4" w:space="2" w:color="999999"/>
-          <w:right w:val="single" w:sz="4" w:space="2" w:color="999999"/>
-        </w:pBdr>
-        <w:shd w:val="clear" w:color="auto" w:fill="F6F3EA"/>
-      </w:pPr>
-      <w:r>
-        <w:rPr>
-          <w:rFonts w:ascii="맑은 고딕" w:hAnsi="맑은 고딕" w:eastAsia="맑은 고딕"/>
-          <w:b w:val="0"/>
-          <w:sz w:val="17"/>
-          <w:u w:val="none"/>
-        </w:rPr>
-        <w:t>Humans are not the most social animal. Ants, bees, and termites put humanity to shame on many metrics of sociality. A wide variety of relatives live together with perfectly harmonious behavior and collectively care for their young. But while insect colonies are impressively social places, it’s not our kind of social life. Bees always build hexagonal hives, ants march in lines, and termites move in zigzag formations. These patterns recur predictably because they are tightly programmed genetically and propelled pheromonally. We humans are more free, less tightly programmed genetically, so our social patterns can be more diverse and dynamic. Every group dances a slightly different dance, and these choreographies change across generations. We still think and act in ways that are in harmony with others around us, but it is through patterns that are more shaped by nurture, not just nature.</w:t>
-      </w:r>
-    </w:p>
-    <w:p>
-      <w:pPr>
-        <w:spacing w:before="0" w:after="0" w:line="269" w:lineRule="auto"/>
-        <w:ind w:left="180" w:hanging="180"/>
-        <w:snapToGrid w:val="0"/>
-      </w:pPr>
-      <w:r>
-        <w:rPr>
-          <w:rFonts w:ascii="맑은 고딕" w:hAnsi="맑은 고딕" w:eastAsia="맑은 고딕"/>
-          <w:b w:val="0"/>
-          <w:sz w:val="17"/>
-          <w:u w:val="none"/>
-        </w:rPr>
-        <w:t>① Different Dances: What Makes Human Social Life More Flexible</w:t>
-      </w:r>
-    </w:p>
-    <w:p>
-      <w:pPr>
-        <w:spacing w:before="0" w:after="0" w:line="269" w:lineRule="auto"/>
-        <w:ind w:left="180" w:hanging="180"/>
-        <w:snapToGrid w:val="0"/>
-      </w:pPr>
-      <w:r>
-        <w:rPr>
-          <w:rFonts w:ascii="맑은 고딕" w:hAnsi="맑은 고딕" w:eastAsia="맑은 고딕"/>
-          <w:b w:val="0"/>
-          <w:sz w:val="17"/>
-          <w:u w:val="none"/>
-        </w:rPr>
-        <w:t>② Insects: The Most Successful Builders on Earth</w:t>
-      </w:r>
-    </w:p>
-    <w:p>
-      <w:pPr>
-        <w:spacing w:before="0" w:after="0" w:line="269" w:lineRule="auto"/>
-        <w:ind w:left="180" w:hanging="180"/>
-        <w:snapToGrid w:val="0"/>
-      </w:pPr>
-      <w:r>
-        <w:rPr>
-          <w:rFonts w:ascii="맑은 고딕" w:hAnsi="맑은 고딕" w:eastAsia="맑은 고딕"/>
-          <w:b w:val="0"/>
-          <w:sz w:val="17"/>
-          <w:u w:val="none"/>
-        </w:rPr>
-        <w:t>③ Why Humans Should Live Like Ants</w:t>
-      </w:r>
-    </w:p>
-    <w:p>
-      <w:pPr>
-        <w:spacing w:before="0" w:after="0" w:line="269" w:lineRule="auto"/>
-        <w:ind w:left="180" w:hanging="180"/>
-        <w:snapToGrid w:val="0"/>
-      </w:pPr>
-      <w:r>
-        <w:rPr>
-          <w:rFonts w:ascii="맑은 고딕" w:hAnsi="맑은 고딕" w:eastAsia="맑은 고딕"/>
-          <w:b w:val="0"/>
-          <w:sz w:val="17"/>
-          <w:u w:val="none"/>
-        </w:rPr>
-        <w:t>④ How Pheromones Control Human Behavior</w:t>
-      </w:r>
-    </w:p>
-    <w:p>
-      <w:pPr>
-        <w:spacing w:before="0" w:after="0" w:line="269" w:lineRule="auto"/>
-        <w:ind w:left="180" w:hanging="180"/>
-        <w:snapToGrid w:val="0"/>
-      </w:pPr>
-      <w:r>
-        <w:rPr>
-          <w:rFonts w:ascii="맑은 고딕" w:hAnsi="맑은 고딕" w:eastAsia="맑은 고딕"/>
-          <w:b w:val="0"/>
-          <w:sz w:val="17"/>
-          <w:u w:val="none"/>
-        </w:rPr>
-        <w:t>⑤ Genes Decide Everything About Society</w:t>
-      </w:r>
-    </w:p>
-    <w:p>
-      <w:pPr>
-        <w:keepNext/>
-        <w:spacing w:before="80" w:after="20" w:line="276" w:lineRule="auto"/>
-        <w:snapToGrid w:val="0"/>
-      </w:pPr>
-      <w:r>
-        <w:rPr>
-          <w:rFonts w:ascii="맑은 고딕" w:hAnsi="맑은 고딕" w:eastAsia="맑은 고딕"/>
-          <w:b/>
-          <w:sz w:val="17"/>
-          <w:u w:val="none"/>
-        </w:rPr>
-        <w:t>38-7.</w:t>
-      </w:r>
-      <w:r>
-        <w:rPr>
-          <w:rFonts w:ascii="맑은 고딕" w:hAnsi="맑은 고딕" w:eastAsia="맑은 고딕"/>
-          <w:b w:val="0"/>
-          <w:sz w:val="17"/>
-          <w:u w:val="none"/>
-        </w:rPr>
-        <w:t xml:space="preserve"> 윗글을 읽고 학생들이 보인 반응으로 적절하지 </w:t>
-      </w:r>
-      <w:r>
-        <w:rPr>
-          <w:rFonts w:ascii="맑은 고딕" w:hAnsi="맑은 고딕" w:eastAsia="맑은 고딕"/>
-          <w:b w:val="0"/>
-          <w:sz w:val="17"/>
-          <w:u w:val="single"/>
-        </w:rPr>
-        <w:t>않은</w:t>
-      </w:r>
-      <w:r>
-        <w:rPr>
-          <w:rFonts w:ascii="맑은 고딕" w:hAnsi="맑은 고딕" w:eastAsia="맑은 고딕"/>
-          <w:b w:val="0"/>
-          <w:sz w:val="17"/>
-          <w:u w:val="none"/>
-        </w:rPr>
-        <w:t xml:space="preserve"> 것은? [3.0점]</w:t>
-      </w:r>
-    </w:p>
-    <w:p>
-      <w:pPr>
-        <w:spacing w:before="0" w:after="60" w:line="288" w:lineRule="auto"/>
-        <w:ind w:left="40"/>
-        <w:snapToGrid w:val="0"/>
-        <w:pBdr>
-          <w:top w:val="single" w:sz="4" w:space="2" w:color="999999"/>
-          <w:left w:val="single" w:sz="4" w:space="2" w:color="999999"/>
-          <w:bottom w:val="single" w:sz="4" w:space="2" w:color="999999"/>
-          <w:right w:val="single" w:sz="4" w:space="2" w:color="999999"/>
-        </w:pBdr>
-        <w:shd w:val="clear" w:color="auto" w:fill="F6F3EA"/>
-      </w:pPr>
-      <w:r>
-        <w:rPr>
-          <w:rFonts w:ascii="맑은 고딕" w:hAnsi="맑은 고딕" w:eastAsia="맑은 고딕"/>
-          <w:b w:val="0"/>
-          <w:sz w:val="17"/>
-          <w:u w:val="none"/>
-        </w:rPr>
-        <w:t>Humans are not the most social animal. Ants, bees, and termites put humanity to shame on many metrics of sociality. A wide variety of relatives live together with perfectly harmonious behavior and collectively care for their young. But while insect colonies are impressively social places, it’s not our kind of social life. Bees always build hexagonal hives, ants march in lines, and termites move in zigzag formations. These patterns recur predictably because they are tightly programmed genetically and propelled pheromonally. We humans are more free, less tightly programmed genetically, so our social patterns can be more diverse and dynamic. Every group dances a slightly different dance, and these choreographies change across generations. We still think and act in ways that are in harmony with others around us, but it is through patterns that are more shaped by nurture, not just nature.</w:t>
-      </w:r>
-    </w:p>
-    <w:p>
-      <w:pPr>
-        <w:spacing w:before="0" w:after="0" w:line="269" w:lineRule="auto"/>
-        <w:ind w:left="180" w:hanging="180"/>
-        <w:snapToGrid w:val="0"/>
-      </w:pPr>
-      <w:r>
-        <w:rPr>
-          <w:rFonts w:ascii="맑은 고딕" w:hAnsi="맑은 고딕" w:eastAsia="맑은 고딕"/>
-          <w:b w:val="0"/>
-          <w:sz w:val="17"/>
-          <w:u w:val="none"/>
-        </w:rPr>
-        <w:t>① 개미가 줄지어 다니는 건 유전적으로 정해져 있기 때문이겠네.</w:t>
-      </w:r>
-    </w:p>
-    <w:p>
-      <w:pPr>
-        <w:spacing w:before="0" w:after="0" w:line="269" w:lineRule="auto"/>
-        <w:ind w:left="180" w:hanging="180"/>
-        <w:snapToGrid w:val="0"/>
-      </w:pPr>
-      <w:r>
-        <w:rPr>
-          <w:rFonts w:ascii="맑은 고딕" w:hAnsi="맑은 고딕" w:eastAsia="맑은 고딕"/>
-          <w:b w:val="0"/>
-          <w:sz w:val="17"/>
-          <w:u w:val="none"/>
-        </w:rPr>
-        <w:t>② 나라마다 인사 방식이 다른 것도 사회적 패턴이 양육으로 형성된다는 예겠어.</w:t>
-      </w:r>
-    </w:p>
-    <w:p>
-      <w:pPr>
-        <w:spacing w:before="0" w:after="0" w:line="269" w:lineRule="auto"/>
-        <w:ind w:left="180" w:hanging="180"/>
-        <w:snapToGrid w:val="0"/>
-      </w:pPr>
-      <w:r>
-        <w:rPr>
-          <w:rFonts w:ascii="맑은 고딕" w:hAnsi="맑은 고딕" w:eastAsia="맑은 고딕"/>
-          <w:b w:val="0"/>
-          <w:sz w:val="17"/>
-          <w:u w:val="none"/>
-        </w:rPr>
-        <w:t>③ 꿀벌이 벌집을 짓는 모양도 세대마다 새롭게 바뀌겠구나.</w:t>
-      </w:r>
-    </w:p>
-    <w:p>
-      <w:pPr>
-        <w:spacing w:before="0" w:after="0" w:line="269" w:lineRule="auto"/>
-        <w:ind w:left="180" w:hanging="180"/>
-        <w:snapToGrid w:val="0"/>
-      </w:pPr>
-      <w:r>
-        <w:rPr>
-          <w:rFonts w:ascii="맑은 고딕" w:hAnsi="맑은 고딕" w:eastAsia="맑은 고딕"/>
-          <w:b w:val="0"/>
-          <w:sz w:val="17"/>
-          <w:u w:val="none"/>
-        </w:rPr>
-        <w:t>④ 할머니 세대와 우리 세대가 어울리는 방식이 다른 것도 같은 맥락이야.</w:t>
-      </w:r>
-    </w:p>
-    <w:p>
-      <w:pPr>
-        <w:spacing w:before="0" w:after="0" w:line="269" w:lineRule="auto"/>
-        <w:ind w:left="180" w:hanging="180"/>
-        <w:snapToGrid w:val="0"/>
-      </w:pPr>
-      <w:r>
-        <w:rPr>
-          <w:rFonts w:ascii="맑은 고딕" w:hAnsi="맑은 고딕" w:eastAsia="맑은 고딕"/>
-          <w:b w:val="0"/>
-          <w:sz w:val="17"/>
-          <w:u w:val="none"/>
-        </w:rPr>
-        <w:t>⑤ 인간도 주변과 조화를 이루지만 그 방식은 집단마다 조금씩 다르겠네.</w:t>
-      </w:r>
-    </w:p>
-    <w:p>
-      <w:pPr>
-        <w:keepNext/>
-        <w:spacing w:before="80" w:after="40" w:line="276" w:lineRule="auto"/>
-        <w:snapToGrid w:val="0"/>
-        <w:shd w:val="clear" w:color="auto" w:fill="8A3A12"/>
-      </w:pPr>
-      <w:r>
-        <w:rPr>
-          <w:rFonts w:ascii="맑은 고딕" w:hAnsi="맑은 고딕" w:eastAsia="맑은 고딕"/>
-          <w:b/>
-          <w:color w:val="FFFFFF"/>
-          <w:sz w:val="17"/>
-          <w:u w:val="none"/>
-        </w:rPr>
-        <w:t>서답형  38-서1 ~ 38-서2</w:t>
-      </w:r>
-    </w:p>
-    <w:p>
-      <w:pPr>
-        <w:keepNext/>
-        <w:spacing w:before="80" w:after="20" w:line="276" w:lineRule="auto"/>
-        <w:snapToGrid w:val="0"/>
-      </w:pPr>
-      <w:r>
-        <w:rPr>
-          <w:rFonts w:ascii="맑은 고딕" w:hAnsi="맑은 고딕" w:eastAsia="맑은 고딕"/>
-          <w:b/>
-          <w:sz w:val="17"/>
-          <w:u w:val="none"/>
-        </w:rPr>
-        <w:t>38-서1.</w:t>
-      </w:r>
-      <w:r>
-        <w:rPr>
-          <w:rFonts w:ascii="맑은 고딕" w:hAnsi="맑은 고딕" w:eastAsia="맑은 고딕"/>
-          <w:b w:val="0"/>
-          <w:sz w:val="17"/>
-          <w:u w:val="none"/>
-        </w:rPr>
-        <w:t xml:space="preserve"> 다음 글의 내용을 요약하고자 한다. 빈칸 (1)~(3)에 들어갈 말을 본문에서 찾아 </w:t>
-      </w:r>
-      <w:r>
-        <w:rPr>
-          <w:rFonts w:ascii="맑은 고딕" w:hAnsi="맑은 고딕" w:eastAsia="맑은 고딕"/>
-          <w:b w:val="0"/>
-          <w:sz w:val="17"/>
-          <w:u w:val="single"/>
-        </w:rPr>
-        <w:t>반드시 변형하여</w:t>
-      </w:r>
-      <w:r>
-        <w:rPr>
-          <w:rFonts w:ascii="맑은 고딕" w:hAnsi="맑은 고딕" w:eastAsia="맑은 고딕"/>
-          <w:b w:val="0"/>
-          <w:sz w:val="17"/>
-          <w:u w:val="none"/>
-        </w:rPr>
-        <w:t xml:space="preserve"> 쓰시오. (한 칸에 한 단어) [각 1점, 총 3점] [3.0점]</w:t>
-      </w:r>
-    </w:p>
-    <w:p>
-      <w:pPr>
-        <w:spacing w:before="0" w:after="60" w:line="288" w:lineRule="auto"/>
-        <w:ind w:left="40"/>
-        <w:snapToGrid w:val="0"/>
-        <w:pBdr>
-          <w:top w:val="single" w:sz="4" w:space="2" w:color="999999"/>
-          <w:left w:val="single" w:sz="4" w:space="2" w:color="999999"/>
-          <w:bottom w:val="single" w:sz="4" w:space="2" w:color="999999"/>
-          <w:right w:val="single" w:sz="4" w:space="2" w:color="999999"/>
-        </w:pBdr>
-        <w:shd w:val="clear" w:color="auto" w:fill="F6F3EA"/>
-      </w:pPr>
-      <w:r>
-        <w:rPr>
-          <w:rFonts w:ascii="맑은 고딕" w:hAnsi="맑은 고딕" w:eastAsia="맑은 고딕"/>
-          <w:b w:val="0"/>
-          <w:sz w:val="17"/>
-          <w:u w:val="none"/>
-        </w:rPr>
-        <w:t>Humans are not the most social animal. Ants, bees, and termites put humanity to shame on many metrics of sociality. A wide variety of relatives live together with perfectly harmonious behavior and collectively care for their young. But while insect colonies are impressively social places, it’s not our kind of social life. Bees always build hexagonal hives, ants march in lines, and termites move in zigzag formations. These patterns recur predictably because they are tightly programmed genetically and propelled pheromonally. We humans are more free, less tightly programmed genetically, so our social patterns can be more diverse and dynamic. Every group dances a slightly different dance, and these choreographies change across generations. We still think and act in ways that are in harmony with others around us, but it is through patterns that are more shaped by nurture, not just nature.</w:t>
-      </w:r>
-    </w:p>
-    <w:p>
-      <w:pPr>
-        <w:spacing w:before="0" w:after="60" w:line="288" w:lineRule="auto"/>
-        <w:ind w:left="40"/>
-        <w:snapToGrid w:val="0"/>
-        <w:pBdr>
-          <w:top w:val="single" w:sz="4" w:space="2" w:color="C99B4E"/>
-          <w:left w:val="single" w:sz="4" w:space="2" w:color="C99B4E"/>
-          <w:bottom w:val="single" w:sz="4" w:space="2" w:color="C99B4E"/>
-          <w:right w:val="single" w:sz="4" w:space="2" w:color="C99B4E"/>
-        </w:pBdr>
-        <w:shd w:val="clear" w:color="auto" w:fill="FFF8E1"/>
-      </w:pPr>
-      <w:r>
-        <w:rPr>
-          <w:rFonts w:ascii="맑은 고딕" w:hAnsi="맑은 고딕" w:eastAsia="맑은 고딕"/>
-          <w:b w:val="0"/>
-          <w:sz w:val="17"/>
-          <w:u w:val="none"/>
-        </w:rPr>
-        <w:t>Insect social patterns are (1) ________ because of their tight (2) ________ programming, while human social life shows more (3) ________ since it is shaped by nurture as well as nature.</w:t>
-      </w:r>
-    </w:p>
-    <w:p>
-      <w:pPr>
-        <w:spacing w:before="0" w:after="0" w:line="288" w:lineRule="auto"/>
-        <w:ind w:left="40"/>
-        <w:snapToGrid w:val="0"/>
-        <w:pBdr>
-          <w:top w:val="single" w:sz="4" w:space="2" w:color="9B6BD0"/>
-          <w:left w:val="single" w:sz="4" w:space="2" w:color="9B6BD0"/>
-          <w:bottom w:val="single" w:sz="4" w:space="2" w:color="9B6BD0"/>
-          <w:right w:val="single" w:sz="4" w:space="2" w:color="9B6BD0"/>
-        </w:pBdr>
-        <w:shd w:val="clear" w:color="auto" w:fill="FAF5FF"/>
-      </w:pPr>
-      <w:r>
-        <w:rPr>
-          <w:rFonts w:ascii="맑은 고딕" w:hAnsi="맑은 고딕" w:eastAsia="맑은 고딕"/>
-          <w:b/>
-          <w:sz w:val="17"/>
-          <w:u w:val="none"/>
-        </w:rPr>
-        <w:t>&lt;조 건&gt;</w:t>
-      </w:r>
-    </w:p>
-    <w:p>
-      <w:pPr>
-        <w:spacing w:before="0" w:after="0" w:line="288" w:lineRule="auto"/>
-        <w:ind w:left="40"/>
-        <w:snapToGrid w:val="0"/>
-        <w:pBdr>
-          <w:top w:val="single" w:sz="4" w:space="2" w:color="9B6BD0"/>
-          <w:left w:val="single" w:sz="4" w:space="2" w:color="9B6BD0"/>
-          <w:bottom w:val="single" w:sz="4" w:space="2" w:color="9B6BD0"/>
-          <w:right w:val="single" w:sz="4" w:space="2" w:color="9B6BD0"/>
-        </w:pBdr>
-        <w:shd w:val="clear" w:color="auto" w:fill="FAF5FF"/>
-      </w:pPr>
-      <w:r>
-        <w:rPr>
-          <w:rFonts w:ascii="맑은 고딕" w:hAnsi="맑은 고딕" w:eastAsia="맑은 고딕"/>
-          <w:b w:val="0"/>
-          <w:sz w:val="17"/>
-          <w:u w:val="none"/>
-        </w:rPr>
-        <w:t>1. 본문의 단어를 반드시 변형(품사·어형)하여 쓸 것 — 본문 형태 그대로 쓰면 0점</w:t>
-      </w:r>
-    </w:p>
-    <w:p>
-      <w:pPr>
-        <w:spacing w:before="0" w:after="60" w:line="288" w:lineRule="auto"/>
-        <w:ind w:left="40"/>
-        <w:snapToGrid w:val="0"/>
-        <w:pBdr>
-          <w:top w:val="single" w:sz="4" w:space="2" w:color="9B6BD0"/>
-          <w:left w:val="single" w:sz="4" w:space="2" w:color="9B6BD0"/>
-          <w:bottom w:val="single" w:sz="4" w:space="2" w:color="9B6BD0"/>
-          <w:right w:val="single" w:sz="4" w:space="2" w:color="9B6BD0"/>
-        </w:pBdr>
-        <w:shd w:val="clear" w:color="auto" w:fill="FAF5FF"/>
-      </w:pPr>
-      <w:r>
-        <w:rPr>
-          <w:rFonts w:ascii="맑은 고딕" w:hAnsi="맑은 고딕" w:eastAsia="맑은 고딕"/>
-          <w:b w:val="0"/>
-          <w:sz w:val="17"/>
-          <w:u w:val="none"/>
-        </w:rPr>
-        <w:t>2. 답안지에 소문항 번호를 정확하게 기입할 것  예) 1-(1) 1-(2) 1-(3)</w:t>
-      </w:r>
-    </w:p>
-    <w:p>
-      <w:pPr>
-        <w:spacing w:before="0" w:after="40" w:line="360" w:lineRule="auto"/>
-        <w:snapToGrid w:val="0"/>
-      </w:pPr>
-      <w:r>
-        <w:rPr>
-          <w:rFonts w:ascii="맑은 고딕" w:hAnsi="맑은 고딕" w:eastAsia="맑은 고딕"/>
-          <w:b w:val="0"/>
-          <w:sz w:val="17"/>
-          <w:u w:val="none"/>
-        </w:rPr>
-        <w:t>(1) ______________   (2) ______________   (3) ______________</w:t>
-      </w:r>
-    </w:p>
-    <w:p>
-      <w:pPr>
-        <w:keepNext/>
-        <w:spacing w:before="80" w:after="20" w:line="276" w:lineRule="auto"/>
-        <w:snapToGrid w:val="0"/>
-      </w:pPr>
-      <w:r>
-        <w:rPr>
-          <w:rFonts w:ascii="맑은 고딕" w:hAnsi="맑은 고딕" w:eastAsia="맑은 고딕"/>
-          <w:b/>
-          <w:sz w:val="17"/>
-          <w:u w:val="none"/>
-        </w:rPr>
-        <w:t>38-서2.</w:t>
-      </w:r>
-      <w:r>
-        <w:rPr>
-          <w:rFonts w:ascii="맑은 고딕" w:hAnsi="맑은 고딕" w:eastAsia="맑은 고딕"/>
-          <w:b w:val="0"/>
-          <w:sz w:val="17"/>
-          <w:u w:val="none"/>
-        </w:rPr>
-        <w:t xml:space="preserve"> 다음 글의 밑줄 친 문장의 의미를 살려 &lt;보기&gt;의 표현을 모두 사용하여 &lt;조건&gt;에 맞게 영작하시오. [3점] [3.0점]</w:t>
-      </w:r>
-    </w:p>
-    <w:p>
-      <w:pPr>
-        <w:spacing w:before="0" w:after="60" w:line="288" w:lineRule="auto"/>
-        <w:ind w:left="40"/>
-        <w:snapToGrid w:val="0"/>
-        <w:pBdr>
-          <w:top w:val="single" w:sz="4" w:space="2" w:color="999999"/>
-          <w:left w:val="single" w:sz="4" w:space="2" w:color="999999"/>
-          <w:bottom w:val="single" w:sz="4" w:space="2" w:color="999999"/>
-          <w:right w:val="single" w:sz="4" w:space="2" w:color="999999"/>
-        </w:pBdr>
-        <w:shd w:val="clear" w:color="auto" w:fill="F6F3EA"/>
-      </w:pPr>
-      <w:r>
-        <w:rPr>
-          <w:rFonts w:ascii="맑은 고딕" w:hAnsi="맑은 고딕" w:eastAsia="맑은 고딕"/>
-          <w:b w:val="0"/>
-          <w:sz w:val="17"/>
-          <w:u w:val="single"/>
-        </w:rPr>
-        <w:t>We humans are more free, less tightly programmed genetically, so our social patterns can be more diverse and dynamic.</w:t>
-      </w:r>
-    </w:p>
-    <w:p>
-      <w:pPr>
-        <w:spacing w:before="0" w:after="60" w:line="288" w:lineRule="auto"/>
-        <w:ind w:left="40"/>
-        <w:snapToGrid w:val="0"/>
-        <w:pBdr>
-          <w:top w:val="single" w:sz="4" w:space="2" w:color="9B6BD0"/>
-          <w:left w:val="single" w:sz="4" w:space="2" w:color="9B6BD0"/>
-          <w:bottom w:val="single" w:sz="4" w:space="2" w:color="9B6BD0"/>
-          <w:right w:val="single" w:sz="4" w:space="2" w:color="9B6BD0"/>
-        </w:pBdr>
-        <w:shd w:val="clear" w:color="auto" w:fill="FAF5FF"/>
-      </w:pPr>
-      <w:r>
-        <w:rPr>
-          <w:rFonts w:ascii="맑은 고딕" w:hAnsi="맑은 고딕" w:eastAsia="맑은 고딕"/>
-          <w:b/>
-          <w:sz w:val="17"/>
-          <w:u w:val="none"/>
-        </w:rPr>
-        <w:t>&lt;보 기&gt;</w:t>
-      </w:r>
-      <w:r>
-        <w:rPr>
-          <w:rFonts w:ascii="맑은 고딕" w:hAnsi="맑은 고딕" w:eastAsia="맑은 고딕"/>
-          <w:b w:val="0"/>
-          <w:sz w:val="17"/>
-          <w:u w:val="none"/>
-        </w:rPr>
-        <w:t xml:space="preserve"> the / less / tightly programmed / genetically / we / are / the / more / diverse / our social patterns / can / be</w:t>
-      </w:r>
-    </w:p>
-    <w:p>
-      <w:pPr>
-        <w:spacing w:before="0" w:after="0" w:line="288" w:lineRule="auto"/>
-        <w:ind w:left="40"/>
-        <w:snapToGrid w:val="0"/>
-        <w:pBdr>
-          <w:top w:val="single" w:sz="4" w:space="2" w:color="9B6BD0"/>
-          <w:left w:val="single" w:sz="4" w:space="2" w:color="9B6BD0"/>
-          <w:bottom w:val="single" w:sz="4" w:space="2" w:color="9B6BD0"/>
-          <w:right w:val="single" w:sz="4" w:space="2" w:color="9B6BD0"/>
-        </w:pBdr>
-        <w:shd w:val="clear" w:color="auto" w:fill="FAF5FF"/>
-      </w:pPr>
-      <w:r>
-        <w:rPr>
-          <w:rFonts w:ascii="맑은 고딕" w:hAnsi="맑은 고딕" w:eastAsia="맑은 고딕"/>
-          <w:b/>
-          <w:sz w:val="17"/>
-          <w:u w:val="none"/>
-        </w:rPr>
-        <w:t>&lt;조 건&gt;</w:t>
-      </w:r>
-    </w:p>
-    <w:p>
-      <w:pPr>
-        <w:spacing w:before="0" w:after="0" w:line="288" w:lineRule="auto"/>
-        <w:ind w:left="40"/>
-        <w:snapToGrid w:val="0"/>
-        <w:pBdr>
-          <w:top w:val="single" w:sz="4" w:space="2" w:color="9B6BD0"/>
-          <w:left w:val="single" w:sz="4" w:space="2" w:color="9B6BD0"/>
-          <w:bottom w:val="single" w:sz="4" w:space="2" w:color="9B6BD0"/>
-          <w:right w:val="single" w:sz="4" w:space="2" w:color="9B6BD0"/>
-        </w:pBdr>
-        <w:shd w:val="clear" w:color="auto" w:fill="FAF5FF"/>
-      </w:pPr>
-      <w:r>
-        <w:rPr>
-          <w:rFonts w:ascii="맑은 고딕" w:hAnsi="맑은 고딕" w:eastAsia="맑은 고딕"/>
-          <w:b w:val="0"/>
-          <w:sz w:val="17"/>
-          <w:u w:val="none"/>
-        </w:rPr>
-        <w:t>1. &lt;보기&gt;의 표현을 모두 한 번씩만 사용할 것</w:t>
-      </w:r>
-    </w:p>
-    <w:p>
-      <w:pPr>
-        <w:spacing w:before="0" w:after="0" w:line="288" w:lineRule="auto"/>
-        <w:ind w:left="40"/>
-        <w:snapToGrid w:val="0"/>
-        <w:pBdr>
-          <w:top w:val="single" w:sz="4" w:space="2" w:color="9B6BD0"/>
-          <w:left w:val="single" w:sz="4" w:space="2" w:color="9B6BD0"/>
-          <w:bottom w:val="single" w:sz="4" w:space="2" w:color="9B6BD0"/>
-          <w:right w:val="single" w:sz="4" w:space="2" w:color="9B6BD0"/>
-        </w:pBdr>
-        <w:shd w:val="clear" w:color="auto" w:fill="FAF5FF"/>
-      </w:pPr>
-      <w:r>
-        <w:rPr>
-          <w:rFonts w:ascii="맑은 고딕" w:hAnsi="맑은 고딕" w:eastAsia="맑은 고딕"/>
-          <w:b w:val="0"/>
-          <w:sz w:val="17"/>
-          <w:u w:val="none"/>
-        </w:rPr>
-        <w:t>2. 어형을 바꾸지 말고 다른 단어를 추가하지 말 것</w:t>
-      </w:r>
-    </w:p>
-    <w:p>
-      <w:pPr>
-        <w:spacing w:before="0" w:after="0" w:line="288" w:lineRule="auto"/>
-        <w:ind w:left="40"/>
-        <w:snapToGrid w:val="0"/>
-        <w:pBdr>
-          <w:top w:val="single" w:sz="4" w:space="2" w:color="9B6BD0"/>
-          <w:left w:val="single" w:sz="4" w:space="2" w:color="9B6BD0"/>
-          <w:bottom w:val="single" w:sz="4" w:space="2" w:color="9B6BD0"/>
-          <w:right w:val="single" w:sz="4" w:space="2" w:color="9B6BD0"/>
-        </w:pBdr>
-        <w:shd w:val="clear" w:color="auto" w:fill="FAF5FF"/>
-      </w:pPr>
-      <w:r>
-        <w:rPr>
-          <w:rFonts w:ascii="맑은 고딕" w:hAnsi="맑은 고딕" w:eastAsia="맑은 고딕"/>
-          <w:b w:val="0"/>
-          <w:sz w:val="17"/>
-          <w:u w:val="none"/>
-        </w:rPr>
-        <w:t>3. ‘the + 비교급 ~, the + 비교급 …’ 구문으로 쓸 것</w:t>
-      </w:r>
-    </w:p>
-    <w:p>
-      <w:pPr>
-        <w:spacing w:before="0" w:after="0" w:line="288" w:lineRule="auto"/>
-        <w:ind w:left="40"/>
-        <w:snapToGrid w:val="0"/>
-        <w:pBdr>
-          <w:top w:val="single" w:sz="4" w:space="2" w:color="9B6BD0"/>
-          <w:left w:val="single" w:sz="4" w:space="2" w:color="9B6BD0"/>
-          <w:bottom w:val="single" w:sz="4" w:space="2" w:color="9B6BD0"/>
-          <w:right w:val="single" w:sz="4" w:space="2" w:color="9B6BD0"/>
-        </w:pBdr>
-        <w:shd w:val="clear" w:color="auto" w:fill="FAF5FF"/>
-      </w:pPr>
-      <w:r>
-        <w:rPr>
-          <w:rFonts w:ascii="맑은 고딕" w:hAnsi="맑은 고딕" w:eastAsia="맑은 고딕"/>
-          <w:b w:val="0"/>
-          <w:sz w:val="17"/>
-          <w:u w:val="none"/>
-        </w:rPr>
-        <w:t>4. 총 15단어로 쓸 것</w:t>
-      </w:r>
-    </w:p>
-    <w:p>
-      <w:pPr>
-        <w:spacing w:before="0" w:after="60" w:line="288" w:lineRule="auto"/>
-        <w:ind w:left="40"/>
-        <w:snapToGrid w:val="0"/>
-        <w:pBdr>
-          <w:top w:val="single" w:sz="4" w:space="2" w:color="9B6BD0"/>
-          <w:left w:val="single" w:sz="4" w:space="2" w:color="9B6BD0"/>
-          <w:bottom w:val="single" w:sz="4" w:space="2" w:color="9B6BD0"/>
-          <w:right w:val="single" w:sz="4" w:space="2" w:color="9B6BD0"/>
-        </w:pBdr>
-        <w:shd w:val="clear" w:color="auto" w:fill="FAF5FF"/>
-      </w:pPr>
-      <w:r>
-        <w:rPr>
-          <w:rFonts w:ascii="맑은 고딕" w:hAnsi="맑은 고딕" w:eastAsia="맑은 고딕"/>
-          <w:b w:val="0"/>
-          <w:sz w:val="17"/>
-          <w:u w:val="none"/>
-        </w:rPr>
-        <w:t>5. 답안지에 소문항 번호를 정확하게 기입할 것</w:t>
-      </w:r>
-    </w:p>
-    <w:p>
-      <w:pPr>
-        <w:spacing w:before="0" w:after="40" w:line="360" w:lineRule="auto"/>
-        <w:snapToGrid w:val="0"/>
-      </w:pPr>
-      <w:r>
-        <w:rPr>
-          <w:rFonts w:ascii="맑은 고딕" w:hAnsi="맑은 고딕" w:eastAsia="맑은 고딕"/>
-          <w:b w:val="0"/>
-          <w:sz w:val="17"/>
-          <w:u w:val="none"/>
-        </w:rPr>
-        <w:t>⇒ The ______________________________________________________________ .</w:t>
-      </w:r>
-    </w:p>
-    <w:p>
-      <w:pPr>
-        <w:keepNext/>
-        <w:spacing w:before="80" w:after="40" w:line="276" w:lineRule="auto"/>
-        <w:snapToGrid w:val="0"/>
-        <w:shd w:val="clear" w:color="auto" w:fill="6B21A8"/>
-      </w:pPr>
-      <w:r>
-        <w:rPr>
-          <w:rFonts w:ascii="맑은 고딕" w:hAnsi="맑은 고딕" w:eastAsia="맑은 고딕"/>
-          <w:b/>
-          <w:color w:val="FFFFFF"/>
-          <w:sz w:val="17"/>
-          <w:u w:val="none"/>
-        </w:rPr>
-        <w:t>[지문 구조]  ※ 앞 문항을 모두 푼 뒤에 풀 것</w:t>
-      </w:r>
-    </w:p>
-    <w:p>
-      <w:pPr>
-        <w:keepNext/>
-        <w:spacing w:before="80" w:after="20" w:line="276" w:lineRule="auto"/>
-        <w:snapToGrid w:val="0"/>
-      </w:pPr>
-      <w:r>
-        <w:rPr>
-          <w:rFonts w:ascii="맑은 고딕" w:hAnsi="맑은 고딕" w:eastAsia="맑은 고딕"/>
-          <w:b/>
-          <w:sz w:val="17"/>
-          <w:u w:val="none"/>
-        </w:rPr>
-        <w:t>38-8.</w:t>
-      </w:r>
-      <w:r>
-        <w:rPr>
-          <w:rFonts w:ascii="맑은 고딕" w:hAnsi="맑은 고딕" w:eastAsia="맑은 고딕"/>
-          <w:b w:val="0"/>
-          <w:sz w:val="17"/>
-          <w:u w:val="none"/>
-        </w:rPr>
-        <w:t xml:space="preserve"> 글의 흐름으로 보아, 주어진 문장이 들어가기에 가장 적절한 곳은? [2.7점]</w:t>
-      </w:r>
-    </w:p>
-    <w:p>
-      <w:pPr>
-        <w:spacing w:before="0" w:after="60" w:line="288" w:lineRule="auto"/>
-        <w:ind w:left="40"/>
-        <w:snapToGrid w:val="0"/>
-        <w:pBdr>
-          <w:top w:val="single" w:sz="4" w:space="2" w:color="C99B4E"/>
-          <w:left w:val="single" w:sz="4" w:space="2" w:color="C99B4E"/>
-          <w:bottom w:val="single" w:sz="4" w:space="2" w:color="C99B4E"/>
-          <w:right w:val="single" w:sz="4" w:space="2" w:color="C99B4E"/>
-        </w:pBdr>
-        <w:shd w:val="clear" w:color="auto" w:fill="FFF8E1"/>
-      </w:pPr>
-      <w:r>
-        <w:rPr>
-          <w:rFonts w:ascii="맑은 고딕" w:hAnsi="맑은 고딕" w:eastAsia="맑은 고딕"/>
-          <w:b w:val="0"/>
-          <w:sz w:val="17"/>
-          <w:u w:val="none"/>
-        </w:rPr>
-        <w:t>But while insect colonies are impressively social places, it’s not our kind of social life.</w:t>
-      </w:r>
-    </w:p>
-    <w:p>
-      <w:pPr>
-        <w:spacing w:before="0" w:after="60" w:line="288" w:lineRule="auto"/>
-        <w:ind w:left="40"/>
-        <w:snapToGrid w:val="0"/>
-        <w:pBdr>
-          <w:top w:val="single" w:sz="4" w:space="2" w:color="999999"/>
-          <w:left w:val="single" w:sz="4" w:space="2" w:color="999999"/>
-          <w:bottom w:val="single" w:sz="4" w:space="2" w:color="999999"/>
-          <w:right w:val="single" w:sz="4" w:space="2" w:color="999999"/>
-        </w:pBdr>
-        <w:shd w:val="clear" w:color="auto" w:fill="F6F3EA"/>
-      </w:pPr>
-      <w:r>
-        <w:rPr>
-          <w:rFonts w:ascii="맑은 고딕" w:hAnsi="맑은 고딕" w:eastAsia="맑은 고딕"/>
-          <w:b w:val="0"/>
-          <w:sz w:val="17"/>
-          <w:u w:val="none"/>
-        </w:rPr>
-        <w:t>Humans are not the most social animal. Ants, bees, and termites put humanity to shame on many metrics of sociality. ( ① ) A wide variety of relatives live together with perfectly harmonious behavior and collectively care for their young. ( ② ) Bees always build hexagonal hives, ants march in lines, and termites move in zigzag formations. ( ③ ) These patterns recur predictably because they are tightly programmed genetically and propelled pheromonally. ( ④ ) We humans are more free, less tightly programmed genetically, so our social patterns can be more diverse and dynamic. ( ⑤ ) Every group dances a slightly different dance, and these choreographies change across generations.</w:t>
+        <w:t>Humans are not the most social animal. ( ① ) Ants, bees, and termites put humanity to shame on many metrics of sociality. ( ② ) A wide variety of relatives live together with perfectly harmonious behavior and collectively care for their young. ( ③ ) Bees always build hexagonal hives, ants march in lines, and termites move in zigzag formations. ( ④ ) These patterns recur predictably because they are tightly programmed genetically and propelled pheromonally. ( ⑤ ) We humans are more free, less tightly programmed genetically, so our social patterns can be more diverse and dynamic. Every group dances a slightly different dance, and these choreographies change across generations. We still think and act in ways that are in harmony with others around us, but it is through patterns that are more shaped by nurture, not just nature.</w:t>
       </w:r>
     </w:p>
     <w:p>
@@ -3201,7 +3207,7 @@
           <w:sz w:val="15"/>
           <w:u w:val="none"/>
         </w:rPr>
-        <w:t xml:space="preserve"> shame (put ~ to shame 부끄럽게 만들다)</w:t>
+        <w:t xml:space="preserve"> social</w:t>
       </w:r>
     </w:p>
     <w:p>
@@ -3226,7 +3232,7 @@
           <w:sz w:val="15"/>
           <w:u w:val="none"/>
         </w:rPr>
-        <w:t xml:space="preserve"> sociality (전치사 of 뒤 → 명사)</w:t>
+        <w:t xml:space="preserve"> ★put (주어 Ants, bees, and termites의 본동사 자리 — putting이면 동사 없음)</w:t>
       </w:r>
     </w:p>
     <w:p>
@@ -3251,7 +3257,7 @@
           <w:sz w:val="15"/>
           <w:u w:val="none"/>
         </w:rPr>
-        <w:t xml:space="preserve"> ★live (a variety of + 복수명사 → 복수 동사)</w:t>
+        <w:t xml:space="preserve"> metrics</w:t>
       </w:r>
     </w:p>
     <w:p>
@@ -3276,7 +3282,7 @@
           <w:sz w:val="15"/>
           <w:u w:val="none"/>
         </w:rPr>
-        <w:t xml:space="preserve"> harmonious (조화로운 ↔ hostile)</w:t>
+        <w:t xml:space="preserve"> variety (A wide + 명사 + of)</w:t>
       </w:r>
     </w:p>
     <w:p>
@@ -3301,7 +3307,7 @@
           <w:sz w:val="15"/>
           <w:u w:val="none"/>
         </w:rPr>
-        <w:t xml:space="preserve"> ★collectively (동사 care 수식 → 부사)</w:t>
+        <w:t xml:space="preserve"> ★live (A wide variety of + 복수명사 → 복수 동사)</w:t>
       </w:r>
     </w:p>
     <w:p>
@@ -3326,7 +3332,7 @@
           <w:sz w:val="15"/>
           <w:u w:val="none"/>
         </w:rPr>
-        <w:t xml:space="preserve"> ★impressively (형용사 social 수식 → 부사)</w:t>
+        <w:t xml:space="preserve"> ★perfectly (형용사 harmonious 수식 → 부사)</w:t>
       </w:r>
     </w:p>
     <w:p>
@@ -3351,7 +3357,7 @@
           <w:sz w:val="15"/>
           <w:u w:val="none"/>
         </w:rPr>
-        <w:t xml:space="preserve"> hexagonal</w:t>
+        <w:t xml:space="preserve"> collectively (동사 care 수식 → 부사)</w:t>
       </w:r>
     </w:p>
     <w:p>
@@ -3376,7 +3382,7 @@
           <w:sz w:val="15"/>
           <w:u w:val="none"/>
         </w:rPr>
-        <w:t xml:space="preserve"> formations (zigzag 뒤 명사, 복수)</w:t>
+        <w:t xml:space="preserve"> impressively (인상적일 만큼 사회적 — But … not our kind와 양보 관계; barely는 반대)</w:t>
       </w:r>
     </w:p>
     <w:p>
@@ -3401,7 +3407,7 @@
           <w:sz w:val="15"/>
           <w:u w:val="none"/>
         </w:rPr>
-        <w:t xml:space="preserve"> predictably (예측 가능하게 ↔ unpredictably — 유전적 프로그램)</w:t>
+        <w:t xml:space="preserve"> ★always build (습관·일반적 사실 → 단순현재; 진행형은 일시적 동작)</w:t>
       </w:r>
     </w:p>
     <w:p>
@@ -3426,7 +3432,7 @@
           <w:sz w:val="15"/>
           <w:u w:val="none"/>
         </w:rPr>
-        <w:t xml:space="preserve"> ★are (주어 they = these patterns 복수)</w:t>
+        <w:t xml:space="preserve"> hexagonal</w:t>
       </w:r>
     </w:p>
     <w:p>
@@ -3451,7 +3457,7 @@
           <w:sz w:val="15"/>
           <w:u w:val="none"/>
         </w:rPr>
-        <w:t xml:space="preserve"> ★programmed (패턴이 ‘프로그램된’ 수동)</w:t>
+        <w:t xml:space="preserve"> formations (전치사 zigzag + 명사; in zigzag formations)</w:t>
       </w:r>
     </w:p>
     <w:p>
@@ -3476,7 +3482,7 @@
           <w:sz w:val="15"/>
           <w:u w:val="none"/>
         </w:rPr>
-        <w:t xml:space="preserve"> genetically (분사 programmed 수식 → 부사)</w:t>
+        <w:t xml:space="preserve"> ★recur (주어 These patterns 복수)</w:t>
       </w:r>
     </w:p>
     <w:p>
@@ -3501,7 +3507,7 @@
           <w:sz w:val="15"/>
           <w:u w:val="none"/>
         </w:rPr>
-        <w:t xml:space="preserve"> pheromonally (분사 propelled 수식 → 부사)</w:t>
+        <w:t xml:space="preserve"> ★predictably (동사 recur 수식 → 부사)</w:t>
       </w:r>
     </w:p>
     <w:p>
@@ -3526,7 +3532,7 @@
           <w:sz w:val="15"/>
           <w:u w:val="none"/>
         </w:rPr>
-        <w:t xml:space="preserve"> diverse (다양한 ↔ uniform)</w:t>
+        <w:t xml:space="preserve"> ★programmed (패턴이 ‘프로그램되는’ 수동 → 과거분사)</w:t>
       </w:r>
     </w:p>
     <w:p>
@@ -3551,7 +3557,7 @@
           <w:sz w:val="15"/>
           <w:u w:val="none"/>
         </w:rPr>
-        <w:t xml:space="preserve"> ★dances (주어 Every group 단수)</w:t>
+        <w:t xml:space="preserve"> pheromonally (동사 propelled 수식 → 부사, genetically와 병렬)</w:t>
       </w:r>
     </w:p>
     <w:p>
@@ -3576,7 +3582,7 @@
           <w:sz w:val="15"/>
           <w:u w:val="none"/>
         </w:rPr>
-        <w:t xml:space="preserve"> choreographies</w:t>
+        <w:t xml:space="preserve"> less (덜 빈틈없이 프로그램됨 — 앞 more free와 호응; more는 반대)</w:t>
       </w:r>
     </w:p>
     <w:p>
@@ -3601,7 +3607,7 @@
           <w:sz w:val="15"/>
           <w:u w:val="none"/>
         </w:rPr>
-        <w:t xml:space="preserve"> ★change (일반적 사실 → 현재시제, 주어 복수)</w:t>
+        <w:t xml:space="preserve"> diverse (다양한 — 뒤 slightly different dance와 호응; uniform은 반대)</w:t>
       </w:r>
     </w:p>
     <w:p>
@@ -3626,7 +3632,7 @@
           <w:sz w:val="15"/>
           <w:u w:val="none"/>
         </w:rPr>
-        <w:t xml:space="preserve"> generations</w:t>
+        <w:t xml:space="preserve"> choreographies</w:t>
       </w:r>
     </w:p>
     <w:p>
@@ -3651,7 +3657,7 @@
           <w:sz w:val="15"/>
           <w:u w:val="none"/>
         </w:rPr>
-        <w:t xml:space="preserve"> ★that (선행사 ways — what 불가)</w:t>
+        <w:t xml:space="preserve"> ★that (선행사 ways + 불완전절(are의 주어 없음) → 관계대명사; what은 선행사 불가)</w:t>
       </w:r>
     </w:p>
     <w:p>
@@ -3676,7 +3682,7 @@
           <w:sz w:val="15"/>
           <w:u w:val="none"/>
         </w:rPr>
-        <w:t xml:space="preserve"> ★shaped (패턴이 ‘형성된’ 수동, by nurture)</w:t>
+        <w:t xml:space="preserve"> ★shaped (패턴이 양육에 의해 ‘형성되는’ 수동)</w:t>
       </w:r>
     </w:p>
     <w:p>
@@ -3726,7 +3732,7 @@
           <w:sz w:val="15"/>
           <w:u w:val="none"/>
         </w:rPr>
-        <w:t xml:space="preserve"> ○ (대조 while = although)</w:t>
+        <w:t xml:space="preserve"> ★✕ — 바른 형태: while (뒤에 절(insect colonies are …)이 오므로 접속사; despite는 명사(구) 앞)</w:t>
       </w:r>
     </w:p>
     <w:p>
@@ -3751,7 +3757,7 @@
           <w:sz w:val="15"/>
           <w:u w:val="none"/>
         </w:rPr>
-        <w:t xml:space="preserve"> ★✕ — 바른 형태: propelled (programmed와 and 병렬, 패턴이 ‘추진되는’ 수동)</w:t>
+        <w:t xml:space="preserve"> ○ (because + 절 = because of + 동명사(being programmed …), 의미 같음)</w:t>
       </w:r>
     </w:p>
     <w:p>
@@ -3776,7 +3782,7 @@
           <w:sz w:val="15"/>
           <w:u w:val="none"/>
         </w:rPr>
-        <w:t xml:space="preserve"> ○ (주격 관계대명사 that = which)</w:t>
+        <w:t xml:space="preserve"> ○ (주격 관계대명사 + be동사는 함께 생략 가능 → in ways (that are) in harmony with)</w:t>
       </w:r>
     </w:p>
     <w:p>
@@ -3801,7 +3807,7 @@
           <w:sz w:val="15"/>
           <w:u w:val="none"/>
         </w:rPr>
-        <w:t xml:space="preserve"> Ants, bees, and termites put humanity to shame on many metrics of sociality. (보충 to / 제외 ashamed)</w:t>
+        <w:t xml:space="preserve"> We humans are more free, less tightly programmed genetically, so our social patterns can be more diverse and dynamic. (보충 so / 제외 because / be→are, program→programmed)</w:t>
       </w:r>
     </w:p>
     <w:p>
@@ -3826,7 +3832,7 @@
           <w:sz w:val="15"/>
           <w:u w:val="none"/>
         </w:rPr>
-        <w:t xml:space="preserve"> Every group dances a slightly different dance, and these choreographies change across generations. (보충 across / 제외 generational / dance→dances)</w:t>
+        <w:t xml:space="preserve"> We still think and act in ways that are in harmony with others around us, but it is through patterns that are more shaped by nurture, not just nature. (보충 through / 제외 what / be→are·is·are, shape→shaped)</w:t>
       </w:r>
     </w:p>
     <w:p>
@@ -3851,7 +3857,7 @@
           <w:sz w:val="15"/>
           <w:u w:val="none"/>
         </w:rPr>
-        <w:t xml:space="preserve"> We humans are more free, less tightly programmed genetically, so our social patterns can be more diverse and dynamic. (genetic→genetically)</w:t>
+        <w:t xml:space="preserve"> These patterns recur predictably because they are tightly programmed genetically and propelled pheromonally. (program→programmed)</w:t>
       </w:r>
     </w:p>
     <w:p>
@@ -3876,7 +3882,7 @@
           <w:sz w:val="15"/>
           <w:u w:val="none"/>
         </w:rPr>
-        <w:t xml:space="preserve"> a wide variety of relatives</w:t>
+        <w:t xml:space="preserve"> 곤충 군집의 사회적 삶(곤충 군집이 인상적으로 사회적이라는 것)</w:t>
       </w:r>
     </w:p>
     <w:p>
@@ -3901,7 +3907,7 @@
           <w:sz w:val="15"/>
           <w:u w:val="none"/>
         </w:rPr>
-        <w:t xml:space="preserve"> 곤충 군집의 사회생활</w:t>
+        <w:t xml:space="preserve"> 벌이 언제나 육각형 벌집을 짓는 것, 개미가 줄지어 행진하는 것, 흰개미가 지그재그 대형으로 이동하는 것</w:t>
       </w:r>
     </w:p>
     <w:p>
@@ -3926,7 +3932,7 @@
           <w:sz w:val="15"/>
           <w:u w:val="none"/>
         </w:rPr>
-        <w:t xml:space="preserve"> these patterns</w:t>
+        <w:t xml:space="preserve"> a slightly different dance</w:t>
       </w:r>
     </w:p>
     <w:p>
@@ -3951,7 +3957,7 @@
           <w:sz w:val="15"/>
           <w:u w:val="none"/>
         </w:rPr>
-        <w:t xml:space="preserve"> 각 집단이 추는 춤, 즉 집단마다 조금씩 다른 사회적 패턴</w:t>
+        <w:t xml:space="preserve"> nurture</w:t>
       </w:r>
     </w:p>
     <w:p>
@@ -3976,7 +3982,7 @@
           <w:sz w:val="15"/>
           <w:u w:val="none"/>
         </w:rPr>
-        <w:t xml:space="preserve"> ★sing (주어 Some birds 복수)</w:t>
+        <w:t xml:space="preserve"> ★sing (주어 Some species 복수 — species는 단·복수 동형, 여기서는 ‘여러 종’)</w:t>
       </w:r>
     </w:p>
     <w:p>
@@ -4001,7 +4007,7 @@
           <w:sz w:val="15"/>
           <w:u w:val="none"/>
         </w:rPr>
-        <w:t xml:space="preserve"> ★different (sound의 보어 → 형용사)</w:t>
+        <w:t xml:space="preserve"> ★written (곡조가 유전자에 ‘새겨진’ 수동 → 과거분사)</w:t>
       </w:r>
     </w:p>
     <w:p>
@@ -4026,7 +4032,7 @@
           <w:sz w:val="15"/>
           <w:u w:val="none"/>
         </w:rPr>
-        <w:t xml:space="preserve"> ★is passed (노래가 ‘전해지는’ 수동 — reshaped와 병렬)</w:t>
+        <w:t xml:space="preserve"> ★reshapes (주어 each new generation 단수)</w:t>
       </w:r>
     </w:p>
     <w:p>
@@ -4092,7 +4098,7 @@
           <w:sz w:val="15"/>
           <w:u w:val="none"/>
         </w:rPr>
-        <w:t xml:space="preserve"> 정답 ③ — (a) ○ (b) ✕ (c) ○ (d) ✕ (e) ✕</w:t>
+        <w:t xml:space="preserve"> 정답 ② — (A) ✕ (B) ○ (C) ✕ (D) ○</w:t>
       </w:r>
     </w:p>
     <w:p>
@@ -4117,7 +4123,7 @@
           <w:sz w:val="15"/>
           <w:u w:val="none"/>
         </w:rPr>
-        <w:t xml:space="preserve"> 정답 ⑤ — ⓐ lives → live / ⓓ are recurred → recur / ⓕ what → that</w:t>
+        <w:t xml:space="preserve"> 정답 ③</w:t>
       </w:r>
     </w:p>
     <w:p>
@@ -4142,7 +4148,7 @@
           <w:sz w:val="15"/>
           <w:u w:val="none"/>
         </w:rPr>
-        <w:t xml:space="preserve"> 정답 ① — most · predictably · nurture</w:t>
+        <w:t xml:space="preserve"> 정답 ① — fixed · variable</w:t>
       </w:r>
     </w:p>
     <w:p>
@@ -4167,7 +4173,7 @@
           <w:sz w:val="15"/>
           <w:u w:val="none"/>
         </w:rPr>
-        <w:t xml:space="preserve"> 정답 ④</w:t>
+        <w:t xml:space="preserve"> 정답 ①</w:t>
       </w:r>
     </w:p>
     <w:p>
@@ -4192,7 +4198,7 @@
           <w:sz w:val="15"/>
           <w:u w:val="none"/>
         </w:rPr>
-        <w:t xml:space="preserve"> 정답 ⑤</w:t>
+        <w:t xml:space="preserve"> 정답 ②</w:t>
       </w:r>
     </w:p>
     <w:p>
@@ -4217,7 +4223,7 @@
           <w:sz w:val="15"/>
           <w:u w:val="none"/>
         </w:rPr>
-        <w:t xml:space="preserve"> 정답 ①</w:t>
+        <w:t xml:space="preserve"> 정답 ⑤</w:t>
       </w:r>
     </w:p>
     <w:p>
@@ -4242,7 +4248,7 @@
           <w:sz w:val="15"/>
           <w:u w:val="none"/>
         </w:rPr>
-        <w:t xml:space="preserve"> 정답 ③</w:t>
+        <w:t xml:space="preserve"> 정답 ④ — uniform → diverse</w:t>
       </w:r>
     </w:p>
     <w:p>
@@ -4267,7 +4273,7 @@
           <w:sz w:val="15"/>
           <w:u w:val="none"/>
         </w:rPr>
-        <w:t xml:space="preserve"> (1) predictable  (2) genetic  (3) diversity</w:t>
+        <w:t xml:space="preserve"> Impressively social as insect colonies are, it is not our kind of social life.</w:t>
       </w:r>
     </w:p>
     <w:p>
@@ -4292,7 +4298,7 @@
           <w:sz w:val="15"/>
           <w:u w:val="none"/>
         </w:rPr>
-        <w:t xml:space="preserve"> The less tightly programmed genetically we are, the more diverse our social patterns can be.</w:t>
+        <w:t xml:space="preserve"> Q1 (예시) Their patterns repeat predictably because they are fixed by their genes and driven by chemical signals (pheromones). / Q2 (예시) Humans are less rigidly controlled by their genes, so their social patterns are shaped more by upbringing (nurture) and can vary.</w:t>
       </w:r>
     </w:p>
     <w:p>
@@ -4317,7 +4323,7 @@
           <w:sz w:val="15"/>
           <w:u w:val="none"/>
         </w:rPr>
-        <w:t xml:space="preserve"> 정답 ②</w:t>
+        <w:t xml:space="preserve"> 정답 ③</w:t>
       </w:r>
     </w:p>
     <w:p>
@@ -4367,7 +4373,7 @@
           <w:sz w:val="14"/>
           <w:u w:val="none"/>
         </w:rPr>
-        <w:t>(c) [어법 decoy]</w:t>
+        <w:t>(A) [예시 분류 함정]</w:t>
       </w:r>
       <w:r>
         <w:rPr>
@@ -4376,7 +4382,7 @@
           <w:sz w:val="14"/>
           <w:u w:val="none"/>
         </w:rPr>
-        <w:t xml:space="preserve"> 병렬 판단이 어려워 틀렸다고 고르기 쉽다 — ④. </w:t>
+        <w:t xml:space="preserve"> 세 가지 예가 ‘다양하게’ 보이지만 각 종 안에서는 매번 같은(every time) 패턴 — 다양성은 인간 쪽의 특징. </w:t>
       </w:r>
       <w:r>
         <w:rPr>
@@ -4385,7 +4391,7 @@
           <w:sz w:val="14"/>
           <w:u w:val="none"/>
         </w:rPr>
-        <w:t>(e) [not just 함정]</w:t>
+        <w:t>(C) [역전]</w:t>
       </w:r>
       <w:r>
         <w:rPr>
@@ -4394,7 +4400,25 @@
           <w:sz w:val="14"/>
           <w:u w:val="none"/>
         </w:rPr>
-        <w:t xml:space="preserve"> not just nature(본성만은 아닌)를 ‘본성만’으로 뒤집었다.</w:t>
+        <w:t xml:space="preserve"> different를 보고도 ‘single fixed’를 옳다고 보면 ④. </w:t>
+      </w:r>
+      <w:r>
+        <w:rPr>
+          <w:rFonts w:ascii="맑은 고딕" w:hAnsi="맑은 고딕" w:eastAsia="맑은 고딕"/>
+          <w:b/>
+          <w:sz w:val="14"/>
+          <w:u w:val="none"/>
+        </w:rPr>
+        <w:t>(D) [decoy]</w:t>
+      </w:r>
+      <w:r>
+        <w:rPr>
+          <w:rFonts w:ascii="맑은 고딕" w:hAnsi="맑은 고딕" w:eastAsia="맑은 고딕"/>
+          <w:b w:val="0"/>
+          <w:sz w:val="14"/>
+          <w:u w:val="none"/>
+        </w:rPr>
+        <w:t xml:space="preserve"> whose가 사물(insects)에 쓰여 틀려 보이지만 whose는 사람·사물 모두 가능 — 이것을 틀렸다고 보면 ⑤.</w:t>
       </w:r>
     </w:p>
     <w:p>
@@ -4428,7 +4452,7 @@
           <w:sz w:val="14"/>
           <w:u w:val="none"/>
         </w:rPr>
-        <w:t>ⓐ [단수 착각 함정]</w:t>
+        <w:t>③ [가치 판단 추가]</w:t>
       </w:r>
       <w:r>
         <w:rPr>
@@ -4437,7 +4461,7 @@
           <w:sz w:val="14"/>
           <w:u w:val="none"/>
         </w:rPr>
-        <w:t xml:space="preserve"> A wide variety를 단수 주어로 보면 lives를 옳다고 착각 — ③은 이것을 놓친 선지. </w:t>
+        <w:t xml:space="preserve"> 본문은 ‘다르게 들린다(different)’고만 했지 ‘더 아름답다’고 하지 않았다. </w:t>
       </w:r>
       <w:r>
         <w:rPr>
@@ -4446,7 +4470,7 @@
           <w:sz w:val="14"/>
           <w:u w:val="none"/>
         </w:rPr>
-        <w:t>ⓓ</w:t>
+        <w:t>⑤ [한 끗 정답지]</w:t>
       </w:r>
       <w:r>
         <w:rPr>
@@ -4455,7 +4479,25 @@
           <w:sz w:val="14"/>
           <w:u w:val="none"/>
         </w:rPr>
-        <w:t xml:space="preserve"> 패턴이 ‘반복되게 된다’는 우리말에 끌려 수동을 옳다고 판단.</w:t>
+        <w:t xml:space="preserve"> [A]의 in harmony with others와 [B]의 ‘근처 새에게서 배운 노래를 무리가 공유’를 결합한 환언 — 참. </w:t>
+      </w:r>
+      <w:r>
+        <w:rPr>
+          <w:rFonts w:ascii="맑은 고딕" w:hAnsi="맑은 고딕" w:eastAsia="맑은 고딕"/>
+          <w:b/>
+          <w:sz w:val="14"/>
+          <w:u w:val="none"/>
+        </w:rPr>
+        <w:t>④</w:t>
+      </w:r>
+      <w:r>
+        <w:rPr>
+          <w:rFonts w:ascii="맑은 고딕" w:hAnsi="맑은 고딕" w:eastAsia="맑은 고딕"/>
+          <w:b w:val="0"/>
+          <w:sz w:val="14"/>
+          <w:u w:val="none"/>
+        </w:rPr>
+        <w:t xml:space="preserve"> change across generations / each new generation reshapes it — 참.</w:t>
       </w:r>
     </w:p>
     <w:p>
@@ -4489,7 +4531,7 @@
           <w:sz w:val="14"/>
           <w:u w:val="none"/>
         </w:rPr>
-        <w:t>⑤ [한 끗]</w:t>
+        <w:t>④ [한 끗]</w:t>
       </w:r>
       <w:r>
         <w:rPr>
@@ -4498,7 +4540,7 @@
           <w:sz w:val="14"/>
           <w:u w:val="none"/>
         </w:rPr>
-        <w:t xml:space="preserve"> (A)(B)는 맞고 (C)만 nature — 뒤의 not just nature와 같은 말이 반복되어 대비가 사라진다. </w:t>
+        <w:t xml:space="preserve"> shaped는 본문에 있는 단어라 끌리지만 ‘양육에 의해 형성되는’ 것은 인간 쪽이고, (B) stable은 keep changing과 반대. </w:t>
       </w:r>
       <w:r>
         <w:rPr>
@@ -4507,7 +4549,7 @@
           <w:sz w:val="14"/>
           <w:u w:val="none"/>
         </w:rPr>
-        <w:t>③</w:t>
+        <w:t>② [방향 역전]</w:t>
       </w:r>
       <w:r>
         <w:rPr>
@@ -4516,7 +4558,25 @@
           <w:sz w:val="14"/>
           <w:u w:val="none"/>
         </w:rPr>
-        <w:t xml:space="preserve"> randomly면 tightly programmed와 충돌.</w:t>
+        <w:t xml:space="preserve"> loosened(느슨해진)는 곤충이 아니라 인간의 특징. </w:t>
+      </w:r>
+      <w:r>
+        <w:rPr>
+          <w:rFonts w:ascii="맑은 고딕" w:hAnsi="맑은 고딕" w:eastAsia="맑은 고딕"/>
+          <w:b/>
+          <w:sz w:val="14"/>
+          <w:u w:val="none"/>
+        </w:rPr>
+        <w:t>③</w:t>
+      </w:r>
+      <w:r>
+        <w:rPr>
+          <w:rFonts w:ascii="맑은 고딕" w:hAnsi="맑은 고딕" w:eastAsia="맑은 고딕"/>
+          <w:b w:val="0"/>
+          <w:sz w:val="14"/>
+          <w:u w:val="none"/>
+        </w:rPr>
+        <w:t xml:space="preserve"> identical은 slightly different와 충돌.</w:t>
       </w:r>
     </w:p>
     <w:p>
@@ -4550,7 +4610,7 @@
           <w:sz w:val="14"/>
           <w:u w:val="none"/>
         </w:rPr>
-        <w:t>④ [부정 반전]</w:t>
+        <w:t>② [직역 함정]</w:t>
       </w:r>
       <w:r>
         <w:rPr>
@@ -4559,7 +4619,7 @@
           <w:sz w:val="14"/>
           <w:u w:val="none"/>
         </w:rPr>
-        <w:t xml:space="preserve"> change를 ‘변하지 않는다’로 뒤집었다. </w:t>
+        <w:t xml:space="preserve"> dance를 실제 춤으로 읽은 오답. </w:t>
       </w:r>
       <w:r>
         <w:rPr>
@@ -4568,7 +4628,7 @@
           <w:sz w:val="14"/>
           <w:u w:val="none"/>
         </w:rPr>
-        <w:t>③</w:t>
+        <w:t>③ [단위 교체]</w:t>
       </w:r>
       <w:r>
         <w:rPr>
@@ -4577,7 +4637,25 @@
           <w:sz w:val="14"/>
           <w:u w:val="none"/>
         </w:rPr>
-        <w:t xml:space="preserve"> pheromonally → 페로몬의 환언 — 참.</w:t>
+        <w:t xml:space="preserve"> 본문의 단위는 group(집단)이지 individual이 아니다. </w:t>
+      </w:r>
+      <w:r>
+        <w:rPr>
+          <w:rFonts w:ascii="맑은 고딕" w:hAnsi="맑은 고딕" w:eastAsia="맑은 고딕"/>
+          <w:b/>
+          <w:sz w:val="14"/>
+          <w:u w:val="none"/>
+        </w:rPr>
+        <w:t>⑤ [주체 교체]</w:t>
+      </w:r>
+      <w:r>
+        <w:rPr>
+          <w:rFonts w:ascii="맑은 고딕" w:hAnsi="맑은 고딕" w:eastAsia="맑은 고딕"/>
+          <w:b w:val="0"/>
+          <w:sz w:val="14"/>
+          <w:u w:val="none"/>
+        </w:rPr>
+        <w:t xml:space="preserve"> 세대에 걸쳐 바뀌는 것은 곤충이 아니라 인간의 패턴.</w:t>
       </w:r>
     </w:p>
     <w:p>
@@ -4611,7 +4689,7 @@
           <w:sz w:val="14"/>
           <w:u w:val="none"/>
         </w:rPr>
-        <w:t>② [역할 반전]</w:t>
+        <w:t>② [시간 역전]</w:t>
       </w:r>
       <w:r>
         <w:rPr>
@@ -4620,7 +4698,7 @@
           <w:sz w:val="14"/>
           <w:u w:val="none"/>
         </w:rPr>
-        <w:t xml:space="preserve"> raised far from other cuckoos(다른 뻐꾸기와 떨어져 자라도) — ‘배움’이 아님을 보여 주는 장치. </w:t>
+        <w:t xml:space="preserve"> reworked ↔ stay the same. </w:t>
       </w:r>
       <w:r>
         <w:rPr>
@@ -4629,7 +4707,7 @@
           <w:sz w:val="14"/>
           <w:u w:val="none"/>
         </w:rPr>
-        <w:t>①</w:t>
+        <w:t>⑤ [한 끗 정답지]</w:t>
       </w:r>
       <w:r>
         <w:rPr>
@@ -4638,7 +4716,25 @@
           <w:sz w:val="14"/>
           <w:u w:val="none"/>
         </w:rPr>
-        <w:t xml:space="preserve"> put humanity to shame을 ‘더 우월하다’로 확대 해석.</w:t>
+        <w:t xml:space="preserve"> nurture를 learned patterns로, in step with를 in harmony with로 환언 — 참. </w:t>
+      </w:r>
+      <w:r>
+        <w:rPr>
+          <w:rFonts w:ascii="맑은 고딕" w:hAnsi="맑은 고딕" w:eastAsia="맑은 고딕"/>
+          <w:b/>
+          <w:sz w:val="14"/>
+          <w:u w:val="none"/>
+        </w:rPr>
+        <w:t>①</w:t>
+      </w:r>
+      <w:r>
+        <w:rPr>
+          <w:rFonts w:ascii="맑은 고딕" w:hAnsi="맑은 고딕" w:eastAsia="맑은 고딕"/>
+          <w:b w:val="0"/>
+          <w:sz w:val="14"/>
+          <w:u w:val="none"/>
+        </w:rPr>
+        <w:t xml:space="preserve"> leave humanity far behind on many measures — 참.</w:t>
       </w:r>
     </w:p>
     <w:p>
@@ -4672,7 +4768,7 @@
           <w:sz w:val="14"/>
           <w:u w:val="none"/>
         </w:rPr>
-        <w:t>② [소재 과대]</w:t>
+        <w:t>⑤ [수치 함정]</w:t>
       </w:r>
       <w:r>
         <w:rPr>
@@ -4681,7 +4777,7 @@
           <w:sz w:val="14"/>
           <w:u w:val="none"/>
         </w:rPr>
-        <w:t xml:space="preserve"> hexagonal hives 등 예시만 확대. </w:t>
+        <w:t xml:space="preserve"> Huge numbers of related individuals를 보고 수가 나왔다고 착각하기 쉽다. </w:t>
       </w:r>
       <w:r>
         <w:rPr>
@@ -4690,7 +4786,7 @@
           <w:sz w:val="14"/>
           <w:u w:val="none"/>
         </w:rPr>
-        <w:t>④ [대상 바꿔치기]</w:t>
+        <w:t>④ [한 끗]</w:t>
       </w:r>
       <w:r>
         <w:rPr>
@@ -4699,25 +4795,7 @@
           <w:sz w:val="14"/>
           <w:u w:val="none"/>
         </w:rPr>
-        <w:t xml:space="preserve"> 페로몬은 ‘곤충’의 이야기. </w:t>
-      </w:r>
-      <w:r>
-        <w:rPr>
-          <w:rFonts w:ascii="맑은 고딕" w:hAnsi="맑은 고딕" w:eastAsia="맑은 고딕"/>
-          <w:b/>
-          <w:sz w:val="14"/>
-          <w:u w:val="none"/>
-        </w:rPr>
-        <w:t>⑤</w:t>
-      </w:r>
-      <w:r>
-        <w:rPr>
-          <w:rFonts w:ascii="맑은 고딕" w:hAnsi="맑은 고딕" w:eastAsia="맑은 고딕"/>
-          <w:b w:val="0"/>
-          <w:sz w:val="14"/>
-          <w:u w:val="none"/>
-        </w:rPr>
-        <w:t xml:space="preserve"> not just nature와 정반대.</w:t>
+        <w:t xml:space="preserve"> 질문이 추상적이라 답이 없어 보이지만 being less rigidly set by our genes가 그대로 답이다.</w:t>
       </w:r>
     </w:p>
     <w:p>
@@ -4751,7 +4829,7 @@
           <w:sz w:val="14"/>
           <w:u w:val="none"/>
         </w:rPr>
-        <w:t>③ [대상 바꿔치기]</w:t>
+        <w:t>① [관용어 함정]</w:t>
       </w:r>
       <w:r>
         <w:rPr>
@@ -4760,7 +4838,25 @@
           <w:sz w:val="14"/>
           <w:u w:val="none"/>
         </w:rPr>
-        <w:t xml:space="preserve"> 인간의 특징(세대 간 변화)을 곤충에 적용했다.</w:t>
+        <w:t xml:space="preserve"> shame을 ‘수치’로만 알면 어색해 보이지만 put A to shame = A를 무색하게 하다. </w:t>
+      </w:r>
+      <w:r>
+        <w:rPr>
+          <w:rFonts w:ascii="맑은 고딕" w:hAnsi="맑은 고딕" w:eastAsia="맑은 고딕"/>
+          <w:b/>
+          <w:sz w:val="14"/>
+          <w:u w:val="none"/>
+        </w:rPr>
+        <w:t>⑤ [한 끗]</w:t>
+      </w:r>
+      <w:r>
+        <w:rPr>
+          <w:rFonts w:ascii="맑은 고딕" w:hAnsi="맑은 고딕" w:eastAsia="맑은 고딕"/>
+          <w:b w:val="0"/>
+          <w:sz w:val="14"/>
+          <w:u w:val="none"/>
+        </w:rPr>
+        <w:t xml:space="preserve"> nurture/nature를 혼동하면 틀렸다고 볼 수 있으나 ‘not just nature’와 대비되는 nurture가 맞다.</w:t>
       </w:r>
     </w:p>
     <w:p>
@@ -4785,7 +4881,43 @@
           <w:sz w:val="14"/>
           <w:u w:val="none"/>
         </w:rPr>
-        <w:t xml:space="preserve"> (1) predictably ✕ — be 뒤 보어. (2) genetically ✕ — 명사 수식. (3) diverse ✕ — 동사 shows의 목적어 명사. [채점] 각 1점.</w:t>
+        <w:t xml:space="preserve"> </w:t>
+      </w:r>
+      <w:r>
+        <w:rPr>
+          <w:rFonts w:ascii="맑은 고딕" w:hAnsi="맑은 고딕" w:eastAsia="맑은 고딕"/>
+          <w:b/>
+          <w:sz w:val="14"/>
+          <w:u w:val="none"/>
+        </w:rPr>
+        <w:t>As insect colonies are impressively social</w:t>
+      </w:r>
+      <w:r>
+        <w:rPr>
+          <w:rFonts w:ascii="맑은 고딕" w:hAnsi="맑은 고딕" w:eastAsia="맑은 고딕"/>
+          <w:b w:val="0"/>
+          <w:sz w:val="14"/>
+          <w:u w:val="none"/>
+        </w:rPr>
+        <w:t xml:space="preserve"> ✕ — 이 어순은 ‘~이므로/~대로’로 읽히며 조건 3(형용사가 as 앞) 위반. </w:t>
+      </w:r>
+      <w:r>
+        <w:rPr>
+          <w:rFonts w:ascii="맑은 고딕" w:hAnsi="맑은 고딕" w:eastAsia="맑은 고딕"/>
+          <w:b/>
+          <w:sz w:val="14"/>
+          <w:u w:val="none"/>
+        </w:rPr>
+        <w:t>Impressively social as are insect colonies</w:t>
+      </w:r>
+      <w:r>
+        <w:rPr>
+          <w:rFonts w:ascii="맑은 고딕" w:hAnsi="맑은 고딕" w:eastAsia="맑은 고딕"/>
+          <w:b w:val="0"/>
+          <w:sz w:val="14"/>
+          <w:u w:val="none"/>
+        </w:rPr>
+        <w:t xml:space="preserve"> ✕ — 양보 as 구문에서는 주어+동사 순서. [채점] 양보 도치(형용사 + as + S + V) 1.5 / 주절 어순·보기 전부 사용 1 / 철자·단어 수 0.5.</w:t>
       </w:r>
     </w:p>
     <w:p>
@@ -4819,7 +4951,7 @@
           <w:sz w:val="14"/>
           <w:u w:val="none"/>
         </w:rPr>
-        <w:t>the more our social patterns can be diverse</w:t>
+        <w:t>단어 나열·불완전 문장</w:t>
       </w:r>
       <w:r>
         <w:rPr>
@@ -4828,7 +4960,7 @@
           <w:sz w:val="14"/>
           <w:u w:val="none"/>
         </w:rPr>
-        <w:t xml:space="preserve"> ✕ — 비교급 보어(more diverse)는 the 바로 뒤에 붙여 앞으로. </w:t>
+        <w:t xml:space="preserve"> → 언어 0.5 감점. </w:t>
       </w:r>
       <w:r>
         <w:rPr>
@@ -4837,7 +4969,7 @@
           <w:sz w:val="14"/>
           <w:u w:val="none"/>
         </w:rPr>
-        <w:t>we are less tightly …</w:t>
+        <w:t>본문 문장을 그대로 복사</w:t>
       </w:r>
       <w:r>
         <w:rPr>
@@ -4846,7 +4978,25 @@
           <w:sz w:val="14"/>
           <w:u w:val="none"/>
         </w:rPr>
-        <w:t xml:space="preserve"> ✕ — 비교급이 문두로 가야 한다. [채점] 구문 1.5 / 어순 1 / 단어 수·철자 0.5.</w:t>
+        <w:t xml:space="preserve">(they are fixed by genes and driven by chemical signals) → 조건 위반으로 내용 0.5 감점. </w:t>
+      </w:r>
+      <w:r>
+        <w:rPr>
+          <w:rFonts w:ascii="맑은 고딕" w:hAnsi="맑은 고딕" w:eastAsia="맑은 고딕"/>
+          <w:b/>
+          <w:sz w:val="14"/>
+          <w:u w:val="none"/>
+        </w:rPr>
+        <w:t>Q2에 ‘because humans are more social’</w:t>
+      </w:r>
+      <w:r>
+        <w:rPr>
+          <w:rFonts w:ascii="맑은 고딕" w:hAnsi="맑은 고딕" w:eastAsia="맑은 고딕"/>
+          <w:b w:val="0"/>
+          <w:sz w:val="14"/>
+          <w:u w:val="none"/>
+        </w:rPr>
+        <w:t xml:space="preserve"> ✕ — 본문은 인간이 ‘더 사회적’이라고 하지 않았다(오히려 not the most social). [채점] 각 문항 내용 1 + 언어 0.5.</w:t>
       </w:r>
     </w:p>
     <w:p>
@@ -4880,7 +5030,7 @@
           <w:sz w:val="14"/>
           <w:u w:val="none"/>
         </w:rPr>
-        <w:t>④ [한 끗]</w:t>
+        <w:t>② [한 끗]</w:t>
       </w:r>
       <w:r>
         <w:rPr>
@@ -4889,7 +5039,25 @@
           <w:sz w:val="14"/>
           <w:u w:val="none"/>
         </w:rPr>
-        <w:t xml:space="preserve"> We humans 앞에 두면 ‘우리 방식이 아니다’가 이미 패턴 설명이 끝난 뒤라 전환 기능이 늦다.</w:t>
+        <w:t xml:space="preserve"> 사회성 칭찬이 한 문장만 끝난 자리 — 뒤의 ‘조화롭게 함께 산다’가 여전히 칭찬이므로 전환이 너무 이르다. </w:t>
+      </w:r>
+      <w:r>
+        <w:rPr>
+          <w:rFonts w:ascii="맑은 고딕" w:hAnsi="맑은 고딕" w:eastAsia="맑은 고딕"/>
+          <w:b/>
+          <w:sz w:val="14"/>
+          <w:u w:val="none"/>
+        </w:rPr>
+        <w:t>④ [한 끗]</w:t>
+      </w:r>
+      <w:r>
+        <w:rPr>
+          <w:rFonts w:ascii="맑은 고딕" w:hAnsi="맑은 고딕" w:eastAsia="맑은 고딕"/>
+          <w:b w:val="0"/>
+          <w:sz w:val="14"/>
+          <w:u w:val="none"/>
+        </w:rPr>
+        <w:t xml:space="preserve"> 고정 패턴의 예가 이미 나온 뒤라 ‘우리와 다른 종류’라는 전환이 늦고, These patterns가 받을 문장과 떨어진다.</w:t>
       </w:r>
     </w:p>
     <w:p>
@@ -4914,7 +5082,7 @@
           <w:sz w:val="14"/>
           <w:u w:val="none"/>
         </w:rPr>
-        <w:t xml:space="preserve"> 인간은 가장 사회적인 동물이 아니다. 개미, 벌, 흰개미는 사회성의 여러 척도에서 인류를 무색하게 한다. 매우 다양한 친족이 완벽하게 조화로운 행동으로 함께 살며 새끼를 집단적으로 돌본다. 그러나 곤충 군집이 인상적일 만큼 사회적인 곳이기는 해도, 그것은 우리와 같은 종류의 사회적 삶이 아니다. 벌은 언제나 육각형의 벌집을 짓고, 개미는 줄지어 행진하며, 흰개미는 지그재그 대형으로 이동한다. 이 패턴들은 유전적으로 빈틈없이 프로그램되어 있고 페로몬에 의해 추진되기 때문에 예측 가능하게 반복된다. 우리 인간은 더 자유롭고 유전적으로 덜 빈틈없이 프로그램되어 있어서, 우리의 사회적 패턴은 더 다양하고 역동적일 수 있다. 모든 집단은 조금씩 다른 춤을 추며, 이러한 안무는 세대에 걸쳐 변한다. 우리는 여전히 주변의 다른 사람들과 조화를 이루는 방식으로 생각하고 행동하지만, 그것은 천성만이 아니라 양육에 의해 더 많이 형성되는 패턴을 통해서이다.</w:t>
+        <w:t xml:space="preserve"> ['인간은 가장 사회적인 동물이 아니다.', '개미, 벌, 흰개미는 사회성의 여러 척도에서 인류를 무색하게 한다.', '매우 다양한 친족이 완벽하게 조화로운 행동으로 함께 살며 새끼를 집단적으로 돌본다.', '그러나 곤충 군집이 인상적일 만큼 사회적인 곳이기는 해도, 그것은 우리와 같은 종류의 사회적 삶이 아니다.', '벌은 언제나 육각형의 벌집을 짓고, 개미는 줄지어 행진하며, 흰개미는 지그재그 대형으로 이동한다.', '이 패턴들은 유전적으로 빈틈없이 프로그램되어 있고 페로몬에 의해 추진되기 때문에 예측 가능하게 반복된다.', '우리 인간은 더 자유롭고 유전적으로 덜 빈틈없이 프로그램되어 있어서, 우리의 사회적 패턴은 더 다양하고 역동적일 수 있다.', '모든 집단은 조금씩 다른 춤을 추며, 이러한 안무는 세대에 걸쳐 변한다.', '우리는 여전히 주변의 다른 사람들과 조화를 이루는 방식으로 생각하고 행동하지만, 그것은 천성만이 아니라 양육에 의해 더 많이 형성되는 패턴을 통해서이다.']</w:t>
       </w:r>
     </w:p>
     <w:p>
@@ -4939,7 +5107,7 @@
           <w:sz w:val="14"/>
           <w:u w:val="none"/>
         </w:rPr>
-        <w:t xml:space="preserve"> 새의 노래는 또 다른 예를 보여 준다. 어떤 새들은 사는 곳마다 같은 노래를 부르는데, 곡조가 유전자에 새겨져 있기 때문이다. 많은 명금류처럼 다른 새들은 근처의 나이 든 새에게서 노래를 배우므로, 골짜기 몇 개만 떨어져 사는 무리들도 눈에 띄게 다르게 들릴 수 있다. 이런 학습자들에게 노래는 전해 내려오며 새로운 세대마다 천천히 다시 다듬어진다.</w:t>
+        <w:t xml:space="preserve"> ['새의 노래는 비슷한 예를 보여 준다.', '어떤 종은 사는 곳이 어디든 정확히 같은 노래를 부르는데, 곡조가 유전자에 새겨져 있기 때문이다.', '많은 명금류처럼 다른 새들은 근처의 나이 든 새에게서 노래를 배우므로, 골짜기 몇 개만 떨어진 무리들도 눈에 띄게 다르게 들릴 수 있다.', '이런 학습자들에게 노래는 전해 내려오며, 새로운 세대마다 그것을 조금씩 다시 다듬는다.']</w:t>
       </w:r>
     </w:p>
     <w:sectPr>

--- a/shinmok1/pack/2510/H1MOGO25-10_38_SET.docx
+++ b/shinmok1/pack/2510/H1MOGO25-10_38_SET.docx
@@ -1014,7 +1014,7 @@
           <w:sz w:val="16"/>
           <w:u w:val="none"/>
         </w:rPr>
-        <w:t xml:space="preserve">  주어진 말을 모두 사용 · 필요한 단어 1개만 어형 변형</w:t>
+        <w:t xml:space="preserve">  주어진 말을 모두 사용 · 어형 변형 3곳 · 조건의 단어 수·구문을 지킬 것</w:t>
       </w:r>
     </w:p>
     <w:p>
@@ -1041,6 +1041,8 @@
           <w:u w:val="none"/>
         </w:rPr>
         <w:t>이 패턴들은 유전적으로 빈틈없이 프로그램되어 있고 페로몬에 의해 추진되기 때문에 예측 가능하게 반복된다.</w:t>
+        <w:br/>
+        <w:t>&lt;조건&gt; 구문: 수동태 병렬(are programmed … and propelled …) · 총 13단어</w:t>
       </w:r>
     </w:p>
     <w:p>
@@ -1057,7 +1059,7 @@
           <w:sz w:val="17"/>
           <w:u w:val="none"/>
         </w:rPr>
-        <w:t>recur / genetically / predictably / these patterns / because / they / tightly / are / program / propelled / pheromonally / and</w:t>
+        <w:t>recur / these patterns / predictable / because / they / tight / are / program / propelled / pheromonally / and / genetically</w:t>
       </w:r>
     </w:p>
     <w:p>
@@ -2610,7 +2612,25 @@
           <w:sz w:val="17"/>
           <w:u w:val="none"/>
         </w:rPr>
-        <w:t xml:space="preserve"> 다음 글의 밑줄 친 문장과 같은 뜻이 되도록 &lt;보기&gt;의 표현을 모두 사용하여 &lt;조건&gt;에 맞게 영작하시오. [3점] [3.0점]</w:t>
+        <w:t xml:space="preserve"> 다음 글의 요약문이 되도록 빈칸에 &lt;보기&gt;의 표현을 </w:t>
+      </w:r>
+      <w:r>
+        <w:rPr>
+          <w:rFonts w:ascii="맑은 고딕" w:hAnsi="맑은 고딕" w:eastAsia="맑은 고딕"/>
+          <w:b w:val="0"/>
+          <w:sz w:val="17"/>
+          <w:u w:val="single"/>
+        </w:rPr>
+        <w:t>모두</w:t>
+      </w:r>
+      <w:r>
+        <w:rPr>
+          <w:rFonts w:ascii="맑은 고딕" w:hAnsi="맑은 고딕" w:eastAsia="맑은 고딕"/>
+          <w:b w:val="0"/>
+          <w:sz w:val="17"/>
+          <w:u w:val="none"/>
+        </w:rPr>
+        <w:t xml:space="preserve"> 배열하여 문장을 완성하시오. (필요하면 어형을 바꿀 것) [3점] [3.0점]</w:t>
       </w:r>
     </w:p>
     <w:p>
@@ -2633,25 +2653,30 @@
           <w:sz w:val="17"/>
           <w:u w:val="none"/>
         </w:rPr>
-        <w:t xml:space="preserve">A wide variety of relatives live together with perfectly harmonious behavior and collectively care for their young. </w:t>
-      </w:r>
+        <w:t>Humans are not the most social of animals. On many measures of social life, ants, bees, and termites leave humanity far behind. Huge numbers of related individuals share a home, behave in perfect harmony, and raise their young as a group. Yet however impressive an insect colony is as a social place, it is not social life as we know it. Bees build hexagonal combs every time, ants travel in lines, and termites move in zigzag patterns. Such patterns repeat in predictable ways because they are fixed by genes and driven by chemical signals. We humans, being less rigidly set by our genes, are freer, so our ways of living together can take many forms and keep changing. Each group performs its own slightly different dance, and those dances are reworked from one generation to the next. We still think and act in step with the people around us, but we do so through patterns shaped more by upbringing than by nature alone.</w:t>
+      </w:r>
+    </w:p>
+    <w:p>
+      <w:pPr>
+        <w:spacing w:before="0" w:after="60" w:line="288" w:lineRule="auto"/>
+        <w:ind w:left="40"/>
+        <w:snapToGrid w:val="0"/>
+        <w:pBdr>
+          <w:top w:val="single" w:sz="4" w:space="2" w:color="C99B4E"/>
+          <w:left w:val="single" w:sz="4" w:space="2" w:color="C99B4E"/>
+          <w:bottom w:val="single" w:sz="4" w:space="2" w:color="C99B4E"/>
+          <w:right w:val="single" w:sz="4" w:space="2" w:color="C99B4E"/>
+        </w:pBdr>
+        <w:shd w:val="clear" w:color="auto" w:fill="FFF8E1"/>
+      </w:pPr>
       <w:r>
         <w:rPr>
           <w:rFonts w:ascii="맑은 고딕" w:hAnsi="맑은 고딕" w:eastAsia="맑은 고딕"/>
           <w:b w:val="0"/>
           <w:sz w:val="17"/>
-          <w:u w:val="single"/>
-        </w:rPr>
-        <w:t>But while insect colonies are impressively social places, it’s not our kind of social life.</w:t>
-      </w:r>
-      <w:r>
-        <w:rPr>
-          <w:rFonts w:ascii="맑은 고딕" w:hAnsi="맑은 고딕" w:eastAsia="맑은 고딕"/>
-          <w:b w:val="0"/>
-          <w:sz w:val="17"/>
-          <w:u w:val="none"/>
-        </w:rPr>
-        <w:t xml:space="preserve"> Bees always build hexagonal hives, ants march in lines, and termites move in zigzag formations.</w:t>
+          <w:u w:val="none"/>
+        </w:rPr>
+        <w:t>By many measures insects are more social than humans, but their behaviour is fixed by genes and pheromones, whereas human social patterns ________________________________________ because they are shaped largely by nurture rather than nature alone.</w:t>
       </w:r>
     </w:p>
     <w:p>
@@ -2683,7 +2708,7 @@
           <w:sz w:val="17"/>
           <w:u w:val="none"/>
         </w:rPr>
-        <w:t xml:space="preserve"> impressively social / as / insect colonies / are / it / is / not / our kind of social life</w:t>
+        <w:t xml:space="preserve"> generation / change / vary / across / more widely / and</w:t>
       </w:r>
     </w:p>
     <w:p>
@@ -2729,7 +2754,7 @@
           <w:sz w:val="17"/>
           <w:u w:val="none"/>
         </w:rPr>
-        <w:t>1. Use ALL the expressions in the box, each only once.</w:t>
+        <w:t>1. &lt;보기&gt;의 표현을 모두 한 번씩 사용할 것 (다른 단어 추가 금지)</w:t>
       </w:r>
     </w:p>
     <w:p>
@@ -2752,7 +2777,7 @@
           <w:sz w:val="17"/>
           <w:u w:val="none"/>
         </w:rPr>
-        <w:t>2. Do NOT change the form of any word, and do NOT add any other words (do not use ‘while’, ‘but’, or ‘places’).</w:t>
+        <w:t>2. 필요한 경우 명사의 형태를 바꿀 것(1곳)</w:t>
       </w:r>
     </w:p>
     <w:p>
@@ -2775,7 +2800,7 @@
           <w:sz w:val="17"/>
           <w:u w:val="none"/>
         </w:rPr>
-        <w:t>3. Begin with ‘Impressively social as’ so that the first clause expresses concession (양보) with the adjective placed before ‘as’.</w:t>
+        <w:t>3. 두 동사를 and로 병렬하고, 비교 부사구(more widely)는 첫 번째 동사 바로 뒤에 둘 것</w:t>
       </w:r>
     </w:p>
     <w:p>
@@ -2798,7 +2823,7 @@
           <w:sz w:val="17"/>
           <w:u w:val="none"/>
         </w:rPr>
-        <w:t>4. Write 14 words in total.</w:t>
+        <w:t>4. 빈칸에 들어갈 말은 총 7단어</w:t>
       </w:r>
     </w:p>
     <w:p>
@@ -2836,7 +2861,7 @@
           <w:sz w:val="17"/>
           <w:u w:val="none"/>
         </w:rPr>
-        <w:t>⇒ Impressively social as ________________________________________________________ .</w:t>
+        <w:t>⇒ whereas human social patterns ________________________________________ because …</w:t>
       </w:r>
     </w:p>
     <w:p>
@@ -3857,7 +3882,7 @@
           <w:sz w:val="15"/>
           <w:u w:val="none"/>
         </w:rPr>
-        <w:t xml:space="preserve"> These patterns recur predictably because they are tightly programmed genetically and propelled pheromonally. (program→programmed)</w:t>
+        <w:t xml:space="preserve"> These patterns recur predictably because they are tightly programmed genetically and propelled pheromonally. (predictable→predictably · tight→tightly · program→programmed / 13단어 / 수동태 병렬)</w:t>
       </w:r>
     </w:p>
     <w:p>
@@ -4273,7 +4298,7 @@
           <w:sz w:val="15"/>
           <w:u w:val="none"/>
         </w:rPr>
-        <w:t xml:space="preserve"> Impressively social as insect colonies are, it is not our kind of social life.</w:t>
+        <w:t xml:space="preserve"> vary more widely and change across generations</w:t>
       </w:r>
     </w:p>
     <w:p>
@@ -4890,7 +4915,7 @@
           <w:sz w:val="14"/>
           <w:u w:val="none"/>
         </w:rPr>
-        <w:t>As insect colonies are impressively social</w:t>
+        <w:t>vary and change more widely across generations</w:t>
       </w:r>
       <w:r>
         <w:rPr>
@@ -4899,7 +4924,7 @@
           <w:sz w:val="14"/>
           <w:u w:val="none"/>
         </w:rPr>
-        <w:t xml:space="preserve"> ✕ — 이 어순은 ‘~이므로/~대로’로 읽히며 조건 3(형용사가 as 앞) 위반. </w:t>
+        <w:t xml:space="preserve"> ✕ — 조건 3(부사구는 첫 동사 뒤) 위반, more widely가 change를 꾸며 뜻이 달라짐. </w:t>
       </w:r>
       <w:r>
         <w:rPr>
@@ -4908,7 +4933,7 @@
           <w:sz w:val="14"/>
           <w:u w:val="none"/>
         </w:rPr>
-        <w:t>Impressively social as are insect colonies</w:t>
+        <w:t>change across generation</w:t>
       </w:r>
       <w:r>
         <w:rPr>
@@ -4917,7 +4942,25 @@
           <w:sz w:val="14"/>
           <w:u w:val="none"/>
         </w:rPr>
-        <w:t xml:space="preserve"> ✕ — 양보 as 구문에서는 주어+동사 순서. [채점] 양보 도치(형용사 + as + S + V) 1.5 / 주절 어순·보기 전부 사용 1 / 철자·단어 수 0.5.</w:t>
+        <w:t xml:space="preserve"> ✕ — 복수. </w:t>
+      </w:r>
+      <w:r>
+        <w:rPr>
+          <w:rFonts w:ascii="맑은 고딕" w:hAnsi="맑은 고딕" w:eastAsia="맑은 고딕"/>
+          <w:b/>
+          <w:sz w:val="14"/>
+          <w:u w:val="none"/>
+        </w:rPr>
+        <w:t>vary more widely and change across the generations</w:t>
+      </w:r>
+      <w:r>
+        <w:rPr>
+          <w:rFonts w:ascii="맑은 고딕" w:hAnsi="맑은 고딕" w:eastAsia="맑은 고딕"/>
+          <w:b w:val="0"/>
+          <w:sz w:val="14"/>
+          <w:u w:val="none"/>
+        </w:rPr>
+        <w:t xml:space="preserve"> ✕ — 보기 밖 단어(the) 추가. [채점] 어순·보기 전부 1.5 / 어형(generations) 1 / 철자·단어 수 0.5.</w:t>
       </w:r>
     </w:p>
     <w:p>
